--- a/fuentes/722109_CF06_DU.docx
+++ b/fuentes/722109_CF06_DU.docx
@@ -1,6 +1,6 @@
 
 <file path=word/document.xml><?xml version="1.0" encoding="utf-8"?>
-<w:document xmlns:wpc="http://schemas.microsoft.com/office/word/2010/wordprocessingCanvas" xmlns:cx="http://schemas.microsoft.com/office/drawing/2014/chartex" xmlns:cx1="http://schemas.microsoft.com/office/drawing/2015/9/8/chartex" xmlns:cx2="http://schemas.microsoft.com/office/drawing/2015/10/21/chartex" xmlns:cx3="http://schemas.microsoft.com/office/drawing/2016/5/9/chartex" xmlns:cx4="http://schemas.microsoft.com/office/drawing/2016/5/10/chartex" xmlns:cx5="http://schemas.microsoft.com/office/drawing/2016/5/11/chartex" xmlns:cx6="http://schemas.microsoft.com/office/drawing/2016/5/12/chartex" xmlns:cx7="http://schemas.microsoft.com/office/drawing/2016/5/13/chartex" xmlns:cx8="http://schemas.microsoft.com/office/drawing/2016/5/14/chartex" xmlns:mc="http://schemas.openxmlformats.org/markup-compatibility/2006" xmlns:aink="http://schemas.microsoft.com/office/drawing/2016/ink" xmlns:am3d="http://schemas.microsoft.com/office/drawing/2017/model3d" xmlns:o="urn:schemas-microsoft-com:office:office" xmlns:oel="http://schemas.microsoft.com/office/2019/extlst" xmlns:r="http://schemas.openxmlformats.org/officeDocument/2006/relationships" xmlns:m="http://schemas.openxmlformats.org/officeDocument/2006/math" xmlns:v="urn:schemas-microsoft-com:vml" xmlns:wp14="http://schemas.microsoft.com/office/word/2010/wordprocessingDrawing" xmlns:wp="http://schemas.openxmlformats.org/drawingml/2006/wordprocessingDrawing" xmlns:w10="urn:schemas-microsoft-com:office:word" xmlns:w="http://schemas.openxmlformats.org/wordprocessingml/2006/main" xmlns:w14="http://schemas.microsoft.com/office/word/2010/wordml" xmlns:w15="http://schemas.microsoft.com/office/word/2012/wordml" xmlns:w16cex="http://schemas.microsoft.com/office/word/2018/wordml/cex" xmlns:w16cid="http://schemas.microsoft.com/office/word/2016/wordml/cid" xmlns:w16="http://schemas.microsoft.com/office/word/2018/wordml" xmlns:w16du="http://schemas.microsoft.com/office/word/2023/wordml/word16du" xmlns:w16sdtdh="http://schemas.microsoft.com/office/word/2020/wordml/sdtdatahash" xmlns:w16sdtfl="http://schemas.microsoft.com/office/word/2024/wordml/sdtformatlock" xmlns:w16se="http://schemas.microsoft.com/office/word/2015/wordml/symex" xmlns:wpg="http://schemas.microsoft.com/office/word/2010/wordprocessingGroup" xmlns:wpi="http://schemas.microsoft.com/office/word/2010/wordprocessingInk" xmlns:wne="http://schemas.microsoft.com/office/word/2006/wordml" xmlns:wps="http://schemas.microsoft.com/office/word/2010/wordprocessingShape" mc:Ignorable="w14 w15 w16se w16cid w16 w16cex w16sdtdh w16sdtfl w16du wp14">
+<w:document xmlns:wpc="http://schemas.microsoft.com/office/word/2010/wordprocessingCanvas" xmlns:cx="http://schemas.microsoft.com/office/drawing/2014/chartex" xmlns:cx1="http://schemas.microsoft.com/office/drawing/2015/9/8/chartex" xmlns:cx2="http://schemas.microsoft.com/office/drawing/2015/10/21/chartex" xmlns:cx3="http://schemas.microsoft.com/office/drawing/2016/5/9/chartex" xmlns:cx4="http://schemas.microsoft.com/office/drawing/2016/5/10/chartex" xmlns:cx5="http://schemas.microsoft.com/office/drawing/2016/5/11/chartex" xmlns:cx6="http://schemas.microsoft.com/office/drawing/2016/5/12/chartex" xmlns:cx7="http://schemas.microsoft.com/office/drawing/2016/5/13/chartex" xmlns:cx8="http://schemas.microsoft.com/office/drawing/2016/5/14/chartex" xmlns:mc="http://schemas.openxmlformats.org/markup-compatibility/2006" xmlns:aink="http://schemas.microsoft.com/office/drawing/2016/ink" xmlns:am3d="http://schemas.microsoft.com/office/drawing/2017/model3d" xmlns:o="urn:schemas-microsoft-com:office:office" xmlns:oel="http://schemas.microsoft.com/office/2019/extlst" xmlns:r="http://schemas.openxmlformats.org/officeDocument/2006/relationships" xmlns:m="http://schemas.openxmlformats.org/officeDocument/2006/math" xmlns:v="urn:schemas-microsoft-com:vml" xmlns:wp14="http://schemas.microsoft.com/office/word/2010/wordprocessingDrawing" xmlns:wp="http://schemas.openxmlformats.org/drawingml/2006/wordprocessingDrawing" xmlns:w10="urn:schemas-microsoft-com:office:word" xmlns:w="http://schemas.openxmlformats.org/wordprocessingml/2006/main" xmlns:w14="http://schemas.microsoft.com/office/word/2010/wordml" xmlns:w15="http://schemas.microsoft.com/office/word/2012/wordml" xmlns:w16cei="http://schemas.microsoft.com/office/word/2026/wordml/cei" xmlns:w16cex="http://schemas.microsoft.com/office/word/2018/wordml/cex" xmlns:w16cid="http://schemas.microsoft.com/office/word/2016/wordml/cid" xmlns:w16="http://schemas.microsoft.com/office/word/2018/wordml" xmlns:w16du="http://schemas.microsoft.com/office/word/2023/wordml/word16du" xmlns:w16sdtdh="http://schemas.microsoft.com/office/word/2020/wordml/sdtdatahash" xmlns:w16sdtfl="http://schemas.microsoft.com/office/word/2024/wordml/sdtformatlock" xmlns:w16se="http://schemas.microsoft.com/office/word/2015/wordml/symex" xmlns:wpg="http://schemas.microsoft.com/office/word/2010/wordprocessingGroup" xmlns:wpi="http://schemas.microsoft.com/office/word/2010/wordprocessingInk" xmlns:wne="http://schemas.microsoft.com/office/word/2006/wordml" xmlns:wps="http://schemas.microsoft.com/office/word/2010/wordprocessingShape" mc:Ignorable="w14 w15 w16se w16cid w16 w16cex w16sdtdh w16sdtfl w16du wp14">
   <w:body>
     <w:p>
       <w:pPr>
@@ -560,7 +560,7 @@
           <w:r>
             <w:fldChar w:fldCharType="separate"/>
           </w:r>
-          <w:hyperlink w:anchor="_Toc232799196" w:history="1">
+          <w:hyperlink w:anchor="_Toc235782119" w:history="1">
             <w:r>
               <w:rPr>
                 <w:rStyle w:val="Hipervnculo"/>
@@ -587,7 +587,7 @@
                 <w:noProof/>
                 <w:webHidden/>
               </w:rPr>
-              <w:instrText xml:space="preserve"> PAGEREF _Toc232799196 \h </w:instrText>
+              <w:instrText xml:space="preserve"> PAGEREF _Toc235782119 \h </w:instrText>
             </w:r>
             <w:r>
               <w:rPr>
@@ -607,7 +607,7 @@
                 <w:noProof/>
                 <w:webHidden/>
               </w:rPr>
-              <w:t>6</w:t>
+              <w:t>5</w:t>
             </w:r>
             <w:r>
               <w:rPr>
@@ -632,7 +632,7 @@
               <w:lang w:eastAsia="es-CO"/>
             </w:rPr>
           </w:pPr>
-          <w:hyperlink w:anchor="_Toc232799197" w:history="1">
+          <w:hyperlink w:anchor="_Toc235782120" w:history="1">
             <w:r>
               <w:rPr>
                 <w:rStyle w:val="Hipervnculo"/>
@@ -659,7 +659,7 @@
                 <w:noProof/>
                 <w:webHidden/>
               </w:rPr>
-              <w:instrText xml:space="preserve"> PAGEREF _Toc232799197 \h </w:instrText>
+              <w:instrText xml:space="preserve"> PAGEREF _Toc235782120 \h </w:instrText>
             </w:r>
             <w:r>
               <w:rPr>
@@ -679,7 +679,7 @@
                 <w:noProof/>
                 <w:webHidden/>
               </w:rPr>
-              <w:t>8</w:t>
+              <w:t>7</w:t>
             </w:r>
             <w:r>
               <w:rPr>
@@ -704,7 +704,7 @@
               <w:lang w:eastAsia="es-CO"/>
             </w:rPr>
           </w:pPr>
-          <w:hyperlink w:anchor="_Toc232799198" w:history="1">
+          <w:hyperlink w:anchor="_Toc235782121" w:history="1">
             <w:r>
               <w:rPr>
                 <w:rStyle w:val="Hipervnculo"/>
@@ -731,7 +731,7 @@
                 <w:noProof/>
                 <w:webHidden/>
               </w:rPr>
-              <w:instrText xml:space="preserve"> PAGEREF _Toc232799198 \h </w:instrText>
+              <w:instrText xml:space="preserve"> PAGEREF _Toc235782121 \h </w:instrText>
             </w:r>
             <w:r>
               <w:rPr>
@@ -751,7 +751,7 @@
                 <w:noProof/>
                 <w:webHidden/>
               </w:rPr>
-              <w:t>8</w:t>
+              <w:t>7</w:t>
             </w:r>
             <w:r>
               <w:rPr>
@@ -776,7 +776,7 @@
               <w:lang w:eastAsia="es-CO"/>
             </w:rPr>
           </w:pPr>
-          <w:hyperlink w:anchor="_Toc232799199" w:history="1">
+          <w:hyperlink w:anchor="_Toc235782122" w:history="1">
             <w:r>
               <w:rPr>
                 <w:rStyle w:val="Hipervnculo"/>
@@ -803,7 +803,7 @@
                 <w:noProof/>
                 <w:webHidden/>
               </w:rPr>
-              <w:instrText xml:space="preserve"> PAGEREF _Toc232799199 \h </w:instrText>
+              <w:instrText xml:space="preserve"> PAGEREF _Toc235782122 \h </w:instrText>
             </w:r>
             <w:r>
               <w:rPr>
@@ -823,7 +823,7 @@
                 <w:noProof/>
                 <w:webHidden/>
               </w:rPr>
-              <w:t>14</w:t>
+              <w:t>13</w:t>
             </w:r>
             <w:r>
               <w:rPr>
@@ -848,7 +848,7 @@
               <w:lang w:eastAsia="es-CO"/>
             </w:rPr>
           </w:pPr>
-          <w:hyperlink w:anchor="_Toc232799200" w:history="1">
+          <w:hyperlink w:anchor="_Toc235782123" w:history="1">
             <w:r>
               <w:rPr>
                 <w:rStyle w:val="Hipervnculo"/>
@@ -875,7 +875,7 @@
                 <w:noProof/>
                 <w:webHidden/>
               </w:rPr>
-              <w:instrText xml:space="preserve"> PAGEREF _Toc232799200 \h </w:instrText>
+              <w:instrText xml:space="preserve"> PAGEREF _Toc235782123 \h </w:instrText>
             </w:r>
             <w:r>
               <w:rPr>
@@ -895,7 +895,7 @@
                 <w:noProof/>
                 <w:webHidden/>
               </w:rPr>
-              <w:t>15</w:t>
+              <w:t>14</w:t>
             </w:r>
             <w:r>
               <w:rPr>
@@ -920,7 +920,7 @@
               <w:lang w:eastAsia="es-CO"/>
             </w:rPr>
           </w:pPr>
-          <w:hyperlink w:anchor="_Toc232799201" w:history="1">
+          <w:hyperlink w:anchor="_Toc235782124" w:history="1">
             <w:r>
               <w:rPr>
                 <w:rStyle w:val="Hipervnculo"/>
@@ -947,7 +947,7 @@
                 <w:noProof/>
                 <w:webHidden/>
               </w:rPr>
-              <w:instrText xml:space="preserve"> PAGEREF _Toc232799201 \h </w:instrText>
+              <w:instrText xml:space="preserve"> PAGEREF _Toc235782124 \h </w:instrText>
             </w:r>
             <w:r>
               <w:rPr>
@@ -967,7 +967,7 @@
                 <w:noProof/>
                 <w:webHidden/>
               </w:rPr>
-              <w:t>21</w:t>
+              <w:t>20</w:t>
             </w:r>
             <w:r>
               <w:rPr>
@@ -992,7 +992,7 @@
               <w:lang w:eastAsia="es-CO"/>
             </w:rPr>
           </w:pPr>
-          <w:hyperlink w:anchor="_Toc232799202" w:history="1">
+          <w:hyperlink w:anchor="_Toc235782125" w:history="1">
             <w:r>
               <w:rPr>
                 <w:rStyle w:val="Hipervnculo"/>
@@ -1019,7 +1019,7 @@
                 <w:noProof/>
                 <w:webHidden/>
               </w:rPr>
-              <w:instrText xml:space="preserve"> PAGEREF _Toc232799202 \h </w:instrText>
+              <w:instrText xml:space="preserve"> PAGEREF _Toc235782125 \h </w:instrText>
             </w:r>
             <w:r>
               <w:rPr>
@@ -1039,7 +1039,7 @@
                 <w:noProof/>
                 <w:webHidden/>
               </w:rPr>
-              <w:t>25</w:t>
+              <w:t>24</w:t>
             </w:r>
             <w:r>
               <w:rPr>
@@ -1064,7 +1064,7 @@
               <w:lang w:eastAsia="es-CO"/>
             </w:rPr>
           </w:pPr>
-          <w:hyperlink w:anchor="_Toc232799203" w:history="1">
+          <w:hyperlink w:anchor="_Toc235782126" w:history="1">
             <w:r>
               <w:rPr>
                 <w:rStyle w:val="Hipervnculo"/>
@@ -1091,7 +1091,7 @@
                 <w:noProof/>
                 <w:webHidden/>
               </w:rPr>
-              <w:instrText xml:space="preserve"> PAGEREF _Toc232799203 \h </w:instrText>
+              <w:instrText xml:space="preserve"> PAGEREF _Toc235782126 \h </w:instrText>
             </w:r>
             <w:r>
               <w:rPr>
@@ -1136,7 +1136,7 @@
               <w:lang w:eastAsia="es-CO"/>
             </w:rPr>
           </w:pPr>
-          <w:hyperlink w:anchor="_Toc232799204" w:history="1">
+          <w:hyperlink w:anchor="_Toc235782127" w:history="1">
             <w:r>
               <w:rPr>
                 <w:rStyle w:val="Hipervnculo"/>
@@ -1163,7 +1163,7 @@
                 <w:noProof/>
                 <w:webHidden/>
               </w:rPr>
-              <w:instrText xml:space="preserve"> PAGEREF _Toc232799204 \h </w:instrText>
+              <w:instrText xml:space="preserve"> PAGEREF _Toc235782127 \h </w:instrText>
             </w:r>
             <w:r>
               <w:rPr>
@@ -1183,7 +1183,7 @@
                 <w:noProof/>
                 <w:webHidden/>
               </w:rPr>
-              <w:t>41</w:t>
+              <w:t>40</w:t>
             </w:r>
             <w:r>
               <w:rPr>
@@ -1208,7 +1208,7 @@
               <w:lang w:eastAsia="es-CO"/>
             </w:rPr>
           </w:pPr>
-          <w:hyperlink w:anchor="_Toc232799205" w:history="1">
+          <w:hyperlink w:anchor="_Toc235782128" w:history="1">
             <w:r>
               <w:rPr>
                 <w:rStyle w:val="Hipervnculo"/>
@@ -1235,7 +1235,7 @@
                 <w:noProof/>
                 <w:webHidden/>
               </w:rPr>
-              <w:instrText xml:space="preserve"> PAGEREF _Toc232799205 \h </w:instrText>
+              <w:instrText xml:space="preserve"> PAGEREF _Toc235782128 \h </w:instrText>
             </w:r>
             <w:r>
               <w:rPr>
@@ -1280,7 +1280,7 @@
               <w:lang w:eastAsia="es-CO"/>
             </w:rPr>
           </w:pPr>
-          <w:hyperlink w:anchor="_Toc232799206" w:history="1">
+          <w:hyperlink w:anchor="_Toc235782129" w:history="1">
             <w:r>
               <w:rPr>
                 <w:rStyle w:val="Hipervnculo"/>
@@ -1307,7 +1307,7 @@
                 <w:noProof/>
                 <w:webHidden/>
               </w:rPr>
-              <w:instrText xml:space="preserve"> PAGEREF _Toc232799206 \h </w:instrText>
+              <w:instrText xml:space="preserve"> PAGEREF _Toc235782129 \h </w:instrText>
             </w:r>
             <w:r>
               <w:rPr>
@@ -1352,7 +1352,7 @@
               <w:lang w:eastAsia="es-CO"/>
             </w:rPr>
           </w:pPr>
-          <w:hyperlink w:anchor="_Toc232799207" w:history="1">
+          <w:hyperlink w:anchor="_Toc235782130" w:history="1">
             <w:r>
               <w:rPr>
                 <w:rStyle w:val="Hipervnculo"/>
@@ -1379,7 +1379,7 @@
                 <w:noProof/>
                 <w:webHidden/>
               </w:rPr>
-              <w:instrText xml:space="preserve"> PAGEREF _Toc232799207 \h </w:instrText>
+              <w:instrText xml:space="preserve"> PAGEREF _Toc235782130 \h </w:instrText>
             </w:r>
             <w:r>
               <w:rPr>
@@ -1424,7 +1424,7 @@
               <w:lang w:eastAsia="es-CO"/>
             </w:rPr>
           </w:pPr>
-          <w:hyperlink w:anchor="_Toc232799208" w:history="1">
+          <w:hyperlink w:anchor="_Toc235782131" w:history="1">
             <w:r>
               <w:rPr>
                 <w:rStyle w:val="Hipervnculo"/>
@@ -1451,7 +1451,7 @@
                 <w:noProof/>
                 <w:webHidden/>
               </w:rPr>
-              <w:instrText xml:space="preserve"> PAGEREF _Toc232799208 \h </w:instrText>
+              <w:instrText xml:space="preserve"> PAGEREF _Toc235782131 \h </w:instrText>
             </w:r>
             <w:r>
               <w:rPr>
@@ -1496,7 +1496,7 @@
               <w:lang w:eastAsia="es-CO"/>
             </w:rPr>
           </w:pPr>
-          <w:hyperlink w:anchor="_Toc232799209" w:history="1">
+          <w:hyperlink w:anchor="_Toc235782132" w:history="1">
             <w:r>
               <w:rPr>
                 <w:rStyle w:val="Hipervnculo"/>
@@ -1523,7 +1523,7 @@
                 <w:noProof/>
                 <w:webHidden/>
               </w:rPr>
-              <w:instrText xml:space="preserve"> PAGEREF _Toc232799209 \h </w:instrText>
+              <w:instrText xml:space="preserve"> PAGEREF _Toc235782132 \h </w:instrText>
             </w:r>
             <w:r>
               <w:rPr>
@@ -1568,7 +1568,7 @@
               <w:lang w:eastAsia="es-CO"/>
             </w:rPr>
           </w:pPr>
-          <w:hyperlink w:anchor="_Toc232799210" w:history="1">
+          <w:hyperlink w:anchor="_Toc235782133" w:history="1">
             <w:r>
               <w:rPr>
                 <w:rStyle w:val="Hipervnculo"/>
@@ -1595,7 +1595,7 @@
                 <w:noProof/>
                 <w:webHidden/>
               </w:rPr>
-              <w:instrText xml:space="preserve"> PAGEREF _Toc232799210 \h </w:instrText>
+              <w:instrText xml:space="preserve"> PAGEREF _Toc235782133 \h </w:instrText>
             </w:r>
             <w:r>
               <w:rPr>
@@ -1640,7 +1640,7 @@
               <w:lang w:eastAsia="es-CO"/>
             </w:rPr>
           </w:pPr>
-          <w:hyperlink w:anchor="_Toc232799211" w:history="1">
+          <w:hyperlink w:anchor="_Toc235782134" w:history="1">
             <w:r>
               <w:rPr>
                 <w:rStyle w:val="Hipervnculo"/>
@@ -1667,7 +1667,7 @@
                 <w:noProof/>
                 <w:webHidden/>
               </w:rPr>
-              <w:instrText xml:space="preserve"> PAGEREF _Toc232799211 \h </w:instrText>
+              <w:instrText xml:space="preserve"> PAGEREF _Toc235782134 \h </w:instrText>
             </w:r>
             <w:r>
               <w:rPr>
@@ -1712,7 +1712,7 @@
               <w:lang w:eastAsia="es-CO"/>
             </w:rPr>
           </w:pPr>
-          <w:hyperlink w:anchor="_Toc232799212" w:history="1">
+          <w:hyperlink w:anchor="_Toc235782135" w:history="1">
             <w:r>
               <w:rPr>
                 <w:rStyle w:val="Hipervnculo"/>
@@ -1739,7 +1739,7 @@
                 <w:noProof/>
                 <w:webHidden/>
               </w:rPr>
-              <w:instrText xml:space="preserve"> PAGEREF _Toc232799212 \h </w:instrText>
+              <w:instrText xml:space="preserve"> PAGEREF _Toc235782135 \h </w:instrText>
             </w:r>
             <w:r>
               <w:rPr>
@@ -1784,7 +1784,7 @@
               <w:lang w:eastAsia="es-CO"/>
             </w:rPr>
           </w:pPr>
-          <w:hyperlink w:anchor="_Toc232799213" w:history="1">
+          <w:hyperlink w:anchor="_Toc235782136" w:history="1">
             <w:r>
               <w:rPr>
                 <w:rStyle w:val="Hipervnculo"/>
@@ -1811,7 +1811,7 @@
                 <w:noProof/>
                 <w:webHidden/>
               </w:rPr>
-              <w:instrText xml:space="preserve"> PAGEREF _Toc232799213 \h </w:instrText>
+              <w:instrText xml:space="preserve"> PAGEREF _Toc235782136 \h </w:instrText>
             </w:r>
             <w:r>
               <w:rPr>
@@ -1856,7 +1856,7 @@
               <w:lang w:eastAsia="es-CO"/>
             </w:rPr>
           </w:pPr>
-          <w:hyperlink w:anchor="_Toc232799214" w:history="1">
+          <w:hyperlink w:anchor="_Toc235782137" w:history="1">
             <w:r>
               <w:rPr>
                 <w:rStyle w:val="Hipervnculo"/>
@@ -1883,7 +1883,7 @@
                 <w:noProof/>
                 <w:webHidden/>
               </w:rPr>
-              <w:instrText xml:space="preserve"> PAGEREF _Toc232799214 \h </w:instrText>
+              <w:instrText xml:space="preserve"> PAGEREF _Toc235782137 \h </w:instrText>
             </w:r>
             <w:r>
               <w:rPr>
@@ -1928,7 +1928,7 @@
               <w:lang w:eastAsia="es-CO"/>
             </w:rPr>
           </w:pPr>
-          <w:hyperlink w:anchor="_Toc232799215" w:history="1">
+          <w:hyperlink w:anchor="_Toc235782138" w:history="1">
             <w:r>
               <w:rPr>
                 <w:rStyle w:val="Hipervnculo"/>
@@ -1955,7 +1955,7 @@
                 <w:noProof/>
                 <w:webHidden/>
               </w:rPr>
-              <w:instrText xml:space="preserve"> PAGEREF _Toc232799215 \h </w:instrText>
+              <w:instrText xml:space="preserve"> PAGEREF _Toc235782138 \h </w:instrText>
             </w:r>
             <w:r>
               <w:rPr>
@@ -2000,7 +2000,7 @@
               <w:lang w:eastAsia="es-CO"/>
             </w:rPr>
           </w:pPr>
-          <w:hyperlink w:anchor="_Toc232799216" w:history="1">
+          <w:hyperlink w:anchor="_Toc235782139" w:history="1">
             <w:r>
               <w:rPr>
                 <w:rStyle w:val="Hipervnculo"/>
@@ -2027,7 +2027,7 @@
                 <w:noProof/>
                 <w:webHidden/>
               </w:rPr>
-              <w:instrText xml:space="preserve"> PAGEREF _Toc232799216 \h </w:instrText>
+              <w:instrText xml:space="preserve"> PAGEREF _Toc235782139 \h </w:instrText>
             </w:r>
             <w:r>
               <w:rPr>
@@ -2072,7 +2072,7 @@
               <w:lang w:eastAsia="es-CO"/>
             </w:rPr>
           </w:pPr>
-          <w:hyperlink w:anchor="_Toc232799217" w:history="1">
+          <w:hyperlink w:anchor="_Toc235782140" w:history="1">
             <w:r>
               <w:rPr>
                 <w:rStyle w:val="Hipervnculo"/>
@@ -2099,7 +2099,7 @@
                 <w:noProof/>
                 <w:webHidden/>
               </w:rPr>
-              <w:instrText xml:space="preserve"> PAGEREF _Toc232799217 \h </w:instrText>
+              <w:instrText xml:space="preserve"> PAGEREF _Toc235782140 \h </w:instrText>
             </w:r>
             <w:r>
               <w:rPr>
@@ -2144,7 +2144,7 @@
               <w:lang w:eastAsia="es-CO"/>
             </w:rPr>
           </w:pPr>
-          <w:hyperlink w:anchor="_Toc232799218" w:history="1">
+          <w:hyperlink w:anchor="_Toc235782141" w:history="1">
             <w:r>
               <w:rPr>
                 <w:rStyle w:val="Hipervnculo"/>
@@ -2171,7 +2171,7 @@
                 <w:noProof/>
                 <w:webHidden/>
               </w:rPr>
-              <w:instrText xml:space="preserve"> PAGEREF _Toc232799218 \h </w:instrText>
+              <w:instrText xml:space="preserve"> PAGEREF _Toc235782141 \h </w:instrText>
             </w:r>
             <w:r>
               <w:rPr>
@@ -2216,7 +2216,7 @@
               <w:lang w:eastAsia="es-CO"/>
             </w:rPr>
           </w:pPr>
-          <w:hyperlink w:anchor="_Toc232799219" w:history="1">
+          <w:hyperlink w:anchor="_Toc235782142" w:history="1">
             <w:r>
               <w:rPr>
                 <w:rStyle w:val="Hipervnculo"/>
@@ -2243,7 +2243,7 @@
                 <w:noProof/>
                 <w:webHidden/>
               </w:rPr>
-              <w:instrText xml:space="preserve"> PAGEREF _Toc232799219 \h </w:instrText>
+              <w:instrText xml:space="preserve"> PAGEREF _Toc235782142 \h </w:instrText>
             </w:r>
             <w:r>
               <w:rPr>
@@ -2288,7 +2288,7 @@
               <w:lang w:eastAsia="es-CO"/>
             </w:rPr>
           </w:pPr>
-          <w:hyperlink w:anchor="_Toc232799220" w:history="1">
+          <w:hyperlink w:anchor="_Toc235782143" w:history="1">
             <w:r>
               <w:rPr>
                 <w:rStyle w:val="Hipervnculo"/>
@@ -2315,7 +2315,7 @@
                 <w:noProof/>
                 <w:webHidden/>
               </w:rPr>
-              <w:instrText xml:space="preserve"> PAGEREF _Toc232799220 \h </w:instrText>
+              <w:instrText xml:space="preserve"> PAGEREF _Toc235782143 \h </w:instrText>
             </w:r>
             <w:r>
               <w:rPr>
@@ -2360,7 +2360,7 @@
               <w:lang w:eastAsia="es-CO"/>
             </w:rPr>
           </w:pPr>
-          <w:hyperlink w:anchor="_Toc232799221" w:history="1">
+          <w:hyperlink w:anchor="_Toc235782144" w:history="1">
             <w:r>
               <w:rPr>
                 <w:rStyle w:val="Hipervnculo"/>
@@ -2387,7 +2387,7 @@
                 <w:noProof/>
                 <w:webHidden/>
               </w:rPr>
-              <w:instrText xml:space="preserve"> PAGEREF _Toc232799221 \h </w:instrText>
+              <w:instrText xml:space="preserve"> PAGEREF _Toc235782144 \h </w:instrText>
             </w:r>
             <w:r>
               <w:rPr>
@@ -2432,7 +2432,7 @@
               <w:lang w:eastAsia="es-CO"/>
             </w:rPr>
           </w:pPr>
-          <w:hyperlink w:anchor="_Toc232799222" w:history="1">
+          <w:hyperlink w:anchor="_Toc235782145" w:history="1">
             <w:r>
               <w:rPr>
                 <w:rStyle w:val="Hipervnculo"/>
@@ -2459,7 +2459,7 @@
                 <w:noProof/>
                 <w:webHidden/>
               </w:rPr>
-              <w:instrText xml:space="preserve"> PAGEREF _Toc232799222 \h </w:instrText>
+              <w:instrText xml:space="preserve"> PAGEREF _Toc235782145 \h </w:instrText>
             </w:r>
             <w:r>
               <w:rPr>
@@ -2504,7 +2504,7 @@
               <w:lang w:eastAsia="es-CO"/>
             </w:rPr>
           </w:pPr>
-          <w:hyperlink w:anchor="_Toc232799223" w:history="1">
+          <w:hyperlink w:anchor="_Toc235782146" w:history="1">
             <w:r>
               <w:rPr>
                 <w:rStyle w:val="Hipervnculo"/>
@@ -2531,7 +2531,7 @@
                 <w:noProof/>
                 <w:webHidden/>
               </w:rPr>
-              <w:instrText xml:space="preserve"> PAGEREF _Toc232799223 \h </w:instrText>
+              <w:instrText xml:space="preserve"> PAGEREF _Toc235782146 \h </w:instrText>
             </w:r>
             <w:r>
               <w:rPr>
@@ -2576,7 +2576,7 @@
               <w:lang w:eastAsia="es-CO"/>
             </w:rPr>
           </w:pPr>
-          <w:hyperlink w:anchor="_Toc232799224" w:history="1">
+          <w:hyperlink w:anchor="_Toc235782147" w:history="1">
             <w:r>
               <w:rPr>
                 <w:rStyle w:val="Hipervnculo"/>
@@ -2603,7 +2603,7 @@
                 <w:noProof/>
                 <w:webHidden/>
               </w:rPr>
-              <w:instrText xml:space="preserve"> PAGEREF _Toc232799224 \h </w:instrText>
+              <w:instrText xml:space="preserve"> PAGEREF _Toc235782147 \h </w:instrText>
             </w:r>
             <w:r>
               <w:rPr>
@@ -2648,7 +2648,7 @@
               <w:lang w:eastAsia="es-CO"/>
             </w:rPr>
           </w:pPr>
-          <w:hyperlink w:anchor="_Toc232799225" w:history="1">
+          <w:hyperlink w:anchor="_Toc235782148" w:history="1">
             <w:r>
               <w:rPr>
                 <w:rStyle w:val="Hipervnculo"/>
@@ -2675,7 +2675,7 @@
                 <w:noProof/>
                 <w:webHidden/>
               </w:rPr>
-              <w:instrText xml:space="preserve"> PAGEREF _Toc232799225 \h </w:instrText>
+              <w:instrText xml:space="preserve"> PAGEREF _Toc235782148 \h </w:instrText>
             </w:r>
             <w:r>
               <w:rPr>
@@ -2720,7 +2720,7 @@
               <w:lang w:eastAsia="es-CO"/>
             </w:rPr>
           </w:pPr>
-          <w:hyperlink w:anchor="_Toc232799226" w:history="1">
+          <w:hyperlink w:anchor="_Toc235782149" w:history="1">
             <w:r>
               <w:rPr>
                 <w:rStyle w:val="Hipervnculo"/>
@@ -2747,7 +2747,7 @@
                 <w:noProof/>
                 <w:webHidden/>
               </w:rPr>
-              <w:instrText xml:space="preserve"> PAGEREF _Toc232799226 \h </w:instrText>
+              <w:instrText xml:space="preserve"> PAGEREF _Toc235782149 \h </w:instrText>
             </w:r>
             <w:r>
               <w:rPr>
@@ -2792,7 +2792,7 @@
               <w:lang w:eastAsia="es-CO"/>
             </w:rPr>
           </w:pPr>
-          <w:hyperlink w:anchor="_Toc232799227" w:history="1">
+          <w:hyperlink w:anchor="_Toc235782150" w:history="1">
             <w:r>
               <w:rPr>
                 <w:rStyle w:val="Hipervnculo"/>
@@ -2819,7 +2819,7 @@
                 <w:noProof/>
                 <w:webHidden/>
               </w:rPr>
-              <w:instrText xml:space="preserve"> PAGEREF _Toc232799227 \h </w:instrText>
+              <w:instrText xml:space="preserve"> PAGEREF _Toc235782150 \h </w:instrText>
             </w:r>
             <w:r>
               <w:rPr>
@@ -2864,7 +2864,7 @@
               <w:lang w:eastAsia="es-CO"/>
             </w:rPr>
           </w:pPr>
-          <w:hyperlink w:anchor="_Toc232799228" w:history="1">
+          <w:hyperlink w:anchor="_Toc235782151" w:history="1">
             <w:r>
               <w:rPr>
                 <w:rStyle w:val="Hipervnculo"/>
@@ -2891,7 +2891,7 @@
                 <w:noProof/>
                 <w:webHidden/>
               </w:rPr>
-              <w:instrText xml:space="preserve"> PAGEREF _Toc232799228 \h </w:instrText>
+              <w:instrText xml:space="preserve"> PAGEREF _Toc235782151 \h </w:instrText>
             </w:r>
             <w:r>
               <w:rPr>
@@ -2936,7 +2936,7 @@
               <w:lang w:eastAsia="es-CO"/>
             </w:rPr>
           </w:pPr>
-          <w:hyperlink w:anchor="_Toc232799229" w:history="1">
+          <w:hyperlink w:anchor="_Toc235782152" w:history="1">
             <w:r>
               <w:rPr>
                 <w:rStyle w:val="Hipervnculo"/>
@@ -2963,7 +2963,7 @@
                 <w:noProof/>
                 <w:webHidden/>
               </w:rPr>
-              <w:instrText xml:space="preserve"> PAGEREF _Toc232799229 \h </w:instrText>
+              <w:instrText xml:space="preserve"> PAGEREF _Toc235782152 \h </w:instrText>
             </w:r>
             <w:r>
               <w:rPr>
@@ -3008,7 +3008,7 @@
               <w:lang w:eastAsia="es-CO"/>
             </w:rPr>
           </w:pPr>
-          <w:hyperlink w:anchor="_Toc232799230" w:history="1">
+          <w:hyperlink w:anchor="_Toc235782153" w:history="1">
             <w:r>
               <w:rPr>
                 <w:rStyle w:val="Hipervnculo"/>
@@ -3035,7 +3035,7 @@
                 <w:noProof/>
                 <w:webHidden/>
               </w:rPr>
-              <w:instrText xml:space="preserve"> PAGEREF _Toc232799230 \h </w:instrText>
+              <w:instrText xml:space="preserve"> PAGEREF _Toc235782153 \h </w:instrText>
             </w:r>
             <w:r>
               <w:rPr>
@@ -3080,7 +3080,7 @@
               <w:lang w:eastAsia="es-CO"/>
             </w:rPr>
           </w:pPr>
-          <w:hyperlink w:anchor="_Toc232799231" w:history="1">
+          <w:hyperlink w:anchor="_Toc235782154" w:history="1">
             <w:r>
               <w:rPr>
                 <w:rStyle w:val="Hipervnculo"/>
@@ -3107,7 +3107,7 @@
                 <w:noProof/>
                 <w:webHidden/>
               </w:rPr>
-              <w:instrText xml:space="preserve"> PAGEREF _Toc232799231 \h </w:instrText>
+              <w:instrText xml:space="preserve"> PAGEREF _Toc235782154 \h </w:instrText>
             </w:r>
             <w:r>
               <w:rPr>
@@ -3152,7 +3152,7 @@
               <w:lang w:eastAsia="es-CO"/>
             </w:rPr>
           </w:pPr>
-          <w:hyperlink w:anchor="_Toc232799232" w:history="1">
+          <w:hyperlink w:anchor="_Toc235782155" w:history="1">
             <w:r>
               <w:rPr>
                 <w:rStyle w:val="Hipervnculo"/>
@@ -3179,7 +3179,7 @@
                 <w:noProof/>
                 <w:webHidden/>
               </w:rPr>
-              <w:instrText xml:space="preserve"> PAGEREF _Toc232799232 \h </w:instrText>
+              <w:instrText xml:space="preserve"> PAGEREF _Toc235782155 \h </w:instrText>
             </w:r>
             <w:r>
               <w:rPr>
@@ -3224,7 +3224,7 @@
               <w:lang w:eastAsia="es-CO"/>
             </w:rPr>
           </w:pPr>
-          <w:hyperlink w:anchor="_Toc232799233" w:history="1">
+          <w:hyperlink w:anchor="_Toc235782156" w:history="1">
             <w:r>
               <w:rPr>
                 <w:rStyle w:val="Hipervnculo"/>
@@ -3251,7 +3251,7 @@
                 <w:noProof/>
                 <w:webHidden/>
               </w:rPr>
-              <w:instrText xml:space="preserve"> PAGEREF _Toc232799233 \h </w:instrText>
+              <w:instrText xml:space="preserve"> PAGEREF _Toc235782156 \h </w:instrText>
             </w:r>
             <w:r>
               <w:rPr>
@@ -3296,7 +3296,7 @@
               <w:lang w:eastAsia="es-CO"/>
             </w:rPr>
           </w:pPr>
-          <w:hyperlink w:anchor="_Toc232799234" w:history="1">
+          <w:hyperlink w:anchor="_Toc235782157" w:history="1">
             <w:r>
               <w:rPr>
                 <w:rStyle w:val="Hipervnculo"/>
@@ -3323,7 +3323,7 @@
                 <w:noProof/>
                 <w:webHidden/>
               </w:rPr>
-              <w:instrText xml:space="preserve"> PAGEREF _Toc232799234 \h </w:instrText>
+              <w:instrText xml:space="preserve"> PAGEREF _Toc235782157 \h </w:instrText>
             </w:r>
             <w:r>
               <w:rPr>
@@ -3368,7 +3368,7 @@
               <w:lang w:eastAsia="es-CO"/>
             </w:rPr>
           </w:pPr>
-          <w:hyperlink w:anchor="_Toc232799235" w:history="1">
+          <w:hyperlink w:anchor="_Toc235782158" w:history="1">
             <w:r>
               <w:rPr>
                 <w:rStyle w:val="Hipervnculo"/>
@@ -3395,7 +3395,7 @@
                 <w:noProof/>
                 <w:webHidden/>
               </w:rPr>
-              <w:instrText xml:space="preserve"> PAGEREF _Toc232799235 \h </w:instrText>
+              <w:instrText xml:space="preserve"> PAGEREF _Toc235782158 \h </w:instrText>
             </w:r>
             <w:r>
               <w:rPr>
@@ -3440,7 +3440,7 @@
               <w:lang w:eastAsia="es-CO"/>
             </w:rPr>
           </w:pPr>
-          <w:hyperlink w:anchor="_Toc232799236" w:history="1">
+          <w:hyperlink w:anchor="_Toc235782159" w:history="1">
             <w:r>
               <w:rPr>
                 <w:rStyle w:val="Hipervnculo"/>
@@ -3467,7 +3467,7 @@
                 <w:noProof/>
                 <w:webHidden/>
               </w:rPr>
-              <w:instrText xml:space="preserve"> PAGEREF _Toc232799236 \h </w:instrText>
+              <w:instrText xml:space="preserve"> PAGEREF _Toc235782159 \h </w:instrText>
             </w:r>
             <w:r>
               <w:rPr>
@@ -3512,7 +3512,7 @@
               <w:lang w:eastAsia="es-CO"/>
             </w:rPr>
           </w:pPr>
-          <w:hyperlink w:anchor="_Toc232799237" w:history="1">
+          <w:hyperlink w:anchor="_Toc235782160" w:history="1">
             <w:r>
               <w:rPr>
                 <w:rStyle w:val="Hipervnculo"/>
@@ -3539,7 +3539,7 @@
                 <w:noProof/>
                 <w:webHidden/>
               </w:rPr>
-              <w:instrText xml:space="preserve"> PAGEREF _Toc232799237 \h </w:instrText>
+              <w:instrText xml:space="preserve"> PAGEREF _Toc235782160 \h </w:instrText>
             </w:r>
             <w:r>
               <w:rPr>
@@ -3584,7 +3584,7 @@
               <w:lang w:eastAsia="es-CO"/>
             </w:rPr>
           </w:pPr>
-          <w:hyperlink w:anchor="_Toc232799238" w:history="1">
+          <w:hyperlink w:anchor="_Toc235782161" w:history="1">
             <w:r>
               <w:rPr>
                 <w:rStyle w:val="Hipervnculo"/>
@@ -3611,7 +3611,7 @@
                 <w:noProof/>
                 <w:webHidden/>
               </w:rPr>
-              <w:instrText xml:space="preserve"> PAGEREF _Toc232799238 \h </w:instrText>
+              <w:instrText xml:space="preserve"> PAGEREF _Toc235782161 \h </w:instrText>
             </w:r>
             <w:r>
               <w:rPr>
@@ -3656,7 +3656,7 @@
               <w:lang w:eastAsia="es-CO"/>
             </w:rPr>
           </w:pPr>
-          <w:hyperlink w:anchor="_Toc232799239" w:history="1">
+          <w:hyperlink w:anchor="_Toc235782162" w:history="1">
             <w:r>
               <w:rPr>
                 <w:rStyle w:val="Hipervnculo"/>
@@ -3683,7 +3683,7 @@
                 <w:noProof/>
                 <w:webHidden/>
               </w:rPr>
-              <w:instrText xml:space="preserve"> PAGEREF _Toc232799239 \h </w:instrText>
+              <w:instrText xml:space="preserve"> PAGEREF _Toc235782162 \h </w:instrText>
             </w:r>
             <w:r>
               <w:rPr>
@@ -3728,7 +3728,7 @@
               <w:lang w:eastAsia="es-CO"/>
             </w:rPr>
           </w:pPr>
-          <w:hyperlink w:anchor="_Toc232799240" w:history="1">
+          <w:hyperlink w:anchor="_Toc235782163" w:history="1">
             <w:r>
               <w:rPr>
                 <w:rStyle w:val="Hipervnculo"/>
@@ -3755,7 +3755,7 @@
                 <w:noProof/>
                 <w:webHidden/>
               </w:rPr>
-              <w:instrText xml:space="preserve"> PAGEREF _Toc232799240 \h </w:instrText>
+              <w:instrText xml:space="preserve"> PAGEREF _Toc235782163 \h </w:instrText>
             </w:r>
             <w:r>
               <w:rPr>
@@ -3800,7 +3800,7 @@
               <w:lang w:eastAsia="es-CO"/>
             </w:rPr>
           </w:pPr>
-          <w:hyperlink w:anchor="_Toc232799241" w:history="1">
+          <w:hyperlink w:anchor="_Toc235782164" w:history="1">
             <w:r>
               <w:rPr>
                 <w:rStyle w:val="Hipervnculo"/>
@@ -3827,7 +3827,7 @@
                 <w:noProof/>
                 <w:webHidden/>
               </w:rPr>
-              <w:instrText xml:space="preserve"> PAGEREF _Toc232799241 \h </w:instrText>
+              <w:instrText xml:space="preserve"> PAGEREF _Toc235782164 \h </w:instrText>
             </w:r>
             <w:r>
               <w:rPr>
@@ -3872,7 +3872,7 @@
               <w:lang w:eastAsia="es-CO"/>
             </w:rPr>
           </w:pPr>
-          <w:hyperlink w:anchor="_Toc232799242" w:history="1">
+          <w:hyperlink w:anchor="_Toc235782165" w:history="1">
             <w:r>
               <w:rPr>
                 <w:rStyle w:val="Hipervnculo"/>
@@ -3899,7 +3899,7 @@
                 <w:noProof/>
                 <w:webHidden/>
               </w:rPr>
-              <w:instrText xml:space="preserve"> PAGEREF _Toc232799242 \h </w:instrText>
+              <w:instrText xml:space="preserve"> PAGEREF _Toc235782165 \h </w:instrText>
             </w:r>
             <w:r>
               <w:rPr>
@@ -3944,7 +3944,7 @@
               <w:lang w:eastAsia="es-CO"/>
             </w:rPr>
           </w:pPr>
-          <w:hyperlink w:anchor="_Toc232799243" w:history="1">
+          <w:hyperlink w:anchor="_Toc235782166" w:history="1">
             <w:r>
               <w:rPr>
                 <w:rStyle w:val="Hipervnculo"/>
@@ -3971,7 +3971,7 @@
                 <w:noProof/>
                 <w:webHidden/>
               </w:rPr>
-              <w:instrText xml:space="preserve"> PAGEREF _Toc232799243 \h </w:instrText>
+              <w:instrText xml:space="preserve"> PAGEREF _Toc235782166 \h </w:instrText>
             </w:r>
             <w:r>
               <w:rPr>
@@ -4016,7 +4016,7 @@
               <w:lang w:eastAsia="es-CO"/>
             </w:rPr>
           </w:pPr>
-          <w:hyperlink w:anchor="_Toc232799244" w:history="1">
+          <w:hyperlink w:anchor="_Toc235782167" w:history="1">
             <w:r>
               <w:rPr>
                 <w:rStyle w:val="Hipervnculo"/>
@@ -4043,7 +4043,7 @@
                 <w:noProof/>
                 <w:webHidden/>
               </w:rPr>
-              <w:instrText xml:space="preserve"> PAGEREF _Toc232799244 \h </w:instrText>
+              <w:instrText xml:space="preserve"> PAGEREF _Toc235782167 \h </w:instrText>
             </w:r>
             <w:r>
               <w:rPr>
@@ -4088,7 +4088,7 @@
               <w:lang w:eastAsia="es-CO"/>
             </w:rPr>
           </w:pPr>
-          <w:hyperlink w:anchor="_Toc232799245" w:history="1">
+          <w:hyperlink w:anchor="_Toc235782168" w:history="1">
             <w:r>
               <w:rPr>
                 <w:rStyle w:val="Hipervnculo"/>
@@ -4115,7 +4115,7 @@
                 <w:noProof/>
                 <w:webHidden/>
               </w:rPr>
-              <w:instrText xml:space="preserve"> PAGEREF _Toc232799245 \h </w:instrText>
+              <w:instrText xml:space="preserve"> PAGEREF _Toc235782168 \h </w:instrText>
             </w:r>
             <w:r>
               <w:rPr>
@@ -4163,7 +4163,7 @@
       <w:pPr>
         <w:pStyle w:val="Titulosgenerales"/>
       </w:pPr>
-      <w:bookmarkStart w:id="0" w:name="_Toc232799196"/>
+      <w:bookmarkStart w:id="0" w:name="_Toc235782119"/>
       <w:r>
         <w:lastRenderedPageBreak/>
         <w:t>Introducción</w:t>
@@ -4202,7 +4202,7 @@
       <w:pPr>
         <w:pStyle w:val="Ttulo1"/>
       </w:pPr>
-      <w:bookmarkStart w:id="1" w:name="_Toc232799197"/>
+      <w:bookmarkStart w:id="1" w:name="_Toc235782120"/>
       <w:r>
         <w:lastRenderedPageBreak/>
         <w:t>Proyectos comunitarios agropecuarios</w:t>
@@ -4218,7 +4218,7 @@
       <w:pPr>
         <w:pStyle w:val="Ttulo2"/>
       </w:pPr>
-      <w:bookmarkStart w:id="2" w:name="_Toc232799198"/>
+      <w:bookmarkStart w:id="2" w:name="_Toc235782121"/>
       <w:r>
         <w:t>Concepto, tipos y alcance</w:t>
       </w:r>
@@ -4431,11 +4431,17 @@
       </w:r>
     </w:p>
     <w:p>
+      <w:pPr>
+        <w:ind w:left="1416" w:firstLine="1"/>
+      </w:pPr>
       <w:r>
         <w:t xml:space="preserve">Son proyectos orientados a la producción de cultivos destinados al consumo familiar, comercialización o transformación agroindustrial. </w:t>
       </w:r>
     </w:p>
     <w:p>
+      <w:pPr>
+        <w:ind w:left="1416" w:firstLine="1"/>
+      </w:pPr>
       <w:r>
         <w:rPr>
           <w:b/>
@@ -4472,11 +4478,17 @@
       </w:r>
     </w:p>
     <w:p>
+      <w:pPr>
+        <w:ind w:left="1416" w:firstLine="1"/>
+      </w:pPr>
       <w:r>
         <w:t>Se enfocan en la producción y manejo de animales para la obtención de alimentos, generación de ingresos y fortalecimiento económico de las familias rurales.</w:t>
       </w:r>
     </w:p>
     <w:p>
+      <w:pPr>
+        <w:ind w:left="1416" w:firstLine="1"/>
+      </w:pPr>
       <w:r>
         <w:rPr>
           <w:b/>
@@ -4487,12 +4499,6 @@
       <w:r>
         <w:t>: una asociación rural desarrolla un proyecto de producción avícola para mejorar los ingresos de pequeños productores.</w:t>
       </w:r>
-    </w:p>
-    <w:p>
-      <w:pPr>
-        <w:spacing w:before="0" w:after="160" w:line="259" w:lineRule="auto"/>
-        <w:ind w:firstLine="0"/>
-      </w:pPr>
       <w:r>
         <w:br w:type="page"/>
       </w:r>
@@ -4519,11 +4525,17 @@
       </w:r>
     </w:p>
     <w:p>
+      <w:pPr>
+        <w:ind w:left="1416" w:firstLine="1"/>
+      </w:pPr>
       <w:r>
         <w:t>Buscan transformar materias primas agropecuarias para agregar valor a los productos y mejorar las oportunidades de comercialización.</w:t>
       </w:r>
     </w:p>
     <w:p>
+      <w:pPr>
+        <w:ind w:left="1416" w:firstLine="13"/>
+      </w:pPr>
       <w:r>
         <w:rPr>
           <w:b/>
@@ -4560,11 +4572,17 @@
       </w:r>
     </w:p>
     <w:p>
+      <w:pPr>
+        <w:ind w:left="1416" w:firstLine="1"/>
+      </w:pPr>
       <w:r>
         <w:t>Promueven la conservación de los recursos naturales y la implementación de prácticas agropecuarias responsables con el medio ambiente.</w:t>
       </w:r>
     </w:p>
     <w:p>
+      <w:pPr>
+        <w:ind w:left="1416" w:firstLine="1"/>
+      </w:pPr>
       <w:r>
         <w:rPr>
           <w:b/>
@@ -4601,11 +4619,17 @@
       </w:r>
     </w:p>
     <w:p>
+      <w:pPr>
+        <w:ind w:left="1416" w:firstLine="1"/>
+      </w:pPr>
       <w:r>
         <w:t>Están dirigidos a garantizar el acceso de las familias rurales a alimentos suficientes, nutritivos y saludables.</w:t>
       </w:r>
     </w:p>
     <w:p>
+      <w:pPr>
+        <w:ind w:left="1416" w:firstLine="1"/>
+      </w:pPr>
       <w:r>
         <w:rPr>
           <w:b/>
@@ -4642,11 +4666,17 @@
       </w:r>
     </w:p>
     <w:p>
+      <w:pPr>
+        <w:ind w:left="1416" w:firstLine="1"/>
+      </w:pPr>
       <w:r>
         <w:t>Fortalecen la organización comunitaria y mejoran los procesos de comercialización de productos agropecuarios mediante el trabajo colectivo.</w:t>
       </w:r>
     </w:p>
     <w:p>
+      <w:pPr>
+        <w:ind w:left="1416" w:firstLine="1"/>
+      </w:pPr>
       <w:r>
         <w:rPr>
           <w:b/>
@@ -4684,11 +4714,17 @@
       </w:r>
     </w:p>
     <w:p>
+      <w:pPr>
+        <w:ind w:left="1416" w:firstLine="1"/>
+      </w:pPr>
       <w:r>
         <w:t>Buscan fortalecer los conocimientos y capacidades de la comunidad mediante procesos de formación y acompañamiento técnico agropecuario.</w:t>
       </w:r>
     </w:p>
     <w:p>
+      <w:pPr>
+        <w:ind w:left="1416" w:firstLine="1"/>
+      </w:pPr>
       <w:r>
         <w:rPr>
           <w:b/>
@@ -4725,11 +4761,17 @@
       </w:r>
     </w:p>
     <w:p>
+      <w:pPr>
+        <w:ind w:left="1416" w:firstLine="1"/>
+      </w:pPr>
       <w:r>
         <w:t>Se orientan al mejoramiento de espacios, instalaciones y servicios necesarios para fortalecer las actividades agropecuarias y comunitarias.</w:t>
       </w:r>
     </w:p>
     <w:p>
+      <w:pPr>
+        <w:ind w:left="1416" w:firstLine="1"/>
+      </w:pPr>
       <w:r>
         <w:rPr>
           <w:b/>
@@ -4756,12 +4798,15 @@
     </w:p>
     <w:p>
       <w:r>
-        <w:t>El alcance de un proyecto comunitario agropecuario corresponde a la definición clara de los límites, objetivos, actividades, beneficiarios, recursos y resultados que se esperan alcanzar durante el desarrollo de una iniciativa comunitaria en el territorio rural. Permite establecer qué se va a realizar, cómo se desarrollará, quiénes participarán, hasta dónde llegará el proyecto y cuáles transformaciones se esperan generar en la comunidad desde el punto de vista productivo, social, económico y ambiental.</w:t>
-      </w:r>
-    </w:p>
-    <w:p>
+        <w:t xml:space="preserve">El alcance de un proyecto comunitario agropecuario corresponde a la definición clara de los límites, objetivos, actividades, beneficiarios, recursos y resultados que se esperan alcanzar durante el desarrollo de una iniciativa comunitaria en el territorio rural. Permite establecer qué se va a realizar, cómo se desarrollará, quiénes participarán, hasta dónde llegará el proyecto y cuáles transformaciones se esperan </w:t>
+      </w:r>
       <w:r>
         <w:lastRenderedPageBreak/>
+        <w:t>generar en la comunidad desde el punto de vista productivo, social, económico y ambiental.</w:t>
+      </w:r>
+    </w:p>
+    <w:p>
+      <w:r>
         <w:t>En los proyectos comunitarios, el alcance no solo contempla aspectos técnicos y productivos, sino también el impacto que las acciones pueden generar en la calidad de vida de las familias campesinas, el fortalecimiento organizativo y la sostenibilidad del territorio.</w:t>
       </w:r>
     </w:p>
@@ -4929,7 +4974,7 @@
       <w:pPr>
         <w:pStyle w:val="Ttulo2"/>
       </w:pPr>
-      <w:bookmarkStart w:id="3" w:name="_Toc232799199"/>
+      <w:bookmarkStart w:id="3" w:name="_Toc235782122"/>
       <w:r>
         <w:t>Metodologías para la formulación y estructuración de proyectos</w:t>
       </w:r>
@@ -4958,6 +5003,7 @@
           <w:ilvl w:val="0"/>
           <w:numId w:val="7"/>
         </w:numPr>
+        <w:ind w:firstLine="0"/>
       </w:pPr>
       <w:r>
         <w:rPr>
@@ -4970,7 +5016,13 @@
         <w:t xml:space="preserve">. </w:t>
       </w:r>
       <w:r>
-        <w:t>Organiza y planifica proyectos de manera estructurada permitiendo definir claramente los objetivos, actividades, recursos, indicadores y resultados esperados, facilitando el seguimiento y evaluación del proyecto.</w:t>
+        <w:t>Organiza y planifica proyectos de manera estructurada</w:t>
+      </w:r>
+      <w:r>
+        <w:t>,</w:t>
+      </w:r>
+      <w:r>
+        <w:t xml:space="preserve"> permitiendo definir claramente los objetivos, actividades, recursos, indicadores y resultados esperados, facilitando el seguimiento y evaluación del proyecto.</w:t>
       </w:r>
     </w:p>
     <w:p>
@@ -5084,7 +5136,7 @@
       <w:pPr>
         <w:pStyle w:val="Ttulo2"/>
       </w:pPr>
-      <w:bookmarkStart w:id="4" w:name="_Toc232799200"/>
+      <w:bookmarkStart w:id="4" w:name="_Toc235782123"/>
       <w:r>
         <w:t>Actores, participación comunitaria y gestión del proyecto</w:t>
       </w:r>
@@ -5533,11 +5585,17 @@
       </w:r>
     </w:p>
     <w:p>
+      <w:pPr>
+        <w:ind w:left="1416" w:firstLine="1"/>
+      </w:pPr>
       <w:r>
         <w:t xml:space="preserve">Consiste en definir los objetivos, actividades, recursos, tiempos y estrategias necesarias para desarrollar el proyecto de manera organizada. </w:t>
       </w:r>
     </w:p>
     <w:p>
+      <w:pPr>
+        <w:ind w:left="1416" w:firstLine="1"/>
+      </w:pPr>
       <w:r>
         <w:rPr>
           <w:b/>
@@ -5547,10 +5605,6 @@
       </w:r>
       <w:r>
         <w:t>: la comunidad establece las actividades y cronograma para implementar un proyecto de huertas comunitarias.</w:t>
-      </w:r>
-      <w:r>
-        <w:tab/>
-        <w:t xml:space="preserve"> </w:t>
       </w:r>
     </w:p>
     <w:p>
@@ -5580,11 +5634,17 @@
       </w:r>
     </w:p>
     <w:p>
+      <w:pPr>
+        <w:ind w:left="1416" w:firstLine="1"/>
+      </w:pPr>
       <w:r>
         <w:t>Permite distribuir responsabilidades, coordinar tareas y establecer funciones entre los participantes del proyecto.</w:t>
       </w:r>
     </w:p>
     <w:p>
+      <w:pPr>
+        <w:ind w:left="1416" w:firstLine="1"/>
+      </w:pPr>
       <w:r>
         <w:rPr>
           <w:b/>
@@ -5621,11 +5681,17 @@
       </w:r>
     </w:p>
     <w:p>
+      <w:pPr>
+        <w:ind w:left="1416" w:firstLine="1"/>
+      </w:pPr>
       <w:r>
         <w:t>Incluye los recursos humanos, técnicos, materiales y financieros necesarios para ejecutar las actividades del proyecto.</w:t>
       </w:r>
     </w:p>
     <w:p>
+      <w:pPr>
+        <w:ind w:left="1416" w:firstLine="1"/>
+      </w:pPr>
       <w:r>
         <w:rPr>
           <w:b/>
@@ -5662,11 +5728,17 @@
       </w:r>
     </w:p>
     <w:p>
+      <w:pPr>
+        <w:ind w:left="1416" w:firstLine="1"/>
+      </w:pPr>
       <w:r>
         <w:t>Es la programación de actividades y tiempos establecidos para desarrollar las diferentes etapas del proyecto.</w:t>
       </w:r>
     </w:p>
     <w:p>
+      <w:pPr>
+        <w:ind w:left="1416" w:firstLine="1"/>
+      </w:pPr>
       <w:r>
         <w:rPr>
           <w:b/>
@@ -5703,11 +5775,17 @@
       </w:r>
     </w:p>
     <w:p>
+      <w:pPr>
+        <w:ind w:left="1416" w:firstLine="1"/>
+      </w:pPr>
       <w:r>
         <w:t>Permite verificar el avance de las actividades, identificar dificultades y tomar decisiones para mejorar el desarrollo del proyecto.</w:t>
       </w:r>
     </w:p>
     <w:p>
+      <w:pPr>
+        <w:ind w:left="1416" w:firstLine="1"/>
+      </w:pPr>
       <w:r>
         <w:rPr>
           <w:b/>
@@ -5745,11 +5823,17 @@
       </w:r>
     </w:p>
     <w:p>
+      <w:pPr>
+        <w:ind w:left="1416" w:firstLine="1"/>
+      </w:pPr>
       <w:r>
         <w:t>Consiste en analizar los resultados e impactos alcanzados con el proyecto para determinar el cumplimiento de los objetivos.</w:t>
       </w:r>
     </w:p>
     <w:p>
+      <w:pPr>
+        <w:ind w:left="1416" w:firstLine="1"/>
+      </w:pPr>
       <w:r>
         <w:rPr>
           <w:b/>
@@ -5786,11 +5870,17 @@
       </w:r>
     </w:p>
     <w:p>
+      <w:pPr>
+        <w:ind w:left="1416" w:firstLine="1"/>
+      </w:pPr>
       <w:r>
         <w:t xml:space="preserve">Facilita el intercambio de información entre los actores del proyecto y fortalece la coordinación de actividades. </w:t>
       </w:r>
     </w:p>
     <w:p>
+      <w:pPr>
+        <w:ind w:left="1417" w:firstLine="0"/>
+      </w:pPr>
       <w:r>
         <w:rPr>
           <w:b/>
@@ -5806,7 +5896,7 @@
       <w:pPr>
         <w:pStyle w:val="Ttulo2"/>
       </w:pPr>
-      <w:bookmarkStart w:id="5" w:name="_Toc232799201"/>
+      <w:bookmarkStart w:id="5" w:name="_Toc235782124"/>
       <w:r>
         <w:t>Técnicas de monitoreo, evaluación y ajuste</w:t>
       </w:r>
@@ -5864,6 +5954,9 @@
       </w:r>
     </w:p>
     <w:p>
+      <w:pPr>
+        <w:ind w:left="1416" w:firstLine="1"/>
+      </w:pPr>
       <w:r>
         <w:t xml:space="preserve">Consiste en verificar presencialmente las condiciones reales en las que se desarrollan las actividades del proyecto dentro del territorio. </w:t>
       </w:r>
@@ -5909,6 +6002,9 @@
       </w:r>
     </w:p>
     <w:p>
+      <w:pPr>
+        <w:ind w:left="1416" w:firstLine="1"/>
+      </w:pPr>
       <w:r>
         <w:t>Se basa en sistematizar datos sobre actividades desarrolladas, recursos utilizados, tiempos de ejecución, participación de beneficiarios y resultados obtenidos. Los registros pueden elaborarse mediante formatos físicos o digitales, bitácoras técnicas, listas de asistencia, reportes de producción, informes de avance y matrices de seguimiento.</w:t>
       </w:r>
@@ -5937,6 +6033,9 @@
       </w:r>
     </w:p>
     <w:p>
+      <w:pPr>
+        <w:ind w:left="1416" w:firstLine="1"/>
+      </w:pPr>
       <w:r>
         <w:t>Son espacios de análisis técnico y organizativo orientados a revisar el comportamiento del proyecto, evaluar avances y coordinar acciones de mejora. Estas reuniones permiten fortalecer la comunicación entre los actores involucrados y facilitan la toma de decisiones de manera participativa.</w:t>
       </w:r>
@@ -5965,6 +6064,9 @@
       </w:r>
     </w:p>
     <w:p>
+      <w:pPr>
+        <w:ind w:left="1416" w:firstLine="1"/>
+      </w:pPr>
       <w:r>
         <w:t>Son instrumentos de medición utilizados para evaluar el nivel de avance y cumplimiento de los objetivos del proyecto. Permiten analizar de manera cuantitativa y cualitativa el comportamiento de las actividades ejecutadas y los resultados alcanzados. Los indicadores pueden relacionarse con productividad, participación, sostenibilidad ambiental, eficiencia financiera y fortalecimiento organizativo.</w:t>
       </w:r>
@@ -5974,26 +6076,40 @@
     </w:p>
     <w:p>
       <w:pPr>
-        <w:rPr>
-          <w:b/>
-          <w:bCs/>
-        </w:rPr>
-      </w:pPr>
-      <w:r>
-        <w:rPr>
-          <w:b/>
-          <w:bCs/>
-        </w:rPr>
+        <w:spacing w:before="0" w:after="160" w:line="259" w:lineRule="auto"/>
+        <w:ind w:firstLine="0"/>
+        <w:rPr>
+          <w:b/>
+          <w:bCs/>
+        </w:rPr>
+      </w:pPr>
+      <w:r>
+        <w:rPr>
+          <w:b/>
+          <w:bCs/>
+        </w:rPr>
+        <w:br w:type="page"/>
+      </w:r>
+    </w:p>
+    <w:p>
+      <w:pPr>
+        <w:rPr>
+          <w:b/>
+          <w:bCs/>
+        </w:rPr>
+      </w:pPr>
+      <w:r>
+        <w:rPr>
+          <w:b/>
+          <w:bCs/>
+        </w:rPr>
+        <w:lastRenderedPageBreak/>
         <w:t>Evaluación y ajuste</w:t>
       </w:r>
     </w:p>
     <w:p>
       <w:r>
-        <w:t xml:space="preserve">La evaluación y el ajuste constituyen procesos estratégicos dentro de la gestión de proyectos comunitarios agropecuarios, orientados al análisis de resultados, la verificación del cumplimiento de objetivos y la implementación de acciones de mejora </w:t>
-      </w:r>
-      <w:r>
-        <w:lastRenderedPageBreak/>
-        <w:t>durante la ejecución de la iniciativa. Estas técnicas permiten valorar el desempeño técnico, organizativo, social y productivo del proyecto, identificando logros, limitaciones y oportunidades de fortalecimiento.</w:t>
+        <w:t>La evaluación y el ajuste constituyen procesos estratégicos dentro de la gestión de proyectos comunitarios agropecuarios, orientados al análisis de resultados, la verificación del cumplimiento de objetivos y la implementación de acciones de mejora durante la ejecución de la iniciativa. Estas técnicas permiten valorar el desempeño técnico, organizativo, social y productivo del proyecto, identificando logros, limitaciones y oportunidades de fortalecimiento.</w:t>
       </w:r>
     </w:p>
     <w:p>
@@ -6155,7 +6271,11 @@
               <w:ind w:firstLine="0"/>
             </w:pPr>
             <w:r>
-              <w:t>Implementar mejoras o acciones correctivas para fortalecer el desarrollo del proyecto.</w:t>
+              <w:t xml:space="preserve">Implementar mejoras o acciones </w:t>
+            </w:r>
+            <w:r>
+              <w:lastRenderedPageBreak/>
+              <w:t>correctivas para fortalecer el desarrollo del proyecto.</w:t>
             </w:r>
           </w:p>
         </w:tc>
@@ -6168,11 +6288,12 @@
               <w:ind w:firstLine="0"/>
             </w:pPr>
             <w:r>
-              <w:t xml:space="preserve">Reprogramación de actividades, redistribución de recursos, mejoramiento de estrategias y toma </w:t>
-            </w:r>
-            <w:r>
               <w:lastRenderedPageBreak/>
-              <w:t>de decisiones comunitarias.</w:t>
+              <w:t xml:space="preserve">Reprogramación de actividades, </w:t>
+            </w:r>
+            <w:r>
+              <w:lastRenderedPageBreak/>
+              <w:t>redistribución de recursos, mejoramiento de estrategias y toma de decisiones comunitarias.</w:t>
             </w:r>
           </w:p>
         </w:tc>
@@ -6186,11 +6307,11 @@
             </w:pPr>
             <w:r>
               <w:lastRenderedPageBreak/>
-              <w:t xml:space="preserve">Facilita adaptar el proyecto frente a cambios del entorno, dificultades productivas o </w:t>
+              <w:t xml:space="preserve">Facilita adaptar el proyecto frente a </w:t>
             </w:r>
             <w:r>
               <w:lastRenderedPageBreak/>
-              <w:t>nuevas necesidades del territorio.</w:t>
+              <w:t>cambios del entorno, dificultades productivas o nuevas necesidades del territorio.</w:t>
             </w:r>
           </w:p>
         </w:tc>
@@ -6201,6 +6322,7 @@
         <w:ind w:firstLine="0"/>
       </w:pPr>
       <w:r>
+        <w:lastRenderedPageBreak/>
         <w:t>Nota. SENA, (2026).</w:t>
       </w:r>
     </w:p>
@@ -6208,7 +6330,7 @@
       <w:pPr>
         <w:pStyle w:val="Ttulo2"/>
       </w:pPr>
-      <w:bookmarkStart w:id="6" w:name="_Toc232799202"/>
+      <w:bookmarkStart w:id="6" w:name="_Toc235782125"/>
       <w:r>
         <w:t>Indicadores, presupuesto y cronograma</w:t>
       </w:r>
@@ -6221,7 +6343,11 @@
     </w:p>
     <w:p>
       <w:r>
-        <w:t>Los indicadores facilitan la medición de avances y resultados mediante datos que permiten evaluar el desempeño del proyecto. El presupuesto permite organizar y controlar los recursos financieros necesarios para ejecutar las actividades programadas, garantizando un uso adecuado de los recursos disponibles. Por su parte, el cronograma establece la distribución de actividades y tiempos de ejecución, facilitando la coordinación y seguimiento de las acciones desarrolladas.</w:t>
+        <w:t xml:space="preserve">Los indicadores facilitan la medición de avances y resultados mediante datos que permiten evaluar el desempeño del proyecto. El presupuesto permite organizar y controlar los recursos financieros necesarios para ejecutar las actividades programadas, garantizando un uso adecuado de los recursos disponibles. Por su parte, el cronograma </w:t>
+      </w:r>
+      <w:r>
+        <w:lastRenderedPageBreak/>
+        <w:t>establece la distribución de actividades y tiempos de ejecución, facilitando la coordinación y seguimiento de las acciones desarrolladas.</w:t>
       </w:r>
     </w:p>
     <w:p>
@@ -6235,7 +6361,6 @@
           <w:b/>
           <w:bCs/>
         </w:rPr>
-        <w:lastRenderedPageBreak/>
         <w:t>Indicadores</w:t>
       </w:r>
     </w:p>
@@ -6275,11 +6400,18 @@
       </w:r>
     </w:p>
     <w:p>
-      <w:r>
+      <w:pPr>
+        <w:ind w:left="1416" w:firstLine="1"/>
+      </w:pPr>
+      <w:r>
+        <w:lastRenderedPageBreak/>
         <w:t>Permiten verificar si las actividades programadas se ejecutaron según lo establecido.</w:t>
       </w:r>
     </w:p>
     <w:p>
+      <w:pPr>
+        <w:ind w:left="707"/>
+      </w:pPr>
       <w:r>
         <w:rPr>
           <w:b/>
@@ -6316,17 +6448,22 @@
       </w:r>
     </w:p>
     <w:p>
+      <w:pPr>
+        <w:ind w:left="1416" w:firstLine="2"/>
+      </w:pPr>
       <w:r>
         <w:t>Miden los resultados relacionados con las actividades productivas del proyecto.</w:t>
       </w:r>
     </w:p>
     <w:p>
-      <w:r>
-        <w:rPr>
-          <w:b/>
-          <w:bCs/>
-        </w:rPr>
-        <w:lastRenderedPageBreak/>
+      <w:pPr>
+        <w:ind w:left="707"/>
+      </w:pPr>
+      <w:r>
+        <w:rPr>
+          <w:b/>
+          <w:bCs/>
+        </w:rPr>
         <w:t>Ejemplo</w:t>
       </w:r>
       <w:r>
@@ -6357,11 +6494,17 @@
       </w:r>
     </w:p>
     <w:p>
+      <w:pPr>
+        <w:ind w:left="707"/>
+      </w:pPr>
       <w:r>
         <w:t>Evalúan el manejo y utilización de los recursos económicos del proyecto.</w:t>
       </w:r>
     </w:p>
     <w:p>
+      <w:pPr>
+        <w:ind w:left="707"/>
+      </w:pPr>
       <w:r>
         <w:rPr>
           <w:b/>
@@ -6405,11 +6548,17 @@
       </w:r>
     </w:p>
     <w:p>
+      <w:pPr>
+        <w:ind w:left="1416" w:firstLine="1"/>
+      </w:pPr>
       <w:r>
         <w:t>Analizan el nivel de involucramiento de la comunidad en las actividades del proyecto.</w:t>
       </w:r>
     </w:p>
     <w:p>
+      <w:pPr>
+        <w:ind w:left="1416" w:firstLine="1"/>
+      </w:pPr>
       <w:r>
         <w:rPr>
           <w:b/>
@@ -6442,11 +6591,17 @@
       </w:r>
     </w:p>
     <w:p>
+      <w:pPr>
+        <w:ind w:left="707"/>
+      </w:pPr>
       <w:r>
         <w:t>Evalúan el impacto ambiental y las prácticas sostenibles implementadas.</w:t>
       </w:r>
     </w:p>
     <w:p>
+      <w:pPr>
+        <w:ind w:left="707"/>
+      </w:pPr>
       <w:r>
         <w:rPr>
           <w:b/>
@@ -6479,15 +6634,22 @@
           <w:b/>
           <w:bCs/>
         </w:rPr>
+        <w:lastRenderedPageBreak/>
         <w:t>Impacto social</w:t>
       </w:r>
     </w:p>
     <w:p>
+      <w:pPr>
+        <w:ind w:left="1416" w:firstLine="2"/>
+      </w:pPr>
       <w:r>
         <w:t>Miden los cambios generados en las condiciones de vida y organización de la comunidad.</w:t>
       </w:r>
     </w:p>
     <w:p>
+      <w:pPr>
+        <w:ind w:left="1416" w:firstLine="0"/>
+      </w:pPr>
       <w:r>
         <w:rPr>
           <w:b/>
@@ -6498,57 +6660,45 @@
       <w:r>
         <w:t>: incremento en los ingresos familiares de los productores beneficiados.</w:t>
       </w:r>
-      <w:r>
-        <w:tab/>
-        <w:t xml:space="preserve"> </w:t>
-      </w:r>
-    </w:p>
-    <w:p>
-      <w:pPr>
-        <w:spacing w:before="0" w:after="160" w:line="259" w:lineRule="auto"/>
-        <w:ind w:firstLine="0"/>
-      </w:pPr>
-      <w:r>
-        <w:br w:type="page"/>
-      </w:r>
-    </w:p>
-    <w:p>
+    </w:p>
+    <w:p>
+      <w:r>
+        <w:rPr>
+          <w:b/>
+          <w:bCs/>
+        </w:rPr>
+        <w:t>Presupuesto</w:t>
+      </w:r>
+    </w:p>
+    <w:p>
+      <w:r>
+        <w:t>Corresponde a la planificación financiera que permite organizar, calcular y controlar los recursos económicos necesarios para desarrollar un proyecto comunitario agropecuario. A través del presupuesto se estiman los costos de las actividades, materiales, insumos, servicios y recursos humanos requeridos para cumplir los objetivos propuestos.</w:t>
+      </w:r>
+    </w:p>
+    <w:p>
+      <w:r>
+        <w:t>En los proyectos comunitarios, el presupuesto facilita la administración adecuada de los recursos disponibles y permite prever las inversiones necesarias para ejecutar las actividades de manera organizada y sostenible. Además, contribuye a evitar gastos innecesarios, fortalecer el control financiero y garantizar la viabilidad económica de la iniciativa.</w:t>
+      </w:r>
+    </w:p>
+    <w:p>
+      <w:r>
+        <w:t>La elaboración del presupuesto debe realizarse teniendo en cuenta las necesidades reales del proyecto, las condiciones productivas del territorio y la disponibilidad de recursos económicos, técnicos y comunitarios.</w:t>
+      </w:r>
+    </w:p>
+    <w:p/>
+    <w:p>
+      <w:pPr>
+        <w:rPr>
+          <w:b/>
+          <w:bCs/>
+        </w:rPr>
+      </w:pPr>
       <w:r>
         <w:rPr>
           <w:b/>
           <w:bCs/>
         </w:rPr>
         <w:lastRenderedPageBreak/>
-        <w:t>Presupuesto</w:t>
-      </w:r>
-    </w:p>
-    <w:p>
-      <w:r>
-        <w:t>Corresponde a la planificación financiera que permite organizar, calcular y controlar los recursos económicos necesarios para desarrollar un proyecto comunitario agropecuario. A través del presupuesto se estiman los costos de las actividades, materiales, insumos, servicios y recursos humanos requeridos para cumplir los objetivos propuestos.</w:t>
-      </w:r>
-    </w:p>
-    <w:p>
-      <w:r>
-        <w:t>En los proyectos comunitarios, el presupuesto facilita la administración adecuada de los recursos disponibles y permite prever las inversiones necesarias para ejecutar las actividades de manera organizada y sostenible. Además, contribuye a evitar gastos innecesarios, fortalecer el control financiero y garantizar la viabilidad económica de la iniciativa.</w:t>
-      </w:r>
-    </w:p>
-    <w:p>
-      <w:r>
-        <w:t>La elaboración del presupuesto debe realizarse teniendo en cuenta las necesidades reales del proyecto, las condiciones productivas del territorio y la disponibilidad de recursos económicos, técnicos y comunitarios.</w:t>
-      </w:r>
-    </w:p>
-    <w:p>
-      <w:pPr>
-        <w:rPr>
-          <w:b/>
-          <w:bCs/>
-        </w:rPr>
-      </w:pPr>
-      <w:r>
-        <w:rPr>
-          <w:b/>
-          <w:bCs/>
-        </w:rPr>
         <w:t>Elementos de un presupuesto</w:t>
       </w:r>
     </w:p>
@@ -6604,7 +6754,6 @@
           <w:b/>
           <w:bCs/>
         </w:rPr>
-        <w:lastRenderedPageBreak/>
         <w:t>Mano de obra</w:t>
       </w:r>
       <w:r>
@@ -6689,7 +6838,11 @@
         <w:t xml:space="preserve">. </w:t>
       </w:r>
       <w:r>
-        <w:t>Inversiones en adecuación, construcción o adquisición de espacios, instalaciones, maquinaria y equipos necesarios para el proyecto. Incluye: corrales, invernaderos, sistemas de riego, equipos de procesamiento, tanques de almacenamiento, maquinaria agrícola.</w:t>
+        <w:t xml:space="preserve">Inversiones en adecuación, construcción o adquisición de espacios, instalaciones, maquinaria y equipos necesarios para el proyecto. Incluye: corrales, invernaderos, sistemas de riego, </w:t>
+      </w:r>
+      <w:r>
+        <w:lastRenderedPageBreak/>
+        <w:t>equipos de procesamiento, tanques de almacenamiento, maquinaria agrícola.</w:t>
       </w:r>
       <w:r>
         <w:tab/>
@@ -6706,28 +6859,34 @@
     </w:p>
     <w:p>
       <w:r>
-        <w:t xml:space="preserve">El cronograma es una herramienta de planificación que permite organizar y distribuir las actividades de un proyecto comunitario agropecuario en un periodo de tiempo determinado. Su función principal es establecer el orden, duración y fechas de </w:t>
-      </w:r>
+        <w:t>El cronograma es una herramienta de planificación que permite organizar y distribuir las actividades de un proyecto comunitario agropecuario en un periodo de tiempo determinado. Su función principal es establecer el orden, duración y fechas de ejecución de cada actividad, facilitando el seguimiento y control de las acciones programadas.</w:t>
+      </w:r>
+    </w:p>
+    <w:p>
+      <w:r>
+        <w:t>En los proyectos comunitarios, el cronograma permite coordinar las tareas productivas, administrativas, organizativas y formativas necesarias para alcanzar los objetivos planteados. Además, contribuye a optimizar el uso de recursos, mejorar la distribución de responsabilidades y garantizar el cumplimiento de las metas dentro de los tiempos establecidos.</w:t>
+      </w:r>
+    </w:p>
+    <w:p>
+      <w:r>
+        <w:t>Los aspectos que se deben tener en cuenta en la construcción de cronogramas son los siguientes:</w:t>
+      </w:r>
+    </w:p>
+    <w:p>
+      <w:pPr>
+        <w:spacing w:before="0" w:after="160" w:line="259" w:lineRule="auto"/>
+        <w:ind w:firstLine="0"/>
+      </w:pPr>
+      <w:r>
+        <w:br w:type="page"/>
+      </w:r>
+    </w:p>
+    <w:p>
+      <w:pPr>
+        <w:pStyle w:val="Tabla"/>
+      </w:pPr>
       <w:r>
         <w:lastRenderedPageBreak/>
-        <w:t>ejecución de cada actividad, facilitando el seguimiento y control de las acciones programadas.</w:t>
-      </w:r>
-    </w:p>
-    <w:p>
-      <w:r>
-        <w:t>En los proyectos comunitarios, el cronograma permite coordinar las tareas productivas, administrativas, organizativas y formativas necesarias para alcanzar los objetivos planteados. Además, contribuye a optimizar el uso de recursos, mejorar la distribución de responsabilidades y garantizar el cumplimiento de las metas dentro de los tiempos establecidos.</w:t>
-      </w:r>
-    </w:p>
-    <w:p>
-      <w:r>
-        <w:t>Los aspectos que se deben tener en cuenta en la construcción de cronogramas son los siguientes:</w:t>
-      </w:r>
-    </w:p>
-    <w:p>
-      <w:pPr>
-        <w:pStyle w:val="Tabla"/>
-      </w:pPr>
-      <w:r>
         <w:t>Aspectos claves para la construcción de cronogramas</w:t>
       </w:r>
     </w:p>
@@ -6738,9 +6897,9 @@
         <w:tblLook w:val="04A0" w:firstRow="1" w:lastRow="0" w:firstColumn="1" w:lastColumn="0" w:noHBand="0" w:noVBand="1"/>
       </w:tblPr>
       <w:tblGrid>
-        <w:gridCol w:w="3320"/>
-        <w:gridCol w:w="3321"/>
-        <w:gridCol w:w="3321"/>
+        <w:gridCol w:w="2266"/>
+        <w:gridCol w:w="3258"/>
+        <w:gridCol w:w="4438"/>
       </w:tblGrid>
       <w:tr>
         <w:trPr>
@@ -6750,7 +6909,7 @@
         </w:trPr>
         <w:tc>
           <w:tcPr>
-            <w:tcW w:w="3320" w:type="dxa"/>
+            <w:tcW w:w="2266" w:type="dxa"/>
           </w:tcPr>
           <w:p>
             <w:pPr>
@@ -6763,7 +6922,7 @@
         </w:tc>
         <w:tc>
           <w:tcPr>
-            <w:tcW w:w="3321" w:type="dxa"/>
+            <w:tcW w:w="3258" w:type="dxa"/>
           </w:tcPr>
           <w:p>
             <w:pPr>
@@ -6776,7 +6935,7 @@
         </w:tc>
         <w:tc>
           <w:tcPr>
-            <w:tcW w:w="3321" w:type="dxa"/>
+            <w:tcW w:w="4438" w:type="dxa"/>
           </w:tcPr>
           <w:p>
             <w:pPr>
@@ -6794,7 +6953,7 @@
         </w:trPr>
         <w:tc>
           <w:tcPr>
-            <w:tcW w:w="3320" w:type="dxa"/>
+            <w:tcW w:w="2266" w:type="dxa"/>
           </w:tcPr>
           <w:p>
             <w:pPr>
@@ -6807,7 +6966,7 @@
         </w:tc>
         <w:tc>
           <w:tcPr>
-            <w:tcW w:w="3321" w:type="dxa"/>
+            <w:tcW w:w="3258" w:type="dxa"/>
           </w:tcPr>
           <w:p>
             <w:pPr>
@@ -6820,7 +6979,7 @@
         </w:tc>
         <w:tc>
           <w:tcPr>
-            <w:tcW w:w="3321" w:type="dxa"/>
+            <w:tcW w:w="4438" w:type="dxa"/>
           </w:tcPr>
           <w:p>
             <w:pPr>
@@ -6835,7 +6994,7 @@
       <w:tr>
         <w:tc>
           <w:tcPr>
-            <w:tcW w:w="3320" w:type="dxa"/>
+            <w:tcW w:w="2266" w:type="dxa"/>
           </w:tcPr>
           <w:p>
             <w:pPr>
@@ -6848,7 +7007,7 @@
         </w:tc>
         <w:tc>
           <w:tcPr>
-            <w:tcW w:w="3321" w:type="dxa"/>
+            <w:tcW w:w="3258" w:type="dxa"/>
           </w:tcPr>
           <w:p>
             <w:pPr>
@@ -6861,7 +7020,7 @@
         </w:tc>
         <w:tc>
           <w:tcPr>
-            <w:tcW w:w="3321" w:type="dxa"/>
+            <w:tcW w:w="4438" w:type="dxa"/>
           </w:tcPr>
           <w:p>
             <w:pPr>
@@ -6879,21 +7038,20 @@
         </w:trPr>
         <w:tc>
           <w:tcPr>
-            <w:tcW w:w="3320" w:type="dxa"/>
+            <w:tcW w:w="2266" w:type="dxa"/>
           </w:tcPr>
           <w:p>
             <w:pPr>
               <w:ind w:firstLine="0"/>
             </w:pPr>
             <w:r>
-              <w:lastRenderedPageBreak/>
               <w:t>Distribución de responsabilidades</w:t>
             </w:r>
           </w:p>
         </w:tc>
         <w:tc>
           <w:tcPr>
-            <w:tcW w:w="3321" w:type="dxa"/>
+            <w:tcW w:w="3258" w:type="dxa"/>
           </w:tcPr>
           <w:p>
             <w:pPr>
@@ -6906,7 +7064,7 @@
         </w:tc>
         <w:tc>
           <w:tcPr>
-            <w:tcW w:w="3321" w:type="dxa"/>
+            <w:tcW w:w="4438" w:type="dxa"/>
           </w:tcPr>
           <w:p>
             <w:pPr>
@@ -6921,7 +7079,7 @@
       <w:tr>
         <w:tc>
           <w:tcPr>
-            <w:tcW w:w="3320" w:type="dxa"/>
+            <w:tcW w:w="2266" w:type="dxa"/>
           </w:tcPr>
           <w:p>
             <w:pPr>
@@ -6934,7 +7092,7 @@
         </w:tc>
         <w:tc>
           <w:tcPr>
-            <w:tcW w:w="3321" w:type="dxa"/>
+            <w:tcW w:w="3258" w:type="dxa"/>
           </w:tcPr>
           <w:p>
             <w:pPr>
@@ -6947,7 +7105,7 @@
         </w:tc>
         <w:tc>
           <w:tcPr>
-            <w:tcW w:w="3321" w:type="dxa"/>
+            <w:tcW w:w="4438" w:type="dxa"/>
           </w:tcPr>
           <w:p>
             <w:pPr>
@@ -6965,7 +7123,7 @@
         </w:trPr>
         <w:tc>
           <w:tcPr>
-            <w:tcW w:w="3320" w:type="dxa"/>
+            <w:tcW w:w="2266" w:type="dxa"/>
           </w:tcPr>
           <w:p>
             <w:pPr>
@@ -6978,7 +7136,7 @@
         </w:tc>
         <w:tc>
           <w:tcPr>
-            <w:tcW w:w="3321" w:type="dxa"/>
+            <w:tcW w:w="3258" w:type="dxa"/>
           </w:tcPr>
           <w:p>
             <w:pPr>
@@ -6991,7 +7149,7 @@
         </w:tc>
         <w:tc>
           <w:tcPr>
-            <w:tcW w:w="3321" w:type="dxa"/>
+            <w:tcW w:w="4438" w:type="dxa"/>
           </w:tcPr>
           <w:p>
             <w:pPr>
@@ -7006,7 +7164,7 @@
       <w:tr>
         <w:tc>
           <w:tcPr>
-            <w:tcW w:w="3320" w:type="dxa"/>
+            <w:tcW w:w="2266" w:type="dxa"/>
           </w:tcPr>
           <w:p>
             <w:pPr>
@@ -7019,7 +7177,7 @@
         </w:tc>
         <w:tc>
           <w:tcPr>
-            <w:tcW w:w="3321" w:type="dxa"/>
+            <w:tcW w:w="3258" w:type="dxa"/>
           </w:tcPr>
           <w:p>
             <w:pPr>
@@ -7032,7 +7190,7 @@
         </w:tc>
         <w:tc>
           <w:tcPr>
-            <w:tcW w:w="3321" w:type="dxa"/>
+            <w:tcW w:w="4438" w:type="dxa"/>
           </w:tcPr>
           <w:p>
             <w:pPr>
@@ -7050,6 +7208,7 @@
         <w:ind w:firstLine="0"/>
       </w:pPr>
       <w:r>
+        <w:lastRenderedPageBreak/>
         <w:t>Nota. SENA, (2026).</w:t>
       </w:r>
     </w:p>
@@ -7089,7 +7248,6 @@
           <w:b/>
           <w:bCs/>
         </w:rPr>
-        <w:lastRenderedPageBreak/>
         <w:t>Calendario de actividades</w:t>
       </w:r>
       <w:r>
@@ -7279,6 +7437,7 @@
         </w:numPr>
       </w:pPr>
       <w:r>
+        <w:lastRenderedPageBreak/>
         <w:t>Asana.</w:t>
       </w:r>
     </w:p>
@@ -7301,7 +7460,7 @@
       <w:pPr>
         <w:pStyle w:val="Ttulo2"/>
       </w:pPr>
-      <w:bookmarkStart w:id="7" w:name="_Toc232799203"/>
+      <w:bookmarkStart w:id="7" w:name="_Toc235782126"/>
       <w:r>
         <w:t>Gestión de recursos, proveedores y de financiación</w:t>
       </w:r>
@@ -7309,35 +7468,49 @@
     </w:p>
     <w:p>
       <w:r>
-        <w:t xml:space="preserve">La ejecución de proyectos comunitarios agropecuarios requiere procesos de organización y administración que permitan garantizar el uso adecuado de los recursos </w:t>
-      </w:r>
-      <w:r>
+        <w:t>La ejecución de proyectos comunitarios agropecuarios requiere procesos de organización y administración que permitan garantizar el uso adecuado de los recursos necesarios para el desarrollo de las actividades programadas. En este contexto, la gestión de recursos, proveedores y financiación constituye un componente fundamental para asegurar la viabilidad operativa, económica y productiva de las iniciativas comunitarias.</w:t>
+      </w:r>
+    </w:p>
+    <w:p>
+      <w:r>
+        <w:t>La gestión de recursos permite planificar, distribuir y controlar los elementos humanos, técnicos, materiales y financieros requeridos para el cumplimiento de los objetivos del proyecto. Por su parte, los proveedores cumplen una función importante al suministrar insumos, equipos, herramientas y servicios necesarios para fortalecer los procesos productivos y organizativos de la comunidad rural. Asimismo, la financiación comprende las estrategias, fuentes y mecanismos utilizados para obtener los recursos económicos que permitan ejecutar y sostener las actividades del proyecto.</w:t>
+      </w:r>
+    </w:p>
+    <w:p>
+      <w:r>
+        <w:t>La adecuada articulación de estos elementos favorece la optimización de recursos, fortalece la capacidad de gestión comunitaria y contribuye al desarrollo eficiente y sostenible de los proyectos agropecuarios en el territorio rural.</w:t>
+      </w:r>
+    </w:p>
+    <w:p>
+      <w:pPr>
+        <w:spacing w:before="0" w:after="160" w:line="259" w:lineRule="auto"/>
+        <w:ind w:firstLine="0"/>
+        <w:rPr>
+          <w:b/>
+          <w:bCs/>
+        </w:rPr>
+      </w:pPr>
+      <w:r>
+        <w:rPr>
+          <w:b/>
+          <w:bCs/>
+        </w:rPr>
+        <w:br w:type="page"/>
+      </w:r>
+    </w:p>
+    <w:p>
+      <w:pPr>
+        <w:rPr>
+          <w:b/>
+          <w:bCs/>
+        </w:rPr>
+      </w:pPr>
+      <w:r>
+        <w:rPr>
+          <w:b/>
+          <w:bCs/>
+        </w:rPr>
         <w:lastRenderedPageBreak/>
-        <w:t>necesarios para el desarrollo de las actividades programadas. En este contexto, la gestión de recursos, proveedores y financiación constituye un componente fundamental para asegurar la viabilidad operativa, económica y productiva de las iniciativas comunitarias.</w:t>
-      </w:r>
-    </w:p>
-    <w:p>
-      <w:r>
-        <w:t>La gestión de recursos permite planificar, distribuir y controlar los elementos humanos, técnicos, materiales y financieros requeridos para el cumplimiento de los objetivos del proyecto. Por su parte, los proveedores cumplen una función importante al suministrar insumos, equipos, herramientas y servicios necesarios para fortalecer los procesos productivos y organizativos de la comunidad rural. Asimismo, la financiación comprende las estrategias, fuentes y mecanismos utilizados para obtener los recursos económicos que permitan ejecutar y sostener las actividades del proyecto.</w:t>
-      </w:r>
-    </w:p>
-    <w:p>
-      <w:r>
-        <w:t>La adecuada articulación de estos elementos favorece la optimización de recursos, fortalece la capacidad de gestión comunitaria y contribuye al desarrollo eficiente y sostenible de los proyectos agropecuarios en el territorio rural.</w:t>
-      </w:r>
-    </w:p>
-    <w:p>
-      <w:pPr>
-        <w:rPr>
-          <w:b/>
-          <w:bCs/>
-        </w:rPr>
-      </w:pPr>
-      <w:r>
-        <w:rPr>
-          <w:b/>
-          <w:bCs/>
-        </w:rPr>
         <w:t xml:space="preserve">Gestión de recursos </w:t>
       </w:r>
     </w:p>
@@ -7348,7 +7521,6 @@
     </w:p>
     <w:p>
       <w:r>
-        <w:lastRenderedPageBreak/>
         <w:t>En los proyectos comunitarios, la adecuada gestión de recursos permite optimizar esfuerzos, evitar desperdicios, mejorar la productividad y fortalecer la capacidad organizativa de la comunidad. Además, facilita la distribución de responsabilidades, el control de actividades y la sostenibilidad de las acciones implementadas en el territorio.</w:t>
       </w:r>
     </w:p>
@@ -7500,6 +7672,7 @@
         </w:numPr>
       </w:pPr>
       <w:r>
+        <w:lastRenderedPageBreak/>
         <w:t xml:space="preserve">Asignar los recursos a las personas o áreas responsables. </w:t>
       </w:r>
     </w:p>
@@ -7568,11 +7741,8 @@
     <w:p>
       <w:pPr>
         <w:spacing w:before="0" w:after="160" w:line="259" w:lineRule="auto"/>
-        <w:ind w:firstLine="0"/>
-      </w:pPr>
-      <w:r>
-        <w:br w:type="page"/>
-      </w:r>
+        <w:ind w:left="1429" w:firstLine="0"/>
+      </w:pPr>
     </w:p>
     <w:p>
       <w:pPr>
@@ -7591,7 +7761,6 @@
           <w:b/>
           <w:bCs/>
         </w:rPr>
-        <w:lastRenderedPageBreak/>
         <w:t>Seguimiento y control</w:t>
       </w:r>
     </w:p>
@@ -7730,7 +7899,11 @@
     </w:p>
     <w:p>
       <w:r>
-        <w:t>Son personas, empresas, asociaciones o entidades encargadas de suministrar bienes, insumos, herramientas, equipos o servicios necesarios para el desarrollo de un proyecto comunitario agropecuario. Su función es garantizar la disponibilidad de los recursos requeridos para ejecutar las actividades productivas, organizativas y administrativas de manera eficiente y oportuna.</w:t>
+        <w:t xml:space="preserve">Son personas, empresas, asociaciones o entidades encargadas de suministrar bienes, insumos, herramientas, equipos o servicios necesarios para el desarrollo de un proyecto comunitario agropecuario. Su función es garantizar la disponibilidad de los </w:t>
+      </w:r>
+      <w:r>
+        <w:lastRenderedPageBreak/>
+        <w:t>recursos requeridos para ejecutar las actividades productivas, organizativas y administrativas de manera eficiente y oportuna.</w:t>
       </w:r>
     </w:p>
     <w:p>
@@ -7755,7 +7928,6 @@
           <w:b/>
           <w:bCs/>
         </w:rPr>
-        <w:lastRenderedPageBreak/>
         <w:t>Proveedores de insumos agrícolas y pecuarios</w:t>
       </w:r>
     </w:p>
@@ -7912,6 +8084,7 @@
         </w:numPr>
       </w:pPr>
       <w:r>
+        <w:lastRenderedPageBreak/>
         <w:t>Equipos de procesamiento.</w:t>
       </w:r>
     </w:p>
@@ -7991,7 +8164,6 @@
         </w:numPr>
       </w:pPr>
       <w:r>
-        <w:lastRenderedPageBreak/>
         <w:t>Mantenimiento de equipos.</w:t>
       </w:r>
     </w:p>
@@ -8100,9 +8272,19 @@
     </w:p>
     <w:p>
       <w:pPr>
+        <w:spacing w:before="0" w:after="160" w:line="259" w:lineRule="auto"/>
+        <w:ind w:firstLine="0"/>
+      </w:pPr>
+      <w:r>
+        <w:br w:type="page"/>
+      </w:r>
+    </w:p>
+    <w:p>
+      <w:pPr>
         <w:pStyle w:val="Figura"/>
       </w:pPr>
       <w:r>
+        <w:lastRenderedPageBreak/>
         <w:t>Proceso básico de gestión de proveedores</w:t>
       </w:r>
     </w:p>
@@ -8178,18 +8360,21 @@
           <w:b/>
           <w:bCs/>
         </w:rPr>
+        <w:t>Gestión de financiación</w:t>
+      </w:r>
+    </w:p>
+    <w:p>
+      <w:r>
+        <w:t>Es el conjunto de acciones orientadas a identificar, obtener, organizar y administrar los recursos económicos necesarios para desarrollar un proyecto comunitario agropecuario. Su propósito es asegurar la disponibilidad de recursos financieros que permitan ejecutar las actividades programadas, fortalecer la sostenibilidad de la iniciativa y contribuir al cumplimiento de los objetivos productivos, sociales y organizativos de la comunidad.</w:t>
+      </w:r>
+    </w:p>
+    <w:p>
+      <w:r>
+        <w:t xml:space="preserve">En los proyectos comunitarios rurales, la financiación cumple un papel fundamental, ya que permite cubrir costos relacionados con insumos, infraestructura, asistencia técnica, transporte, capacitación y demás requerimientos operativos </w:t>
+      </w:r>
+      <w:r>
         <w:lastRenderedPageBreak/>
-        <w:t>Gestión de financiación</w:t>
-      </w:r>
-    </w:p>
-    <w:p>
-      <w:r>
-        <w:t>Es el conjunto de acciones orientadas a identificar, obtener, organizar y administrar los recursos económicos necesarios para desarrollar un proyecto comunitario agropecuario. Su propósito es asegurar la disponibilidad de recursos financieros que permitan ejecutar las actividades programadas, fortalecer la sostenibilidad de la iniciativa y contribuir al cumplimiento de los objetivos productivos, sociales y organizativos de la comunidad.</w:t>
-      </w:r>
-    </w:p>
-    <w:p>
-      <w:r>
-        <w:t>En los proyectos comunitarios rurales, la financiación cumple un papel fundamental, ya que permite cubrir costos relacionados con insumos, infraestructura, asistencia técnica, transporte, capacitación y demás requerimientos operativos necesarios para el funcionamiento del proyecto. Asimismo, facilita la puesta en marcha de iniciativas productivas que promueven el mejoramiento de las condiciones de vida y el fortalecimiento del desarrollo rural.</w:t>
+        <w:t>necesarios para el funcionamiento del proyecto. Asimismo, facilita la puesta en marcha de iniciativas productivas que promueven el mejoramiento de las condiciones de vida y el fortalecimiento del desarrollo rural.</w:t>
       </w:r>
     </w:p>
     <w:p>
@@ -8277,7 +8462,6 @@
           <w:b/>
           <w:bCs/>
         </w:rPr>
-        <w:lastRenderedPageBreak/>
         <w:t>Sostenible</w:t>
       </w:r>
       <w:r>
@@ -8310,9 +8494,19 @@
     </w:p>
     <w:p>
       <w:pPr>
+        <w:spacing w:before="0" w:after="160" w:line="259" w:lineRule="auto"/>
+        <w:ind w:firstLine="0"/>
+      </w:pPr>
+      <w:r>
+        <w:br w:type="page"/>
+      </w:r>
+    </w:p>
+    <w:p>
+      <w:pPr>
         <w:pStyle w:val="Tabla"/>
       </w:pPr>
       <w:r>
+        <w:lastRenderedPageBreak/>
         <w:t>Tipos de fuentes de financiación</w:t>
       </w:r>
     </w:p>
@@ -8471,7 +8665,6 @@
               <w:ind w:firstLine="0"/>
             </w:pPr>
             <w:r>
-              <w:lastRenderedPageBreak/>
               <w:t>Fuentes privadas</w:t>
             </w:r>
           </w:p>
@@ -8526,7 +8719,11 @@
               <w:ind w:firstLine="0"/>
             </w:pPr>
             <w:r>
-              <w:t>Recursos de organismos internacionales orientados al desarrollo rural sostenible.</w:t>
+              <w:t xml:space="preserve">Recursos de organismos internacionales orientados </w:t>
+            </w:r>
+            <w:r>
+              <w:lastRenderedPageBreak/>
+              <w:t>al desarrollo rural sostenible.</w:t>
             </w:r>
           </w:p>
         </w:tc>
@@ -8539,6 +8736,7 @@
               <w:ind w:firstLine="0"/>
             </w:pPr>
             <w:r>
+              <w:lastRenderedPageBreak/>
               <w:t>FAO, PNUD, BID, Banco Mundial, Unión Europea y USAID.</w:t>
             </w:r>
           </w:p>
@@ -8599,26 +8797,16 @@
     </w:p>
     <w:p>
       <w:pPr>
-        <w:spacing w:before="0" w:after="160" w:line="259" w:lineRule="auto"/>
-        <w:ind w:firstLine="0"/>
-      </w:pPr>
-      <w:r>
-        <w:br w:type="page"/>
-      </w:r>
-    </w:p>
-    <w:p>
-      <w:pPr>
-        <w:rPr>
-          <w:b/>
-          <w:bCs/>
-        </w:rPr>
-      </w:pPr>
-      <w:r>
-        <w:rPr>
-          <w:b/>
-          <w:bCs/>
-        </w:rPr>
-        <w:lastRenderedPageBreak/>
+        <w:rPr>
+          <w:b/>
+          <w:bCs/>
+        </w:rPr>
+      </w:pPr>
+      <w:r>
+        <w:rPr>
+          <w:b/>
+          <w:bCs/>
+        </w:rPr>
         <w:t>Fuentes de financiación en Colombia.</w:t>
       </w:r>
     </w:p>
@@ -8642,7 +8830,7 @@
       <w:pPr>
         <w:pStyle w:val="Ttulo2"/>
       </w:pPr>
-      <w:bookmarkStart w:id="8" w:name="_Toc232799204"/>
+      <w:bookmarkStart w:id="8" w:name="_Toc235782127"/>
       <w:r>
         <w:t>Normatividad aplicable</w:t>
       </w:r>
@@ -8650,7 +8838,11 @@
     </w:p>
     <w:p>
       <w:r>
-        <w:t>Integra el conjunto de disposiciones legales, técnicas y administrativas que regulan el desarrollo de proyectos comunitarios agropecuarios, asegurando que las actividades productivas y organizacionales se ejecuten conforme a los lineamientos vigentes. Su aplicación en el entorno rural permite garantizar la protección ambiental, el cumplimiento sanitario, el fortalecimiento de la producción agropecuaria y el desarrollo sostenible de las comunidades campesinas. De igual manera, facilita la articulación con entidades de apoyo, el acceso a recursos de financiación y la participación en procesos de comercialización.</w:t>
+        <w:t xml:space="preserve">Integra el conjunto de disposiciones legales, técnicas y administrativas que regulan el desarrollo de proyectos comunitarios agropecuarios, asegurando que las actividades productivas y organizacionales se ejecuten conforme a los lineamientos vigentes. Su aplicación en el entorno rural permite garantizar la protección ambiental, el cumplimiento sanitario, el fortalecimiento de la producción agropecuaria y el </w:t>
+      </w:r>
+      <w:r>
+        <w:lastRenderedPageBreak/>
+        <w:t>desarrollo sostenible de las comunidades campesinas. De igual manera, facilita la articulación con entidades de apoyo, el acceso a recursos de financiación y la participación en procesos de comercialización.</w:t>
       </w:r>
     </w:p>
     <w:p>
@@ -8732,7 +8924,6 @@
           <w:b/>
           <w:bCs/>
         </w:rPr>
-        <w:lastRenderedPageBreak/>
         <w:t>Normatividad sanitaria y fitosanitaria</w:t>
       </w:r>
     </w:p>
@@ -8802,6 +8993,7 @@
           <w:b/>
           <w:bCs/>
         </w:rPr>
+        <w:lastRenderedPageBreak/>
         <w:t>Aspectos que regula</w:t>
       </w:r>
       <w:r>
@@ -8896,7 +9088,6 @@
           <w:b/>
           <w:bCs/>
         </w:rPr>
-        <w:lastRenderedPageBreak/>
         <w:t>Normatividad agropecuaria y rural</w:t>
       </w:r>
     </w:p>
@@ -8989,6 +9180,7 @@
                 <w:b/>
                 <w:bCs/>
               </w:rPr>
+              <w:lastRenderedPageBreak/>
               <w:t xml:space="preserve">Transcripción del pódcast. </w:t>
             </w:r>
             <w:r>
@@ -9022,10 +9214,7 @@
               <w:t xml:space="preserve"> </w:t>
             </w:r>
             <w:r>
-              <w:t>a</w:t>
-            </w:r>
-            <w:r>
-              <w:t xml:space="preserve"> veces nos dicen que para sacar adelante un proyecto en el campo basta con tener ganas y un buen terreno. Pero cuando uno lleva un tiempo en esto, se da cuenta de que las buenas intenciones no sostienen una asociación por sí solas.</w:t>
+              <w:t>a veces nos dicen que para sacar adelante un proyecto en el campo basta con tener ganas y un buen terreno. Pero cuando uno lleva un tiempo en esto, se da cuenta de que las buenas intenciones no sostienen una asociación por sí solas.</w:t>
             </w:r>
           </w:p>
           <w:p>
@@ -9044,10 +9233,7 @@
               <w:t xml:space="preserve"> </w:t>
             </w:r>
             <w:r>
-              <w:t>h</w:t>
-            </w:r>
-            <w:r>
-              <w:t>e visto proyectos con mucho potencial que se quedan a medio camino. Y casi siempre es por lo mismo: arrancaron sin saber qué tenían ni qué necesitaban. A ciegas.</w:t>
+              <w:t>he visto proyectos con mucho potencial que se quedan a medio camino. Y casi siempre es por lo mismo: arrancaron sin saber qué tenían ni qué necesitaban. A ciegas.</w:t>
             </w:r>
           </w:p>
           <w:p>
@@ -9066,14 +9252,7 @@
               <w:t xml:space="preserve"> </w:t>
             </w:r>
             <w:r>
-              <w:t>p</w:t>
-            </w:r>
-            <w:r>
-              <w:t xml:space="preserve">orque en el campo hay proyectos para todos los gustos. Los que producen, los que conservan, los que capacitan, los que construyen. Cada uno </w:t>
-            </w:r>
-            <w:r>
-              <w:lastRenderedPageBreak/>
-              <w:t>responde a una necesidad distinta del territorio. Pero todos arrancan desde el mismo punto: saber qué se tiene y hacia dónde se quiere ir.</w:t>
+              <w:t>porque en el campo hay proyectos para todos los gustos. Los que producen, los que conservan, los que capacitan, los que construyen. Cada uno responde a una necesidad distinta del territorio. Pero todos arrancan desde el mismo punto: saber qué se tiene y hacia dónde se quiere ir.</w:t>
             </w:r>
           </w:p>
           <w:p>
@@ -9092,10 +9271,7 @@
               <w:t xml:space="preserve">: </w:t>
             </w:r>
             <w:r>
-              <w:t>p</w:t>
-            </w:r>
-            <w:r>
-              <w:t>or eso herramientas como el marco lógico o el árbol de problemas ayudan a pasar del querer hacer al cómo hacerlo. A poner objetivos claros y saber quién responde por qué.</w:t>
+              <w:t>por eso herramientas como el marco lógico o el árbol de problemas ayudan a pasar del querer hacer al cómo hacerlo. A poner objetivos claros y saber quién responde por qué.</w:t>
             </w:r>
           </w:p>
           <w:p>
@@ -9136,10 +9312,7 @@
               <w:t xml:space="preserve">: </w:t>
             </w:r>
             <w:r>
-              <w:t>y</w:t>
-            </w:r>
-            <w:r>
-              <w:t xml:space="preserve"> ese es el corazón de la gestión. Más que administrar presupuesto o cumplir cronogramas, es lograr que la empresa privada, los organismos internacionales y nosotros mismos rememos para el mismo lado.</w:t>
+              <w:t>y ese es el corazón de la gestión. Más que administrar presupuesto o cumplir cronogramas, es lograr que la empresa privada, los organismos internacionales y nosotros mismos rememos para el mismo lado.</w:t>
             </w:r>
           </w:p>
           <w:p>
@@ -9148,6 +9321,7 @@
                 <w:b/>
                 <w:bCs/>
               </w:rPr>
+              <w:lastRenderedPageBreak/>
               <w:t>Mujer:</w:t>
             </w:r>
             <w:r>
@@ -9158,10 +9332,7 @@
               <w:t xml:space="preserve"> </w:t>
             </w:r>
             <w:r>
-              <w:t>c</w:t>
-            </w:r>
-            <w:r>
-              <w:t>laro, y también ser muy juiciosos con el monitoreo si queremos que la cosa funcione. No es vigilar por vigilar. Es llevar registros y hacer reuniones de seguimiento, para ver si vamos por buen camino y ajustar a tiempo lo que haga falta.</w:t>
+              <w:t>claro, y también ser muy juiciosos con el monitoreo si queremos que la cosa funcione. No es vigilar por vigilar. Es llevar registros y hacer reuniones de seguimiento, para ver si vamos por buen camino y ajustar a tiempo lo que haga falta.</w:t>
             </w:r>
           </w:p>
           <w:p>
@@ -9180,10 +9351,7 @@
               <w:t xml:space="preserve">: </w:t>
             </w:r>
             <w:r>
-              <w:t>a</w:t>
-            </w:r>
-            <w:r>
-              <w:t>demás, cumplir con la normativa no se puede convertir en un dolor de cabeza. Hay que entender de una vez por todas que eso es lo que nos profesionaliza, nos abre mercados y nos pone en la fila para lograr mejores apoyos.</w:t>
+              <w:t>además, cumplir con la normativa no se puede convertir en un dolor de cabeza. Hay que entender de una vez por todas que eso es lo que nos profesionaliza, nos abre mercados y nos pone en la fila para lograr mejores apoyos.</w:t>
             </w:r>
           </w:p>
           <w:p>
@@ -9202,10 +9370,7 @@
               <w:t xml:space="preserve"> </w:t>
             </w:r>
             <w:r>
-              <w:t>e</w:t>
-            </w:r>
-            <w:r>
-              <w:t>s que finalmente la gestión se trata de convertir un montón de buenas intenciones en algo que realmente cambia las cosas en el territorio.</w:t>
+              <w:t>es que finalmente la gestión se trata de convertir un montón de buenas intenciones en algo que realmente cambia las cosas en el territorio.</w:t>
             </w:r>
           </w:p>
           <w:p>
@@ -9214,7 +9379,6 @@
                 <w:b/>
                 <w:bCs/>
               </w:rPr>
-              <w:lastRenderedPageBreak/>
               <w:t>Hombre</w:t>
             </w:r>
             <w:r>
@@ -9222,20 +9386,10 @@
                 <w:b/>
                 <w:bCs/>
               </w:rPr>
-              <w:t>:</w:t>
-            </w:r>
-            <w:r>
-              <w:rPr>
-                <w:b/>
-                <w:bCs/>
-              </w:rPr>
-              <w:t xml:space="preserve"> </w:t>
-            </w:r>
-            <w:r>
-              <w:t>p</w:t>
-            </w:r>
-            <w:r>
-              <w:t>orque gestionar va más allá de administrar insumos o trámites. Es que la comunidad aprenda a sostenerse y a liderar su propio camino.</w:t>
+              <w:t xml:space="preserve">: </w:t>
+            </w:r>
+            <w:r>
+              <w:t>porque gestionar va más allá de administrar insumos o trámites. Es que la comunidad aprenda a sostenerse y a liderar su propio camino.</w:t>
             </w:r>
           </w:p>
           <w:p/>
@@ -9250,7 +9404,6 @@
           <w:numId w:val="0"/>
         </w:numPr>
       </w:pPr>
-      <w:bookmarkStart w:id="9" w:name="_Toc232799205"/>
     </w:p>
     <w:p>
       <w:pPr>
@@ -9276,6 +9429,7 @@
       <w:pPr>
         <w:pStyle w:val="Ttulo1"/>
       </w:pPr>
+      <w:bookmarkStart w:id="9" w:name="_Toc235782128"/>
       <w:r>
         <w:lastRenderedPageBreak/>
         <w:t>Comunidad campesina</w:t>
@@ -9301,7 +9455,7 @@
       <w:pPr>
         <w:pStyle w:val="Ttulo2"/>
       </w:pPr>
-      <w:bookmarkStart w:id="10" w:name="_Toc232799206"/>
+      <w:bookmarkStart w:id="10" w:name="_Toc235782129"/>
       <w:r>
         <w:t>Concepto</w:t>
       </w:r>
@@ -9335,7 +9489,7 @@
       <w:pPr>
         <w:pStyle w:val="Ttulo2"/>
       </w:pPr>
-      <w:bookmarkStart w:id="11" w:name="_Toc232799207"/>
+      <w:bookmarkStart w:id="11" w:name="_Toc235782130"/>
       <w:r>
         <w:t>Características socioculturales de la comunidad campesina</w:t>
       </w:r>
@@ -9508,7 +9662,7 @@
       <w:pPr>
         <w:pStyle w:val="Ttulo2"/>
       </w:pPr>
-      <w:bookmarkStart w:id="12" w:name="_Toc232799208"/>
+      <w:bookmarkStart w:id="12" w:name="_Toc235782131"/>
       <w:r>
         <w:lastRenderedPageBreak/>
         <w:t>Contexto político</w:t>
@@ -9602,7 +9756,7 @@
       <w:pPr>
         <w:pStyle w:val="Ttulo2"/>
       </w:pPr>
-      <w:bookmarkStart w:id="13" w:name="_Toc232799209"/>
+      <w:bookmarkStart w:id="13" w:name="_Toc235782132"/>
       <w:r>
         <w:lastRenderedPageBreak/>
         <w:t>Actividades económicas</w:t>
@@ -10021,7 +10175,7 @@
       <w:pPr>
         <w:pStyle w:val="Ttulo2"/>
       </w:pPr>
-      <w:bookmarkStart w:id="14" w:name="_Toc232799210"/>
+      <w:bookmarkStart w:id="14" w:name="_Toc235782133"/>
       <w:r>
         <w:t>Dimensión ambiental</w:t>
       </w:r>
@@ -10335,7 +10489,7 @@
       <w:pPr>
         <w:pStyle w:val="Ttulo2"/>
       </w:pPr>
-      <w:bookmarkStart w:id="15" w:name="_Toc232799211"/>
+      <w:bookmarkStart w:id="15" w:name="_Toc235782134"/>
       <w:r>
         <w:lastRenderedPageBreak/>
         <w:t>Interacciones con entidades públicas y privadas</w:t>
@@ -10610,7 +10764,7 @@
       <w:pPr>
         <w:pStyle w:val="Ttulo1"/>
       </w:pPr>
-      <w:bookmarkStart w:id="16" w:name="_Toc232799212"/>
+      <w:bookmarkStart w:id="16" w:name="_Toc235782135"/>
       <w:r>
         <w:lastRenderedPageBreak/>
         <w:t>Organizaciones comunitarias</w:t>
@@ -10636,7 +10790,7 @@
       <w:pPr>
         <w:pStyle w:val="Ttulo2"/>
       </w:pPr>
-      <w:bookmarkStart w:id="17" w:name="_Toc232799213"/>
+      <w:bookmarkStart w:id="17" w:name="_Toc235782136"/>
       <w:r>
         <w:t>Concepto</w:t>
       </w:r>
@@ -10728,7 +10882,7 @@
       <w:pPr>
         <w:pStyle w:val="Ttulo2"/>
       </w:pPr>
-      <w:bookmarkStart w:id="18" w:name="_Toc232799214"/>
+      <w:bookmarkStart w:id="18" w:name="_Toc235782137"/>
       <w:r>
         <w:t>Tipos de organizaciones comunitarias</w:t>
       </w:r>
@@ -10845,7 +10999,7 @@
       <w:pPr>
         <w:pStyle w:val="Ttulo2"/>
       </w:pPr>
-      <w:bookmarkStart w:id="19" w:name="_Toc232799215"/>
+      <w:bookmarkStart w:id="19" w:name="_Toc235782138"/>
       <w:r>
         <w:t>Características</w:t>
       </w:r>
@@ -11288,7 +11442,7 @@
       <w:pPr>
         <w:pStyle w:val="Ttulo2"/>
       </w:pPr>
-      <w:bookmarkStart w:id="20" w:name="_Toc232799216"/>
+      <w:bookmarkStart w:id="20" w:name="_Toc235782139"/>
       <w:r>
         <w:lastRenderedPageBreak/>
         <w:t>Estructura organizativa</w:t>
@@ -11580,7 +11734,7 @@
       <w:pPr>
         <w:pStyle w:val="Ttulo2"/>
       </w:pPr>
-      <w:bookmarkStart w:id="21" w:name="_Toc232799217"/>
+      <w:bookmarkStart w:id="21" w:name="_Toc235782140"/>
       <w:r>
         <w:t>Roles de los integrantes</w:t>
       </w:r>
@@ -11881,7 +12035,7 @@
       <w:pPr>
         <w:pStyle w:val="Ttulo1"/>
       </w:pPr>
-      <w:bookmarkStart w:id="22" w:name="_Toc232799218"/>
+      <w:bookmarkStart w:id="22" w:name="_Toc235782141"/>
       <w:r>
         <w:lastRenderedPageBreak/>
         <w:t>Grupos étnicos</w:t>
@@ -11907,7 +12061,7 @@
       <w:pPr>
         <w:pStyle w:val="Ttulo2"/>
       </w:pPr>
-      <w:bookmarkStart w:id="23" w:name="_Toc232799219"/>
+      <w:bookmarkStart w:id="23" w:name="_Toc235782142"/>
       <w:r>
         <w:t>Concepto</w:t>
       </w:r>
@@ -11934,7 +12088,7 @@
       <w:pPr>
         <w:pStyle w:val="Ttulo2"/>
       </w:pPr>
-      <w:bookmarkStart w:id="24" w:name="_Toc232799220"/>
+      <w:bookmarkStart w:id="24" w:name="_Toc235782143"/>
       <w:r>
         <w:t>Tipos</w:t>
       </w:r>
@@ -12083,7 +12237,7 @@
       <w:pPr>
         <w:pStyle w:val="Ttulo2"/>
       </w:pPr>
-      <w:bookmarkStart w:id="25" w:name="_Toc232799221"/>
+      <w:bookmarkStart w:id="25" w:name="_Toc235782144"/>
       <w:r>
         <w:t>Características</w:t>
       </w:r>
@@ -12520,7 +12674,7 @@
       <w:pPr>
         <w:pStyle w:val="Ttulo2"/>
       </w:pPr>
-      <w:bookmarkStart w:id="26" w:name="_Toc232799222"/>
+      <w:bookmarkStart w:id="26" w:name="_Toc235782145"/>
       <w:r>
         <w:lastRenderedPageBreak/>
         <w:t>Dimensiones socioculturales</w:t>
@@ -12674,7 +12828,7 @@
       <w:pPr>
         <w:pStyle w:val="Ttulo2"/>
       </w:pPr>
-      <w:bookmarkStart w:id="27" w:name="_Toc232799223"/>
+      <w:bookmarkStart w:id="27" w:name="_Toc235782146"/>
       <w:r>
         <w:t>Normativa nacional e internacional</w:t>
       </w:r>
@@ -13133,7 +13287,7 @@
       <w:pPr>
         <w:pStyle w:val="Ttulo1"/>
       </w:pPr>
-      <w:bookmarkStart w:id="28" w:name="_Toc232799224"/>
+      <w:bookmarkStart w:id="28" w:name="_Toc235782147"/>
       <w:r>
         <w:lastRenderedPageBreak/>
         <w:t>Fuentes de información</w:t>
@@ -13159,7 +13313,7 @@
       <w:pPr>
         <w:pStyle w:val="Ttulo2"/>
       </w:pPr>
-      <w:bookmarkStart w:id="29" w:name="_Toc232799225"/>
+      <w:bookmarkStart w:id="29" w:name="_Toc235782148"/>
       <w:r>
         <w:t>Concepto</w:t>
       </w:r>
@@ -13257,7 +13411,7 @@
       <w:pPr>
         <w:pStyle w:val="Ttulo2"/>
       </w:pPr>
-      <w:bookmarkStart w:id="30" w:name="_Toc232799226"/>
+      <w:bookmarkStart w:id="30" w:name="_Toc235782149"/>
       <w:r>
         <w:t>Tipos</w:t>
       </w:r>
@@ -13484,7 +13638,7 @@
       <w:pPr>
         <w:pStyle w:val="Ttulo2"/>
       </w:pPr>
-      <w:bookmarkStart w:id="31" w:name="_Toc232799227"/>
+      <w:bookmarkStart w:id="31" w:name="_Toc235782150"/>
       <w:r>
         <w:t>Métodos de consulta</w:t>
       </w:r>
@@ -13629,7 +13783,7 @@
       <w:pPr>
         <w:pStyle w:val="Ttulo1"/>
       </w:pPr>
-      <w:bookmarkStart w:id="32" w:name="_Toc232799228"/>
+      <w:bookmarkStart w:id="32" w:name="_Toc235782151"/>
       <w:r>
         <w:lastRenderedPageBreak/>
         <w:t>Plan de acción</w:t>
@@ -13645,7 +13799,7 @@
       <w:pPr>
         <w:pStyle w:val="Ttulo2"/>
       </w:pPr>
-      <w:bookmarkStart w:id="33" w:name="_Toc232799229"/>
+      <w:bookmarkStart w:id="33" w:name="_Toc235782152"/>
       <w:r>
         <w:t>Concepto</w:t>
       </w:r>
@@ -13670,7 +13824,7 @@
       <w:pPr>
         <w:pStyle w:val="Ttulo2"/>
       </w:pPr>
-      <w:bookmarkStart w:id="34" w:name="_Toc232799230"/>
+      <w:bookmarkStart w:id="34" w:name="_Toc235782153"/>
       <w:r>
         <w:lastRenderedPageBreak/>
         <w:t>Tipos e importancia</w:t>
@@ -13783,7 +13937,7 @@
       <w:pPr>
         <w:pStyle w:val="Ttulo2"/>
       </w:pPr>
-      <w:bookmarkStart w:id="35" w:name="_Toc232799231"/>
+      <w:bookmarkStart w:id="35" w:name="_Toc235782154"/>
       <w:r>
         <w:lastRenderedPageBreak/>
         <w:t>Características del plan de acción</w:t>
@@ -14142,6 +14296,7 @@
               <w:ind w:firstLine="0"/>
             </w:pPr>
             <w:r>
+              <w:lastRenderedPageBreak/>
               <w:t>Sostenibilidad</w:t>
             </w:r>
           </w:p>
@@ -14186,7 +14341,7 @@
       <w:pPr>
         <w:pStyle w:val="Ttulo2"/>
       </w:pPr>
-      <w:bookmarkStart w:id="36" w:name="_Toc232799232"/>
+      <w:bookmarkStart w:id="36" w:name="_Toc235782155"/>
       <w:r>
         <w:t>Aplicación del plan de acción</w:t>
       </w:r>
@@ -14333,7 +14488,7 @@
       <w:pPr>
         <w:pStyle w:val="Ttulo1"/>
       </w:pPr>
-      <w:bookmarkStart w:id="37" w:name="_Toc232799233"/>
+      <w:bookmarkStart w:id="37" w:name="_Toc235782156"/>
       <w:r>
         <w:lastRenderedPageBreak/>
         <w:t>Gestión ambiental</w:t>
@@ -14357,7 +14512,7 @@
       <w:pPr>
         <w:pStyle w:val="Ttulo2"/>
       </w:pPr>
-      <w:bookmarkStart w:id="38" w:name="_Toc232799234"/>
+      <w:bookmarkStart w:id="38" w:name="_Toc235782157"/>
       <w:r>
         <w:t>Concepto</w:t>
       </w:r>
@@ -14372,7 +14527,7 @@
       <w:pPr>
         <w:pStyle w:val="Ttulo2"/>
       </w:pPr>
-      <w:bookmarkStart w:id="39" w:name="_Toc232799235"/>
+      <w:bookmarkStart w:id="39" w:name="_Toc235782158"/>
       <w:r>
         <w:lastRenderedPageBreak/>
         <w:t>Tipos de requerimientos ambientales</w:t>
@@ -14506,7 +14661,7 @@
       <w:pPr>
         <w:pStyle w:val="Ttulo2"/>
       </w:pPr>
-      <w:bookmarkStart w:id="40" w:name="_Toc232799236"/>
+      <w:bookmarkStart w:id="40" w:name="_Toc235782159"/>
       <w:r>
         <w:t>Características de la gestión ambiental rural</w:t>
       </w:r>
@@ -14603,7 +14758,7 @@
       <w:pPr>
         <w:pStyle w:val="Ttulo2"/>
       </w:pPr>
-      <w:bookmarkStart w:id="41" w:name="_Toc232799237"/>
+      <w:bookmarkStart w:id="41" w:name="_Toc235782160"/>
       <w:r>
         <w:t>Normativa ambiental</w:t>
       </w:r>
@@ -14788,7 +14943,7 @@
       <w:pPr>
         <w:pStyle w:val="Ttulo2"/>
       </w:pPr>
-      <w:bookmarkStart w:id="42" w:name="_Toc232799238"/>
+      <w:bookmarkStart w:id="42" w:name="_Toc235782161"/>
       <w:r>
         <w:t>Gestión del recurso hídrico</w:t>
       </w:r>
@@ -14874,7 +15029,7 @@
       <w:pPr>
         <w:pStyle w:val="Ttulo2"/>
       </w:pPr>
-      <w:bookmarkStart w:id="43" w:name="_Toc232799239"/>
+      <w:bookmarkStart w:id="43" w:name="_Toc235782162"/>
       <w:r>
         <w:t>Técnicas de manejo y disposición de residuos</w:t>
       </w:r>
@@ -15029,7 +15184,7 @@
       <w:pPr>
         <w:pStyle w:val="Ttulo2"/>
       </w:pPr>
-      <w:bookmarkStart w:id="44" w:name="_Toc232799240"/>
+      <w:bookmarkStart w:id="44" w:name="_Toc235782163"/>
       <w:r>
         <w:lastRenderedPageBreak/>
         <w:t>Criterios de reducción de emisiones de gases</w:t>
@@ -15390,7 +15545,7 @@
       <w:pPr>
         <w:pStyle w:val="Ttulo2"/>
       </w:pPr>
-      <w:bookmarkStart w:id="45" w:name="_Toc232799241"/>
+      <w:bookmarkStart w:id="45" w:name="_Toc235782164"/>
       <w:r>
         <w:t>Sostenibilidad ambiental</w:t>
       </w:r>
@@ -15852,6 +16007,47 @@
           </w:p>
         </w:tc>
       </w:tr>
+      <w:tr>
+        <w:tc>
+          <w:tcPr>
+            <w:tcW w:w="3320" w:type="dxa"/>
+          </w:tcPr>
+          <w:p>
+            <w:pPr>
+              <w:ind w:firstLine="0"/>
+            </w:pPr>
+            <w:r>
+              <w:t>Mejoramiento continuo</w:t>
+            </w:r>
+          </w:p>
+        </w:tc>
+        <w:tc>
+          <w:tcPr>
+            <w:tcW w:w="3321" w:type="dxa"/>
+          </w:tcPr>
+          <w:p>
+            <w:pPr>
+              <w:ind w:firstLine="0"/>
+            </w:pPr>
+            <w:r>
+              <w:t>Evaluación y ajuste de prácticas ambientales.</w:t>
+            </w:r>
+          </w:p>
+        </w:tc>
+        <w:tc>
+          <w:tcPr>
+            <w:tcW w:w="3321" w:type="dxa"/>
+          </w:tcPr>
+          <w:p>
+            <w:pPr>
+              <w:ind w:firstLine="0"/>
+            </w:pPr>
+            <w:r>
+              <w:t>Fortalecimiento permanente del proyecto.</w:t>
+            </w:r>
+          </w:p>
+        </w:tc>
+      </w:tr>
     </w:tbl>
     <w:p>
       <w:pPr>
@@ -15952,10 +16148,7 @@
               <w:t xml:space="preserve"> </w:t>
             </w:r>
             <w:r>
-              <w:t>m</w:t>
-            </w:r>
-            <w:r>
-              <w:t>ucha gente cree que la gestión ambiental en los proyectos productivos es solo llenar un requisito por cumplir. Pero en el campo, eso es lo que garantiza que la actividad agropecuaria sea equilibrada y no acabe el ecosistema.</w:t>
+              <w:t>mucha gente cree que la gestión ambiental en los proyectos productivos es solo llenar un requisito por cumplir. Pero en el campo, eso es lo que garantiza que la actividad agropecuaria sea equilibrada y no acabe el ecosistema.</w:t>
             </w:r>
           </w:p>
           <w:p>
@@ -15974,16 +16167,7 @@
               <w:t xml:space="preserve"> </w:t>
             </w:r>
             <w:r>
-              <w:t>n</w:t>
-            </w:r>
-            <w:r>
-              <w:t xml:space="preserve">o hay que ser un genio para entender </w:t>
-            </w:r>
-            <w:r>
-              <w:t>que,</w:t>
-            </w:r>
-            <w:r>
-              <w:t xml:space="preserve"> si no cuidamos el suelo, el agua y la biodiversidad, nos estamos tirando de entrada cualquier proyecto que queramos arrancar.</w:t>
+              <w:t>no hay que ser un genio para entender que, si no cuidamos el suelo, el agua y la biodiversidad, nos estamos tirando de entrada cualquier proyecto que queramos arrancar.</w:t>
             </w:r>
           </w:p>
           <w:p>
@@ -16002,10 +16186,7 @@
               <w:t xml:space="preserve"> </w:t>
             </w:r>
             <w:r>
-              <w:t>é</w:t>
-            </w:r>
-            <w:r>
-              <w:t>chele cabeza, ¿de qué nos sirve producir mucho hoy, si mañana no vamos a tener ni agua para regar la tierra?</w:t>
+              <w:t>échele cabeza, ¿de qué nos sirve producir mucho hoy, si mañana no vamos a tener ni agua para regar la tierra?</w:t>
             </w:r>
           </w:p>
           <w:p>
@@ -16014,6 +16195,7 @@
                 <w:b/>
                 <w:bCs/>
               </w:rPr>
+              <w:lastRenderedPageBreak/>
               <w:t>Hombre:</w:t>
             </w:r>
             <w:r>
@@ -16024,14 +16206,7 @@
               <w:t xml:space="preserve"> </w:t>
             </w:r>
             <w:r>
-              <w:t>l</w:t>
-            </w:r>
-            <w:r>
-              <w:t xml:space="preserve">a clave está en usar las herramientas que tenemos a la mano. Un plan de manejo o un permiso no es solo un papel; es la forma de prevenir daños en la </w:t>
-            </w:r>
-            <w:r>
-              <w:lastRenderedPageBreak/>
-              <w:t>finca y asegurarnos de cumplir con la Ley, sin que el proyecto se nos convierta en un problema.</w:t>
+              <w:t>la clave está en usar las herramientas que tenemos a la mano. Un plan de manejo o un permiso no es solo un papel; es la forma de prevenir daños en la finca y asegurarnos de cumplir con la Ley, sin que el proyecto se nos convierta en un problema.</w:t>
             </w:r>
           </w:p>
           <w:p>
@@ -16050,10 +16225,7 @@
               <w:t xml:space="preserve"> </w:t>
             </w:r>
             <w:r>
-              <w:t>p</w:t>
-            </w:r>
-            <w:r>
-              <w:t>or eso, el manejo del agua es de una importancia crítica. Debemos enfocar nuestros esfuerzos en la protección de las fuentes, la optimización de los sistemas de riego y el control riguroso de la contaminación en los cauces; esa es la única manera de garantizar nuestra seguridad alimentaria a futuro.</w:t>
+              <w:t>por eso, el manejo del agua es de una importancia crítica. Debemos enfocar nuestros esfuerzos en la protección de las fuentes, la optimización de los sistemas de riego y el control riguroso de la contaminación en los cauces; esa es la única manera de garantizar nuestra seguridad alimentaria a futuro.</w:t>
             </w:r>
           </w:p>
           <w:p>
@@ -16072,10 +16244,7 @@
               <w:t xml:space="preserve"> </w:t>
             </w:r>
             <w:r>
-              <w:t>t</w:t>
-            </w:r>
-            <w:r>
-              <w:t>ambién hay que cambiar el chip con el manejo de los residuos: compostaje, reciclaje y separación en la fuente. No podemos seguir quemando basura ni dejando que los desechos se conviertan en un problema sanitario para la vereda.</w:t>
+              <w:t>también hay que cambiar el chip con el manejo de los residuos: compostaje, reciclaje y separación en la fuente. No podemos seguir quemando basura ni dejando que los desechos se conviertan en un problema sanitario para la vereda.</w:t>
             </w:r>
           </w:p>
           <w:p>
@@ -16138,10 +16307,7 @@
               <w:t xml:space="preserve"> </w:t>
             </w:r>
             <w:r>
-              <w:t>e</w:t>
-            </w:r>
-            <w:r>
-              <w:t>sto es un trabajo conjunto. Y aunque el ICA, las CAR y el Ministerio de Agricultura aportan el marco institucional, la clave de la sostenibilidad está en nosotros: en aprender, como comunidad, a planear y supervisar lo que nos pertenece.</w:t>
+              <w:t>esto es un trabajo conjunto. Y aunque el ICA, las CAR y el Ministerio de Agricultura aportan el marco institucional, la clave de la sostenibilidad está en nosotros: en aprender, como comunidad, a planear y supervisar lo que nos pertenece.</w:t>
             </w:r>
           </w:p>
           <w:p>
@@ -16153,62 +16319,45 @@
                 <w:b/>
                 <w:bCs/>
               </w:rPr>
-              <w:t>Hombre</w:t>
+              <w:lastRenderedPageBreak/>
+              <w:t>Hombre:</w:t>
             </w:r>
             <w:r>
               <w:rPr>
                 <w:b/>
                 <w:bCs/>
               </w:rPr>
-              <w:t>:</w:t>
-            </w:r>
+              <w:t xml:space="preserve"> </w:t>
+            </w:r>
+            <w:r>
+              <w:t>e</w:t>
+            </w:r>
+            <w:r>
+              <w:t>s que la sostenibilidad no es un adorno para la foto del informe. Es lo que realmente asegura que nuestra actividad sea viable a largo plazo. Si no cumplimos la norma y no somos responsables, lo que estamos haciendo es limitar nuestras oportunidades y comprometer el futuro del proyecto.</w:t>
+            </w:r>
+          </w:p>
+          <w:p>
             <w:r>
               <w:rPr>
                 <w:b/>
                 <w:bCs/>
               </w:rPr>
-              <w:t xml:space="preserve"> </w:t>
-            </w:r>
-            <w:r>
-              <w:t>e</w:t>
-            </w:r>
-            <w:r>
-              <w:t xml:space="preserve">s que la sostenibilidad no es un adorno para la foto del informe. Es lo que realmente asegura que nuestra actividad sea viable a largo plazo. Si no </w:t>
-            </w:r>
-            <w:r>
-              <w:lastRenderedPageBreak/>
-              <w:t>cumplimos la norma y no somos responsables, lo que estamos haciendo es limitar nuestras oportunidades y comprometer el futuro del proyecto.</w:t>
-            </w:r>
-          </w:p>
-          <w:p>
+              <w:t>Mujer:</w:t>
+            </w:r>
             <w:r>
               <w:rPr>
                 <w:b/>
                 <w:bCs/>
               </w:rPr>
-              <w:t>Mujer:</w:t>
-            </w:r>
-            <w:r>
-              <w:rPr>
-                <w:b/>
-                <w:bCs/>
-              </w:rPr>
               <w:t xml:space="preserve"> </w:t>
             </w:r>
             <w:r>
               <w:t>p</w:t>
             </w:r>
             <w:r>
-              <w:t xml:space="preserve">roducir bien no es otra cosa que cuidar nuestra casa. Al final, debemos ser conscientes de </w:t>
-            </w:r>
-            <w:r>
-              <w:t>que,</w:t>
-            </w:r>
-            <w:r>
-              <w:t xml:space="preserve"> si degradamos nuestro propio entorno, estamos poniendo en riesgo la viabilidad de nuestro negocio.</w:t>
-            </w:r>
-          </w:p>
-          <w:p/>
+              <w:t>roducir bien no es otra cosa que cuidar nuestra casa. Al final, debemos ser conscientes de que, si degradamos nuestro propio entorno, estamos poniendo en riesgo la viabilidad de nuestro negocio.</w:t>
+            </w:r>
+          </w:p>
         </w:tc>
       </w:tr>
     </w:tbl>
@@ -16221,20 +16370,17 @@
     <w:p>
       <w:pPr>
         <w:pStyle w:val="Titulosgenerales"/>
-        <w:ind w:left="-360"/>
+        <w:ind w:left="-360" w:firstLine="360"/>
         <w:rPr>
           <w:u w:val="single"/>
         </w:rPr>
       </w:pPr>
-      <w:bookmarkStart w:id="46" w:name="_Toc232799242"/>
+      <w:bookmarkStart w:id="46" w:name="_Toc235782165"/>
       <w:r>
         <w:lastRenderedPageBreak/>
         <w:t>Síntesis</w:t>
       </w:r>
       <w:bookmarkEnd w:id="46"/>
-      <w:r>
-        <w:t xml:space="preserve"> </w:t>
-      </w:r>
     </w:p>
     <w:p>
       <w:pPr>
@@ -16352,7 +16498,7 @@
       <w:pPr>
         <w:pStyle w:val="Titulosgenerales"/>
       </w:pPr>
-      <w:bookmarkStart w:id="47" w:name="_Toc232799243"/>
+      <w:bookmarkStart w:id="47" w:name="_Toc235782166"/>
       <w:r>
         <w:lastRenderedPageBreak/>
         <w:t>Glosario</w:t>
@@ -16561,7 +16707,7 @@
       <w:pPr>
         <w:pStyle w:val="Titulosgenerales"/>
       </w:pPr>
-      <w:bookmarkStart w:id="48" w:name="_Toc232799244"/>
+      <w:bookmarkStart w:id="48" w:name="_Toc235782167"/>
       <w:r>
         <w:lastRenderedPageBreak/>
         <w:t>Referencias bibliográficas</w:t>
@@ -16708,7 +16854,7 @@
       <w:pPr>
         <w:pStyle w:val="Titulosgenerales"/>
       </w:pPr>
-      <w:bookmarkStart w:id="49" w:name="_Toc232799245"/>
+      <w:bookmarkStart w:id="49" w:name="_Toc235782168"/>
       <w:r>
         <w:lastRenderedPageBreak/>
         <w:t>Créditos</w:t>
@@ -16811,7 +16957,7 @@
               </w:rPr>
             </w:pPr>
             <w:r>
-              <w:t>Responsable Nacional Ecosistema de Recursos Educativos Digitales (RED) - Profesional 06</w:t>
+              <w:t>Profesional G06. Responsable Ecosistema Virtual de Recursos Educativos Digitales</w:t>
             </w:r>
           </w:p>
         </w:tc>
@@ -16827,7 +16973,13 @@
               </w:rPr>
             </w:pPr>
             <w:r>
-              <w:t xml:space="preserve">Centro Agroturístico – Regional Santander  </w:t>
+              <w:t xml:space="preserve">Centro Agroturístico </w:t>
+            </w:r>
+            <w:r>
+              <w:t>-</w:t>
+            </w:r>
+            <w:r>
+              <w:t xml:space="preserve"> Regional Santander  </w:t>
             </w:r>
           </w:p>
         </w:tc>
@@ -16877,7 +17029,13 @@
               </w:rPr>
             </w:pPr>
             <w:r>
-              <w:t>Centro de Comercio y Servicios – Regional Atlántico</w:t>
+              <w:t xml:space="preserve">Centro de Comercio y Servicios </w:t>
+            </w:r>
+            <w:r>
+              <w:t>-</w:t>
+            </w:r>
+            <w:r>
+              <w:t xml:space="preserve"> Regional Atlántico</w:t>
             </w:r>
           </w:p>
         </w:tc>
@@ -16930,7 +17088,13 @@
               </w:rPr>
             </w:pPr>
             <w:r>
-              <w:t xml:space="preserve">Centro Agroturístico – Regional Santander  </w:t>
+              <w:t xml:space="preserve">Centro Agroturístico </w:t>
+            </w:r>
+            <w:r>
+              <w:t xml:space="preserve">- </w:t>
+            </w:r>
+            <w:r>
+              <w:t xml:space="preserve">Regional Santander  </w:t>
             </w:r>
           </w:p>
         </w:tc>
@@ -16948,13 +17112,8 @@
               </w:rPr>
             </w:pPr>
             <w:r>
-              <w:t xml:space="preserve">Jair Coll </w:t>
-            </w:r>
-            <w:proofErr w:type="spellStart"/>
-            <w:r>
-              <w:t>Gallardo</w:t>
-            </w:r>
-            <w:proofErr w:type="spellEnd"/>
+              <w:t>Jair Coll Gallardo</w:t>
+            </w:r>
           </w:p>
         </w:tc>
         <w:tc>
@@ -16985,7 +17144,13 @@
               </w:rPr>
             </w:pPr>
             <w:r>
-              <w:t xml:space="preserve">Centro de Comercio y Servicios – Regional Atlántico  </w:t>
+              <w:t xml:space="preserve">Centro de Comercio y Servicios </w:t>
+            </w:r>
+            <w:r>
+              <w:t>-</w:t>
+            </w:r>
+            <w:r>
+              <w:t xml:space="preserve"> Regional Atlántico  </w:t>
             </w:r>
           </w:p>
         </w:tc>
@@ -17046,7 +17211,13 @@
               </w:rPr>
             </w:pPr>
             <w:r>
-              <w:t xml:space="preserve">Centro de Comercio y Servicios – Regional Atlántico  </w:t>
+              <w:t xml:space="preserve">Centro de Comercio y Servicios </w:t>
+            </w:r>
+            <w:r>
+              <w:t>-</w:t>
+            </w:r>
+            <w:r>
+              <w:t xml:space="preserve"> Regional Atlántico  </w:t>
             </w:r>
           </w:p>
         </w:tc>
@@ -17102,7 +17273,13 @@
               </w:rPr>
             </w:pPr>
             <w:r>
-              <w:t xml:space="preserve">Centro de Comercio y Servicios – Regional Atlántico  </w:t>
+              <w:t xml:space="preserve">Centro de Comercio y Servicios </w:t>
+            </w:r>
+            <w:r>
+              <w:t>-</w:t>
+            </w:r>
+            <w:r>
+              <w:t xml:space="preserve"> Regional Atlántico  </w:t>
             </w:r>
           </w:p>
         </w:tc>
@@ -17152,7 +17329,13 @@
               </w:rPr>
             </w:pPr>
             <w:r>
-              <w:t xml:space="preserve">Centro de Comercio y Servicios – Regional Atlántico  </w:t>
+              <w:t xml:space="preserve">Centro de Comercio y Servicios </w:t>
+            </w:r>
+            <w:r>
+              <w:t>-</w:t>
+            </w:r>
+            <w:r>
+              <w:t xml:space="preserve"> Regional Atlántico  </w:t>
             </w:r>
           </w:p>
         </w:tc>
@@ -17193,7 +17376,13 @@
               <w:pStyle w:val="TextoTablas"/>
             </w:pPr>
             <w:r>
-              <w:t xml:space="preserve">Centro de Comercio y Servicios – Regional Atlántico  </w:t>
+              <w:t xml:space="preserve">Centro de Comercio y Servicios </w:t>
+            </w:r>
+            <w:r>
+              <w:t>-</w:t>
+            </w:r>
+            <w:r>
+              <w:t xml:space="preserve"> Regional Atlántico  </w:t>
             </w:r>
           </w:p>
         </w:tc>
@@ -17243,7 +17432,13 @@
               </w:rPr>
             </w:pPr>
             <w:r>
-              <w:t xml:space="preserve">Centro de Comercio y Servicios – Regional Atlántico  </w:t>
+              <w:t xml:space="preserve">Centro de Comercio y Servicios </w:t>
+            </w:r>
+            <w:r>
+              <w:t>-</w:t>
+            </w:r>
+            <w:r>
+              <w:t xml:space="preserve"> Regional Atlántico  </w:t>
             </w:r>
           </w:p>
         </w:tc>
@@ -17293,7 +17488,13 @@
               </w:rPr>
             </w:pPr>
             <w:r>
-              <w:t xml:space="preserve">Centro de Comercio y Servicios – Regional Atlántico  </w:t>
+              <w:t xml:space="preserve">Centro de Comercio y Servicios </w:t>
+            </w:r>
+            <w:r>
+              <w:t>-</w:t>
+            </w:r>
+            <w:r>
+              <w:t xml:space="preserve"> Regional Atlántico  </w:t>
             </w:r>
           </w:p>
         </w:tc>
@@ -17346,7 +17547,13 @@
               </w:rPr>
             </w:pPr>
             <w:r>
-              <w:t xml:space="preserve">Centro de Comercio y Servicios – Regional Atlántico  </w:t>
+              <w:t xml:space="preserve">Centro de Comercio y Servicios </w:t>
+            </w:r>
+            <w:r>
+              <w:t>-</w:t>
+            </w:r>
+            <w:r>
+              <w:t xml:space="preserve"> Regional Atlántico  </w:t>
             </w:r>
           </w:p>
         </w:tc>
@@ -17397,7 +17604,13 @@
               </w:rPr>
             </w:pPr>
             <w:r>
-              <w:t xml:space="preserve">Centro de Comercio y Servicios – Regional Atlántico  </w:t>
+              <w:t xml:space="preserve">Centro de Comercio y Servicios </w:t>
+            </w:r>
+            <w:r>
+              <w:t>-</w:t>
+            </w:r>
+            <w:r>
+              <w:t xml:space="preserve"> Regional Atlántico  </w:t>
             </w:r>
           </w:p>
         </w:tc>
@@ -17426,7 +17639,7 @@
 </file>
 
 <file path=word/endnotes.xml><?xml version="1.0" encoding="utf-8"?>
-<w:endnotes xmlns:wpc="http://schemas.microsoft.com/office/word/2010/wordprocessingCanvas" xmlns:cx="http://schemas.microsoft.com/office/drawing/2014/chartex" xmlns:cx1="http://schemas.microsoft.com/office/drawing/2015/9/8/chartex" xmlns:cx2="http://schemas.microsoft.com/office/drawing/2015/10/21/chartex" xmlns:cx3="http://schemas.microsoft.com/office/drawing/2016/5/9/chartex" xmlns:cx4="http://schemas.microsoft.com/office/drawing/2016/5/10/chartex" xmlns:cx5="http://schemas.microsoft.com/office/drawing/2016/5/11/chartex" xmlns:cx6="http://schemas.microsoft.com/office/drawing/2016/5/12/chartex" xmlns:cx7="http://schemas.microsoft.com/office/drawing/2016/5/13/chartex" xmlns:cx8="http://schemas.microsoft.com/office/drawing/2016/5/14/chartex" xmlns:mc="http://schemas.openxmlformats.org/markup-compatibility/2006" xmlns:aink="http://schemas.microsoft.com/office/drawing/2016/ink" xmlns:am3d="http://schemas.microsoft.com/office/drawing/2017/model3d" xmlns:o="urn:schemas-microsoft-com:office:office" xmlns:oel="http://schemas.microsoft.com/office/2019/extlst" xmlns:r="http://schemas.openxmlformats.org/officeDocument/2006/relationships" xmlns:m="http://schemas.openxmlformats.org/officeDocument/2006/math" xmlns:v="urn:schemas-microsoft-com:vml" xmlns:wp14="http://schemas.microsoft.com/office/word/2010/wordprocessingDrawing" xmlns:wp="http://schemas.openxmlformats.org/drawingml/2006/wordprocessingDrawing" xmlns:w10="urn:schemas-microsoft-com:office:word" xmlns:w="http://schemas.openxmlformats.org/wordprocessingml/2006/main" xmlns:w14="http://schemas.microsoft.com/office/word/2010/wordml" xmlns:w15="http://schemas.microsoft.com/office/word/2012/wordml" xmlns:w16cex="http://schemas.microsoft.com/office/word/2018/wordml/cex" xmlns:w16cid="http://schemas.microsoft.com/office/word/2016/wordml/cid" xmlns:w16="http://schemas.microsoft.com/office/word/2018/wordml" xmlns:w16du="http://schemas.microsoft.com/office/word/2023/wordml/word16du" xmlns:w16sdtdh="http://schemas.microsoft.com/office/word/2020/wordml/sdtdatahash" xmlns:w16sdtfl="http://schemas.microsoft.com/office/word/2024/wordml/sdtformatlock" xmlns:w16se="http://schemas.microsoft.com/office/word/2015/wordml/symex" xmlns:wpg="http://schemas.microsoft.com/office/word/2010/wordprocessingGroup" xmlns:wpi="http://schemas.microsoft.com/office/word/2010/wordprocessingInk" xmlns:wne="http://schemas.microsoft.com/office/word/2006/wordml" xmlns:wps="http://schemas.microsoft.com/office/word/2010/wordprocessingShape" mc:Ignorable="w14 w15 w16se w16cid w16 w16cex w16sdtdh w16sdtfl w16du wp14">
+<w:endnotes xmlns:wpc="http://schemas.microsoft.com/office/word/2010/wordprocessingCanvas" xmlns:cx="http://schemas.microsoft.com/office/drawing/2014/chartex" xmlns:cx1="http://schemas.microsoft.com/office/drawing/2015/9/8/chartex" xmlns:cx2="http://schemas.microsoft.com/office/drawing/2015/10/21/chartex" xmlns:cx3="http://schemas.microsoft.com/office/drawing/2016/5/9/chartex" xmlns:cx4="http://schemas.microsoft.com/office/drawing/2016/5/10/chartex" xmlns:cx5="http://schemas.microsoft.com/office/drawing/2016/5/11/chartex" xmlns:cx6="http://schemas.microsoft.com/office/drawing/2016/5/12/chartex" xmlns:cx7="http://schemas.microsoft.com/office/drawing/2016/5/13/chartex" xmlns:cx8="http://schemas.microsoft.com/office/drawing/2016/5/14/chartex" xmlns:mc="http://schemas.openxmlformats.org/markup-compatibility/2006" xmlns:aink="http://schemas.microsoft.com/office/drawing/2016/ink" xmlns:am3d="http://schemas.microsoft.com/office/drawing/2017/model3d" xmlns:o="urn:schemas-microsoft-com:office:office" xmlns:oel="http://schemas.microsoft.com/office/2019/extlst" xmlns:r="http://schemas.openxmlformats.org/officeDocument/2006/relationships" xmlns:m="http://schemas.openxmlformats.org/officeDocument/2006/math" xmlns:v="urn:schemas-microsoft-com:vml" xmlns:wp14="http://schemas.microsoft.com/office/word/2010/wordprocessingDrawing" xmlns:wp="http://schemas.openxmlformats.org/drawingml/2006/wordprocessingDrawing" xmlns:w10="urn:schemas-microsoft-com:office:word" xmlns:w="http://schemas.openxmlformats.org/wordprocessingml/2006/main" xmlns:w14="http://schemas.microsoft.com/office/word/2010/wordml" xmlns:w15="http://schemas.microsoft.com/office/word/2012/wordml" xmlns:w16cei="http://schemas.microsoft.com/office/word/2026/wordml/cei" xmlns:w16cex="http://schemas.microsoft.com/office/word/2018/wordml/cex" xmlns:w16cid="http://schemas.microsoft.com/office/word/2016/wordml/cid" xmlns:w16="http://schemas.microsoft.com/office/word/2018/wordml" xmlns:w16du="http://schemas.microsoft.com/office/word/2023/wordml/word16du" xmlns:w16sdtdh="http://schemas.microsoft.com/office/word/2020/wordml/sdtdatahash" xmlns:w16sdtfl="http://schemas.microsoft.com/office/word/2024/wordml/sdtformatlock" xmlns:w16se="http://schemas.microsoft.com/office/word/2015/wordml/symex" xmlns:wpg="http://schemas.microsoft.com/office/word/2010/wordprocessingGroup" xmlns:wpi="http://schemas.microsoft.com/office/word/2010/wordprocessingInk" xmlns:wne="http://schemas.microsoft.com/office/word/2006/wordml" xmlns:wps="http://schemas.microsoft.com/office/word/2010/wordprocessingShape" mc:Ignorable="w14 w15 w16se w16cid w16 w16cex w16sdtdh w16sdtfl w16du wp14">
   <w:endnote w:type="separator" w:id="-1">
     <w:p>
       <w:pPr>
@@ -17453,7 +17666,7 @@
 </file>
 
 <file path=word/footer1.xml><?xml version="1.0" encoding="utf-8"?>
-<w:ftr xmlns:wpc="http://schemas.microsoft.com/office/word/2010/wordprocessingCanvas" xmlns:cx="http://schemas.microsoft.com/office/drawing/2014/chartex" xmlns:cx1="http://schemas.microsoft.com/office/drawing/2015/9/8/chartex" xmlns:cx2="http://schemas.microsoft.com/office/drawing/2015/10/21/chartex" xmlns:cx3="http://schemas.microsoft.com/office/drawing/2016/5/9/chartex" xmlns:cx4="http://schemas.microsoft.com/office/drawing/2016/5/10/chartex" xmlns:cx5="http://schemas.microsoft.com/office/drawing/2016/5/11/chartex" xmlns:cx6="http://schemas.microsoft.com/office/drawing/2016/5/12/chartex" xmlns:cx7="http://schemas.microsoft.com/office/drawing/2016/5/13/chartex" xmlns:cx8="http://schemas.microsoft.com/office/drawing/2016/5/14/chartex" xmlns:mc="http://schemas.openxmlformats.org/markup-compatibility/2006" xmlns:aink="http://schemas.microsoft.com/office/drawing/2016/ink" xmlns:am3d="http://schemas.microsoft.com/office/drawing/2017/model3d" xmlns:o="urn:schemas-microsoft-com:office:office" xmlns:oel="http://schemas.microsoft.com/office/2019/extlst" xmlns:r="http://schemas.openxmlformats.org/officeDocument/2006/relationships" xmlns:m="http://schemas.openxmlformats.org/officeDocument/2006/math" xmlns:v="urn:schemas-microsoft-com:vml" xmlns:wp14="http://schemas.microsoft.com/office/word/2010/wordprocessingDrawing" xmlns:wp="http://schemas.openxmlformats.org/drawingml/2006/wordprocessingDrawing" xmlns:w10="urn:schemas-microsoft-com:office:word" xmlns:w="http://schemas.openxmlformats.org/wordprocessingml/2006/main" xmlns:w14="http://schemas.microsoft.com/office/word/2010/wordml" xmlns:w15="http://schemas.microsoft.com/office/word/2012/wordml" xmlns:w16cex="http://schemas.microsoft.com/office/word/2018/wordml/cex" xmlns:w16cid="http://schemas.microsoft.com/office/word/2016/wordml/cid" xmlns:w16="http://schemas.microsoft.com/office/word/2018/wordml" xmlns:w16du="http://schemas.microsoft.com/office/word/2023/wordml/word16du" xmlns:w16sdtdh="http://schemas.microsoft.com/office/word/2020/wordml/sdtdatahash" xmlns:w16sdtfl="http://schemas.microsoft.com/office/word/2024/wordml/sdtformatlock" xmlns:w16se="http://schemas.microsoft.com/office/word/2015/wordml/symex" xmlns:wpg="http://schemas.microsoft.com/office/word/2010/wordprocessingGroup" xmlns:wpi="http://schemas.microsoft.com/office/word/2010/wordprocessingInk" xmlns:wne="http://schemas.microsoft.com/office/word/2006/wordml" xmlns:wps="http://schemas.microsoft.com/office/word/2010/wordprocessingShape" mc:Ignorable="w14 w15 w16se w16cid w16 w16cex w16sdtdh w16sdtfl w16du wp14">
+<w:ftr xmlns:wpc="http://schemas.microsoft.com/office/word/2010/wordprocessingCanvas" xmlns:cx="http://schemas.microsoft.com/office/drawing/2014/chartex" xmlns:cx1="http://schemas.microsoft.com/office/drawing/2015/9/8/chartex" xmlns:cx2="http://schemas.microsoft.com/office/drawing/2015/10/21/chartex" xmlns:cx3="http://schemas.microsoft.com/office/drawing/2016/5/9/chartex" xmlns:cx4="http://schemas.microsoft.com/office/drawing/2016/5/10/chartex" xmlns:cx5="http://schemas.microsoft.com/office/drawing/2016/5/11/chartex" xmlns:cx6="http://schemas.microsoft.com/office/drawing/2016/5/12/chartex" xmlns:cx7="http://schemas.microsoft.com/office/drawing/2016/5/13/chartex" xmlns:cx8="http://schemas.microsoft.com/office/drawing/2016/5/14/chartex" xmlns:mc="http://schemas.openxmlformats.org/markup-compatibility/2006" xmlns:aink="http://schemas.microsoft.com/office/drawing/2016/ink" xmlns:am3d="http://schemas.microsoft.com/office/drawing/2017/model3d" xmlns:o="urn:schemas-microsoft-com:office:office" xmlns:oel="http://schemas.microsoft.com/office/2019/extlst" xmlns:r="http://schemas.openxmlformats.org/officeDocument/2006/relationships" xmlns:m="http://schemas.openxmlformats.org/officeDocument/2006/math" xmlns:v="urn:schemas-microsoft-com:vml" xmlns:wp14="http://schemas.microsoft.com/office/word/2010/wordprocessingDrawing" xmlns:wp="http://schemas.openxmlformats.org/drawingml/2006/wordprocessingDrawing" xmlns:w10="urn:schemas-microsoft-com:office:word" xmlns:w="http://schemas.openxmlformats.org/wordprocessingml/2006/main" xmlns:w14="http://schemas.microsoft.com/office/word/2010/wordml" xmlns:w15="http://schemas.microsoft.com/office/word/2012/wordml" xmlns:w16cei="http://schemas.microsoft.com/office/word/2026/wordml/cei" xmlns:w16cex="http://schemas.microsoft.com/office/word/2018/wordml/cex" xmlns:w16cid="http://schemas.microsoft.com/office/word/2016/wordml/cid" xmlns:w16="http://schemas.microsoft.com/office/word/2018/wordml" xmlns:w16du="http://schemas.microsoft.com/office/word/2023/wordml/word16du" xmlns:w16sdtdh="http://schemas.microsoft.com/office/word/2020/wordml/sdtdatahash" xmlns:w16sdtfl="http://schemas.microsoft.com/office/word/2024/wordml/sdtformatlock" xmlns:w16se="http://schemas.microsoft.com/office/word/2015/wordml/symex" xmlns:wpg="http://schemas.microsoft.com/office/word/2010/wordprocessingGroup" xmlns:wpi="http://schemas.microsoft.com/office/word/2010/wordprocessingInk" xmlns:wne="http://schemas.microsoft.com/office/word/2006/wordml" xmlns:wps="http://schemas.microsoft.com/office/word/2010/wordprocessingShape" mc:Ignorable="w14 w15 w16se w16cid w16 w16cex w16sdtdh w16sdtfl w16du wp14">
   <w:sdt>
     <w:sdtPr>
       <w:id w:val="-1465197936"/>
@@ -17499,7 +17712,7 @@
 </file>
 
 <file path=word/footnotes.xml><?xml version="1.0" encoding="utf-8"?>
-<w:footnotes xmlns:wpc="http://schemas.microsoft.com/office/word/2010/wordprocessingCanvas" xmlns:cx="http://schemas.microsoft.com/office/drawing/2014/chartex" xmlns:cx1="http://schemas.microsoft.com/office/drawing/2015/9/8/chartex" xmlns:cx2="http://schemas.microsoft.com/office/drawing/2015/10/21/chartex" xmlns:cx3="http://schemas.microsoft.com/office/drawing/2016/5/9/chartex" xmlns:cx4="http://schemas.microsoft.com/office/drawing/2016/5/10/chartex" xmlns:cx5="http://schemas.microsoft.com/office/drawing/2016/5/11/chartex" xmlns:cx6="http://schemas.microsoft.com/office/drawing/2016/5/12/chartex" xmlns:cx7="http://schemas.microsoft.com/office/drawing/2016/5/13/chartex" xmlns:cx8="http://schemas.microsoft.com/office/drawing/2016/5/14/chartex" xmlns:mc="http://schemas.openxmlformats.org/markup-compatibility/2006" xmlns:aink="http://schemas.microsoft.com/office/drawing/2016/ink" xmlns:am3d="http://schemas.microsoft.com/office/drawing/2017/model3d" xmlns:o="urn:schemas-microsoft-com:office:office" xmlns:oel="http://schemas.microsoft.com/office/2019/extlst" xmlns:r="http://schemas.openxmlformats.org/officeDocument/2006/relationships" xmlns:m="http://schemas.openxmlformats.org/officeDocument/2006/math" xmlns:v="urn:schemas-microsoft-com:vml" xmlns:wp14="http://schemas.microsoft.com/office/word/2010/wordprocessingDrawing" xmlns:wp="http://schemas.openxmlformats.org/drawingml/2006/wordprocessingDrawing" xmlns:w10="urn:schemas-microsoft-com:office:word" xmlns:w="http://schemas.openxmlformats.org/wordprocessingml/2006/main" xmlns:w14="http://schemas.microsoft.com/office/word/2010/wordml" xmlns:w15="http://schemas.microsoft.com/office/word/2012/wordml" xmlns:w16cex="http://schemas.microsoft.com/office/word/2018/wordml/cex" xmlns:w16cid="http://schemas.microsoft.com/office/word/2016/wordml/cid" xmlns:w16="http://schemas.microsoft.com/office/word/2018/wordml" xmlns:w16du="http://schemas.microsoft.com/office/word/2023/wordml/word16du" xmlns:w16sdtdh="http://schemas.microsoft.com/office/word/2020/wordml/sdtdatahash" xmlns:w16sdtfl="http://schemas.microsoft.com/office/word/2024/wordml/sdtformatlock" xmlns:w16se="http://schemas.microsoft.com/office/word/2015/wordml/symex" xmlns:wpg="http://schemas.microsoft.com/office/word/2010/wordprocessingGroup" xmlns:wpi="http://schemas.microsoft.com/office/word/2010/wordprocessingInk" xmlns:wne="http://schemas.microsoft.com/office/word/2006/wordml" xmlns:wps="http://schemas.microsoft.com/office/word/2010/wordprocessingShape" mc:Ignorable="w14 w15 w16se w16cid w16 w16cex w16sdtdh w16sdtfl w16du wp14">
+<w:footnotes xmlns:wpc="http://schemas.microsoft.com/office/word/2010/wordprocessingCanvas" xmlns:cx="http://schemas.microsoft.com/office/drawing/2014/chartex" xmlns:cx1="http://schemas.microsoft.com/office/drawing/2015/9/8/chartex" xmlns:cx2="http://schemas.microsoft.com/office/drawing/2015/10/21/chartex" xmlns:cx3="http://schemas.microsoft.com/office/drawing/2016/5/9/chartex" xmlns:cx4="http://schemas.microsoft.com/office/drawing/2016/5/10/chartex" xmlns:cx5="http://schemas.microsoft.com/office/drawing/2016/5/11/chartex" xmlns:cx6="http://schemas.microsoft.com/office/drawing/2016/5/12/chartex" xmlns:cx7="http://schemas.microsoft.com/office/drawing/2016/5/13/chartex" xmlns:cx8="http://schemas.microsoft.com/office/drawing/2016/5/14/chartex" xmlns:mc="http://schemas.openxmlformats.org/markup-compatibility/2006" xmlns:aink="http://schemas.microsoft.com/office/drawing/2016/ink" xmlns:am3d="http://schemas.microsoft.com/office/drawing/2017/model3d" xmlns:o="urn:schemas-microsoft-com:office:office" xmlns:oel="http://schemas.microsoft.com/office/2019/extlst" xmlns:r="http://schemas.openxmlformats.org/officeDocument/2006/relationships" xmlns:m="http://schemas.openxmlformats.org/officeDocument/2006/math" xmlns:v="urn:schemas-microsoft-com:vml" xmlns:wp14="http://schemas.microsoft.com/office/word/2010/wordprocessingDrawing" xmlns:wp="http://schemas.openxmlformats.org/drawingml/2006/wordprocessingDrawing" xmlns:w10="urn:schemas-microsoft-com:office:word" xmlns:w="http://schemas.openxmlformats.org/wordprocessingml/2006/main" xmlns:w14="http://schemas.microsoft.com/office/word/2010/wordml" xmlns:w15="http://schemas.microsoft.com/office/word/2012/wordml" xmlns:w16cei="http://schemas.microsoft.com/office/word/2026/wordml/cei" xmlns:w16cex="http://schemas.microsoft.com/office/word/2018/wordml/cex" xmlns:w16cid="http://schemas.microsoft.com/office/word/2016/wordml/cid" xmlns:w16="http://schemas.microsoft.com/office/word/2018/wordml" xmlns:w16du="http://schemas.microsoft.com/office/word/2023/wordml/word16du" xmlns:w16sdtdh="http://schemas.microsoft.com/office/word/2020/wordml/sdtdatahash" xmlns:w16sdtfl="http://schemas.microsoft.com/office/word/2024/wordml/sdtformatlock" xmlns:w16se="http://schemas.microsoft.com/office/word/2015/wordml/symex" xmlns:wpg="http://schemas.microsoft.com/office/word/2010/wordprocessingGroup" xmlns:wpi="http://schemas.microsoft.com/office/word/2010/wordprocessingInk" xmlns:wne="http://schemas.microsoft.com/office/word/2006/wordml" xmlns:wps="http://schemas.microsoft.com/office/word/2010/wordprocessingShape" mc:Ignorable="w14 w15 w16se w16cid w16 w16cex w16sdtdh w16sdtfl w16du wp14">
   <w:footnote w:type="separator" w:id="-1">
     <w:p>
       <w:pPr>
@@ -17526,7 +17739,7 @@
 </file>
 
 <file path=word/header1.xml><?xml version="1.0" encoding="utf-8"?>
-<w:hdr xmlns:wpc="http://schemas.microsoft.com/office/word/2010/wordprocessingCanvas" xmlns:cx="http://schemas.microsoft.com/office/drawing/2014/chartex" xmlns:cx1="http://schemas.microsoft.com/office/drawing/2015/9/8/chartex" xmlns:cx2="http://schemas.microsoft.com/office/drawing/2015/10/21/chartex" xmlns:cx3="http://schemas.microsoft.com/office/drawing/2016/5/9/chartex" xmlns:cx4="http://schemas.microsoft.com/office/drawing/2016/5/10/chartex" xmlns:cx5="http://schemas.microsoft.com/office/drawing/2016/5/11/chartex" xmlns:cx6="http://schemas.microsoft.com/office/drawing/2016/5/12/chartex" xmlns:cx7="http://schemas.microsoft.com/office/drawing/2016/5/13/chartex" xmlns:cx8="http://schemas.microsoft.com/office/drawing/2016/5/14/chartex" xmlns:mc="http://schemas.openxmlformats.org/markup-compatibility/2006" xmlns:aink="http://schemas.microsoft.com/office/drawing/2016/ink" xmlns:am3d="http://schemas.microsoft.com/office/drawing/2017/model3d" xmlns:o="urn:schemas-microsoft-com:office:office" xmlns:oel="http://schemas.microsoft.com/office/2019/extlst" xmlns:r="http://schemas.openxmlformats.org/officeDocument/2006/relationships" xmlns:m="http://schemas.openxmlformats.org/officeDocument/2006/math" xmlns:v="urn:schemas-microsoft-com:vml" xmlns:wp14="http://schemas.microsoft.com/office/word/2010/wordprocessingDrawing" xmlns:wp="http://schemas.openxmlformats.org/drawingml/2006/wordprocessingDrawing" xmlns:w10="urn:schemas-microsoft-com:office:word" xmlns:w="http://schemas.openxmlformats.org/wordprocessingml/2006/main" xmlns:w14="http://schemas.microsoft.com/office/word/2010/wordml" xmlns:w15="http://schemas.microsoft.com/office/word/2012/wordml" xmlns:w16cex="http://schemas.microsoft.com/office/word/2018/wordml/cex" xmlns:w16cid="http://schemas.microsoft.com/office/word/2016/wordml/cid" xmlns:w16="http://schemas.microsoft.com/office/word/2018/wordml" xmlns:w16du="http://schemas.microsoft.com/office/word/2023/wordml/word16du" xmlns:w16sdtdh="http://schemas.microsoft.com/office/word/2020/wordml/sdtdatahash" xmlns:w16sdtfl="http://schemas.microsoft.com/office/word/2024/wordml/sdtformatlock" xmlns:w16se="http://schemas.microsoft.com/office/word/2015/wordml/symex" xmlns:wpg="http://schemas.microsoft.com/office/word/2010/wordprocessingGroup" xmlns:wpi="http://schemas.microsoft.com/office/word/2010/wordprocessingInk" xmlns:wne="http://schemas.microsoft.com/office/word/2006/wordml" xmlns:wps="http://schemas.microsoft.com/office/word/2010/wordprocessingShape" mc:Ignorable="w14 w15 w16se w16cid w16 w16cex w16sdtdh w16sdtfl w16du wp14">
+<w:hdr xmlns:wpc="http://schemas.microsoft.com/office/word/2010/wordprocessingCanvas" xmlns:cx="http://schemas.microsoft.com/office/drawing/2014/chartex" xmlns:cx1="http://schemas.microsoft.com/office/drawing/2015/9/8/chartex" xmlns:cx2="http://schemas.microsoft.com/office/drawing/2015/10/21/chartex" xmlns:cx3="http://schemas.microsoft.com/office/drawing/2016/5/9/chartex" xmlns:cx4="http://schemas.microsoft.com/office/drawing/2016/5/10/chartex" xmlns:cx5="http://schemas.microsoft.com/office/drawing/2016/5/11/chartex" xmlns:cx6="http://schemas.microsoft.com/office/drawing/2016/5/12/chartex" xmlns:cx7="http://schemas.microsoft.com/office/drawing/2016/5/13/chartex" xmlns:cx8="http://schemas.microsoft.com/office/drawing/2016/5/14/chartex" xmlns:mc="http://schemas.openxmlformats.org/markup-compatibility/2006" xmlns:aink="http://schemas.microsoft.com/office/drawing/2016/ink" xmlns:am3d="http://schemas.microsoft.com/office/drawing/2017/model3d" xmlns:o="urn:schemas-microsoft-com:office:office" xmlns:oel="http://schemas.microsoft.com/office/2019/extlst" xmlns:r="http://schemas.openxmlformats.org/officeDocument/2006/relationships" xmlns:m="http://schemas.openxmlformats.org/officeDocument/2006/math" xmlns:v="urn:schemas-microsoft-com:vml" xmlns:wp14="http://schemas.microsoft.com/office/word/2010/wordprocessingDrawing" xmlns:wp="http://schemas.openxmlformats.org/drawingml/2006/wordprocessingDrawing" xmlns:w10="urn:schemas-microsoft-com:office:word" xmlns:w="http://schemas.openxmlformats.org/wordprocessingml/2006/main" xmlns:w14="http://schemas.microsoft.com/office/word/2010/wordml" xmlns:w15="http://schemas.microsoft.com/office/word/2012/wordml" xmlns:w16cei="http://schemas.microsoft.com/office/word/2026/wordml/cei" xmlns:w16cex="http://schemas.microsoft.com/office/word/2018/wordml/cex" xmlns:w16cid="http://schemas.microsoft.com/office/word/2016/wordml/cid" xmlns:w16="http://schemas.microsoft.com/office/word/2018/wordml" xmlns:w16du="http://schemas.microsoft.com/office/word/2023/wordml/word16du" xmlns:w16sdtdh="http://schemas.microsoft.com/office/word/2020/wordml/sdtdatahash" xmlns:w16sdtfl="http://schemas.microsoft.com/office/word/2024/wordml/sdtformatlock" xmlns:w16se="http://schemas.microsoft.com/office/word/2015/wordml/symex" xmlns:wpg="http://schemas.microsoft.com/office/word/2010/wordprocessingGroup" xmlns:wpi="http://schemas.microsoft.com/office/word/2010/wordprocessingInk" xmlns:wne="http://schemas.microsoft.com/office/word/2006/wordml" xmlns:wps="http://schemas.microsoft.com/office/word/2010/wordprocessingShape" mc:Ignorable="w14 w15 w16se w16cid w16 w16cex w16sdtdh w16sdtfl w16du wp14">
   <w:p>
     <w:pPr>
       <w:pStyle w:val="Encabezado"/>
@@ -17613,7 +17826,7 @@
 </file>
 
 <file path=word/numbering.xml><?xml version="1.0" encoding="utf-8"?>
-<w:numbering xmlns:wpc="http://schemas.microsoft.com/office/word/2010/wordprocessingCanvas" xmlns:cx="http://schemas.microsoft.com/office/drawing/2014/chartex" xmlns:cx1="http://schemas.microsoft.com/office/drawing/2015/9/8/chartex" xmlns:cx2="http://schemas.microsoft.com/office/drawing/2015/10/21/chartex" xmlns:cx3="http://schemas.microsoft.com/office/drawing/2016/5/9/chartex" xmlns:cx4="http://schemas.microsoft.com/office/drawing/2016/5/10/chartex" xmlns:cx5="http://schemas.microsoft.com/office/drawing/2016/5/11/chartex" xmlns:cx6="http://schemas.microsoft.com/office/drawing/2016/5/12/chartex" xmlns:cx7="http://schemas.microsoft.com/office/drawing/2016/5/13/chartex" xmlns:cx8="http://schemas.microsoft.com/office/drawing/2016/5/14/chartex" xmlns:mc="http://schemas.openxmlformats.org/markup-compatibility/2006" xmlns:aink="http://schemas.microsoft.com/office/drawing/2016/ink" xmlns:am3d="http://schemas.microsoft.com/office/drawing/2017/model3d" xmlns:o="urn:schemas-microsoft-com:office:office" xmlns:oel="http://schemas.microsoft.com/office/2019/extlst" xmlns:r="http://schemas.openxmlformats.org/officeDocument/2006/relationships" xmlns:m="http://schemas.openxmlformats.org/officeDocument/2006/math" xmlns:v="urn:schemas-microsoft-com:vml" xmlns:wp14="http://schemas.microsoft.com/office/word/2010/wordprocessingDrawing" xmlns:wp="http://schemas.openxmlformats.org/drawingml/2006/wordprocessingDrawing" xmlns:w10="urn:schemas-microsoft-com:office:word" xmlns:w="http://schemas.openxmlformats.org/wordprocessingml/2006/main" xmlns:w14="http://schemas.microsoft.com/office/word/2010/wordml" xmlns:w15="http://schemas.microsoft.com/office/word/2012/wordml" xmlns:w16cex="http://schemas.microsoft.com/office/word/2018/wordml/cex" xmlns:w16cid="http://schemas.microsoft.com/office/word/2016/wordml/cid" xmlns:w16="http://schemas.microsoft.com/office/word/2018/wordml" xmlns:w16du="http://schemas.microsoft.com/office/word/2023/wordml/word16du" xmlns:w16sdtdh="http://schemas.microsoft.com/office/word/2020/wordml/sdtdatahash" xmlns:w16sdtfl="http://schemas.microsoft.com/office/word/2024/wordml/sdtformatlock" xmlns:w16se="http://schemas.microsoft.com/office/word/2015/wordml/symex" xmlns:wpg="http://schemas.microsoft.com/office/word/2010/wordprocessingGroup" xmlns:wpi="http://schemas.microsoft.com/office/word/2010/wordprocessingInk" xmlns:wne="http://schemas.microsoft.com/office/word/2006/wordml" xmlns:wps="http://schemas.microsoft.com/office/word/2010/wordprocessingShape" mc:Ignorable="w14 w15 w16se w16cid w16 w16cex w16sdtdh w16sdtfl w16du wp14">
+<w:numbering xmlns:wpc="http://schemas.microsoft.com/office/word/2010/wordprocessingCanvas" xmlns:cx="http://schemas.microsoft.com/office/drawing/2014/chartex" xmlns:cx1="http://schemas.microsoft.com/office/drawing/2015/9/8/chartex" xmlns:cx2="http://schemas.microsoft.com/office/drawing/2015/10/21/chartex" xmlns:cx3="http://schemas.microsoft.com/office/drawing/2016/5/9/chartex" xmlns:cx4="http://schemas.microsoft.com/office/drawing/2016/5/10/chartex" xmlns:cx5="http://schemas.microsoft.com/office/drawing/2016/5/11/chartex" xmlns:cx6="http://schemas.microsoft.com/office/drawing/2016/5/12/chartex" xmlns:cx7="http://schemas.microsoft.com/office/drawing/2016/5/13/chartex" xmlns:cx8="http://schemas.microsoft.com/office/drawing/2016/5/14/chartex" xmlns:mc="http://schemas.openxmlformats.org/markup-compatibility/2006" xmlns:aink="http://schemas.microsoft.com/office/drawing/2016/ink" xmlns:am3d="http://schemas.microsoft.com/office/drawing/2017/model3d" xmlns:o="urn:schemas-microsoft-com:office:office" xmlns:oel="http://schemas.microsoft.com/office/2019/extlst" xmlns:r="http://schemas.openxmlformats.org/officeDocument/2006/relationships" xmlns:m="http://schemas.openxmlformats.org/officeDocument/2006/math" xmlns:v="urn:schemas-microsoft-com:vml" xmlns:wp14="http://schemas.microsoft.com/office/word/2010/wordprocessingDrawing" xmlns:wp="http://schemas.openxmlformats.org/drawingml/2006/wordprocessingDrawing" xmlns:w10="urn:schemas-microsoft-com:office:word" xmlns:w="http://schemas.openxmlformats.org/wordprocessingml/2006/main" xmlns:w14="http://schemas.microsoft.com/office/word/2010/wordml" xmlns:w15="http://schemas.microsoft.com/office/word/2012/wordml" xmlns:w16cei="http://schemas.microsoft.com/office/word/2026/wordml/cei" xmlns:w16cex="http://schemas.microsoft.com/office/word/2018/wordml/cex" xmlns:w16cid="http://schemas.microsoft.com/office/word/2016/wordml/cid" xmlns:w16="http://schemas.microsoft.com/office/word/2018/wordml" xmlns:w16du="http://schemas.microsoft.com/office/word/2023/wordml/word16du" xmlns:w16sdtdh="http://schemas.microsoft.com/office/word/2020/wordml/sdtdatahash" xmlns:w16sdtfl="http://schemas.microsoft.com/office/word/2024/wordml/sdtformatlock" xmlns:w16se="http://schemas.microsoft.com/office/word/2015/wordml/symex" xmlns:wpg="http://schemas.microsoft.com/office/word/2010/wordprocessingGroup" xmlns:wpi="http://schemas.microsoft.com/office/word/2010/wordprocessingInk" xmlns:wne="http://schemas.microsoft.com/office/word/2006/wordml" xmlns:wps="http://schemas.microsoft.com/office/word/2010/wordprocessingShape" mc:Ignorable="w14 w15 w16se w16cid w16 w16cex w16sdtdh w16sdtfl w16du wp14">
   <w:abstractNum w:abstractNumId="0" w15:restartNumberingAfterBreak="0">
     <w:nsid w:val="FFFFFF89"/>
     <w:multiLevelType w:val="singleLevel"/>
@@ -25293,8 +25506,8 @@
 </file>
 
 <file path=customXml/item2.xml><?xml version="1.0" encoding="utf-8"?>
-<ct:contentTypeSchema xmlns:ct="http://schemas.microsoft.com/office/2006/metadata/contentType" xmlns:ma="http://schemas.microsoft.com/office/2006/metadata/properties/metaAttributes" ct:_="" ma:_="" ma:contentTypeName="Documento" ma:contentTypeID="0x01010005252A1EF3BD024F856B47B579AB5244" ma:contentTypeVersion="11" ma:contentTypeDescription="Crear nuevo documento." ma:contentTypeScope="" ma:versionID="92b81066167b779aaeee7a3d91bad2fd">
-  <xsd:schema xmlns:xsd="http://www.w3.org/2001/XMLSchema" xmlns:xs="http://www.w3.org/2001/XMLSchema" xmlns:p="http://schemas.microsoft.com/office/2006/metadata/properties" xmlns:ns2="42760c81-fd8e-4d59-8953-7cdb9f38b14f" xmlns:ns3="67a0edcd-0de5-43ed-8c27-e32f38a00c91" targetNamespace="http://schemas.microsoft.com/office/2006/metadata/properties" ma:root="true" ma:fieldsID="83cd6766d967e870b9368cac1ade74e6" ns2:_="" ns3:_="">
+<ct:contentTypeSchema xmlns:ct="http://schemas.microsoft.com/office/2006/metadata/contentType" xmlns:ma="http://schemas.microsoft.com/office/2006/metadata/properties/metaAttributes" ct:_="" ma:_="" ma:contentTypeName="Documento" ma:contentTypeID="0x01010005252A1EF3BD024F856B47B579AB5244" ma:contentTypeVersion="12" ma:contentTypeDescription="Crear nuevo documento." ma:contentTypeScope="" ma:versionID="32d0e18b85ac20c34eab62df21c0cf58">
+  <xsd:schema xmlns:xsd="http://www.w3.org/2001/XMLSchema" xmlns:xs="http://www.w3.org/2001/XMLSchema" xmlns:p="http://schemas.microsoft.com/office/2006/metadata/properties" xmlns:ns2="42760c81-fd8e-4d59-8953-7cdb9f38b14f" xmlns:ns3="67a0edcd-0de5-43ed-8c27-e32f38a00c91" targetNamespace="http://schemas.microsoft.com/office/2006/metadata/properties" ma:root="true" ma:fieldsID="cc2c149e99f10870fd5bc3964e5386d3" ns2:_="" ns3:_="">
     <xsd:import namespace="42760c81-fd8e-4d59-8953-7cdb9f38b14f"/>
     <xsd:import namespace="67a0edcd-0de5-43ed-8c27-e32f38a00c91"/>
     <xsd:element name="properties">
@@ -25313,6 +25526,7 @@
                 <xsd:element ref="ns2:lcf76f155ced4ddcb4097134ff3c332f" minOccurs="0"/>
                 <xsd:element ref="ns3:TaxCatchAll" minOccurs="0"/>
                 <xsd:element ref="ns2:MediaServiceOCR" minOccurs="0"/>
+                <xsd:element ref="ns2:MediaServiceLocation" minOccurs="0"/>
               </xsd:all>
             </xsd:complexType>
           </xsd:element>
@@ -25370,6 +25584,11 @@
         <xsd:restriction base="dms:Note">
           <xsd:maxLength value="255"/>
         </xsd:restriction>
+      </xsd:simpleType>
+    </xsd:element>
+    <xsd:element name="MediaServiceLocation" ma:index="19" nillable="true" ma:displayName="Location" ma:description="" ma:indexed="true" ma:internalName="MediaServiceLocation" ma:readOnly="true">
+      <xsd:simpleType>
+        <xsd:restriction base="dms:Text"/>
       </xsd:simpleType>
     </xsd:element>
   </xsd:schema>
@@ -25512,7 +25731,7 @@
 </file>
 
 <file path=customXml/itemProps2.xml><?xml version="1.0" encoding="utf-8"?>
-<ds:datastoreItem xmlns:ds="http://schemas.openxmlformats.org/officeDocument/2006/customXml" ds:itemID="{ABD972E7-AC58-4197-9D90-72DCEEC7C2C5}"/>
+<ds:datastoreItem xmlns:ds="http://schemas.openxmlformats.org/officeDocument/2006/customXml" ds:itemID="{D79EC393-8A89-4703-817D-53546096FCCA}"/>
 </file>
 
 <file path=customXml/itemProps3.xml><?xml version="1.0" encoding="utf-8"?>

--- a/fuentes/722109_CF06_DU.docx
+++ b/fuentes/722109_CF06_DU.docx
@@ -560,7 +560,7 @@
           <w:r>
             <w:fldChar w:fldCharType="separate"/>
           </w:r>
-          <w:hyperlink w:anchor="_Toc235782119" w:history="1">
+          <w:hyperlink w:anchor="_Toc238025629" w:history="1">
             <w:r>
               <w:rPr>
                 <w:rStyle w:val="Hipervnculo"/>
@@ -587,7 +587,7 @@
                 <w:noProof/>
                 <w:webHidden/>
               </w:rPr>
-              <w:instrText xml:space="preserve"> PAGEREF _Toc235782119 \h </w:instrText>
+              <w:instrText xml:space="preserve"> PAGEREF _Toc238025629 \h </w:instrText>
             </w:r>
             <w:r>
               <w:rPr>
@@ -632,7 +632,7 @@
               <w:lang w:eastAsia="es-CO"/>
             </w:rPr>
           </w:pPr>
-          <w:hyperlink w:anchor="_Toc235782120" w:history="1">
+          <w:hyperlink w:anchor="_Toc238025630" w:history="1">
             <w:r>
               <w:rPr>
                 <w:rStyle w:val="Hipervnculo"/>
@@ -659,7 +659,7 @@
                 <w:noProof/>
                 <w:webHidden/>
               </w:rPr>
-              <w:instrText xml:space="preserve"> PAGEREF _Toc235782120 \h </w:instrText>
+              <w:instrText xml:space="preserve"> PAGEREF _Toc238025630 \h </w:instrText>
             </w:r>
             <w:r>
               <w:rPr>
@@ -704,7 +704,7 @@
               <w:lang w:eastAsia="es-CO"/>
             </w:rPr>
           </w:pPr>
-          <w:hyperlink w:anchor="_Toc235782121" w:history="1">
+          <w:hyperlink w:anchor="_Toc238025631" w:history="1">
             <w:r>
               <w:rPr>
                 <w:rStyle w:val="Hipervnculo"/>
@@ -731,7 +731,7 @@
                 <w:noProof/>
                 <w:webHidden/>
               </w:rPr>
-              <w:instrText xml:space="preserve"> PAGEREF _Toc235782121 \h </w:instrText>
+              <w:instrText xml:space="preserve"> PAGEREF _Toc238025631 \h </w:instrText>
             </w:r>
             <w:r>
               <w:rPr>
@@ -776,7 +776,7 @@
               <w:lang w:eastAsia="es-CO"/>
             </w:rPr>
           </w:pPr>
-          <w:hyperlink w:anchor="_Toc235782122" w:history="1">
+          <w:hyperlink w:anchor="_Toc238025632" w:history="1">
             <w:r>
               <w:rPr>
                 <w:rStyle w:val="Hipervnculo"/>
@@ -803,7 +803,7 @@
                 <w:noProof/>
                 <w:webHidden/>
               </w:rPr>
-              <w:instrText xml:space="preserve"> PAGEREF _Toc235782122 \h </w:instrText>
+              <w:instrText xml:space="preserve"> PAGEREF _Toc238025632 \h </w:instrText>
             </w:r>
             <w:r>
               <w:rPr>
@@ -848,7 +848,7 @@
               <w:lang w:eastAsia="es-CO"/>
             </w:rPr>
           </w:pPr>
-          <w:hyperlink w:anchor="_Toc235782123" w:history="1">
+          <w:hyperlink w:anchor="_Toc238025633" w:history="1">
             <w:r>
               <w:rPr>
                 <w:rStyle w:val="Hipervnculo"/>
@@ -875,7 +875,7 @@
                 <w:noProof/>
                 <w:webHidden/>
               </w:rPr>
-              <w:instrText xml:space="preserve"> PAGEREF _Toc235782123 \h </w:instrText>
+              <w:instrText xml:space="preserve"> PAGEREF _Toc238025633 \h </w:instrText>
             </w:r>
             <w:r>
               <w:rPr>
@@ -920,7 +920,7 @@
               <w:lang w:eastAsia="es-CO"/>
             </w:rPr>
           </w:pPr>
-          <w:hyperlink w:anchor="_Toc235782124" w:history="1">
+          <w:hyperlink w:anchor="_Toc238025634" w:history="1">
             <w:r>
               <w:rPr>
                 <w:rStyle w:val="Hipervnculo"/>
@@ -947,7 +947,7 @@
                 <w:noProof/>
                 <w:webHidden/>
               </w:rPr>
-              <w:instrText xml:space="preserve"> PAGEREF _Toc235782124 \h </w:instrText>
+              <w:instrText xml:space="preserve"> PAGEREF _Toc238025634 \h </w:instrText>
             </w:r>
             <w:r>
               <w:rPr>
@@ -992,7 +992,7 @@
               <w:lang w:eastAsia="es-CO"/>
             </w:rPr>
           </w:pPr>
-          <w:hyperlink w:anchor="_Toc235782125" w:history="1">
+          <w:hyperlink w:anchor="_Toc238025635" w:history="1">
             <w:r>
               <w:rPr>
                 <w:rStyle w:val="Hipervnculo"/>
@@ -1019,7 +1019,7 @@
                 <w:noProof/>
                 <w:webHidden/>
               </w:rPr>
-              <w:instrText xml:space="preserve"> PAGEREF _Toc235782125 \h </w:instrText>
+              <w:instrText xml:space="preserve"> PAGEREF _Toc238025635 \h </w:instrText>
             </w:r>
             <w:r>
               <w:rPr>
@@ -1064,13 +1064,13 @@
               <w:lang w:eastAsia="es-CO"/>
             </w:rPr>
           </w:pPr>
-          <w:hyperlink w:anchor="_Toc235782126" w:history="1">
+          <w:hyperlink w:anchor="_Toc238025636" w:history="1">
             <w:r>
               <w:rPr>
                 <w:rStyle w:val="Hipervnculo"/>
                 <w:noProof/>
               </w:rPr>
-              <w:t>1.6. Gestión de recursos, proveedores y de financiación</w:t>
+              <w:t>1.6. Gestión de recursos, proveedores y gestión de financiación</w:t>
             </w:r>
             <w:r>
               <w:rPr>
@@ -1091,7 +1091,7 @@
                 <w:noProof/>
                 <w:webHidden/>
               </w:rPr>
-              <w:instrText xml:space="preserve"> PAGEREF _Toc235782126 \h </w:instrText>
+              <w:instrText xml:space="preserve"> PAGEREF _Toc238025636 \h </w:instrText>
             </w:r>
             <w:r>
               <w:rPr>
@@ -1136,7 +1136,7 @@
               <w:lang w:eastAsia="es-CO"/>
             </w:rPr>
           </w:pPr>
-          <w:hyperlink w:anchor="_Toc235782127" w:history="1">
+          <w:hyperlink w:anchor="_Toc238025637" w:history="1">
             <w:r>
               <w:rPr>
                 <w:rStyle w:val="Hipervnculo"/>
@@ -1163,7 +1163,7 @@
                 <w:noProof/>
                 <w:webHidden/>
               </w:rPr>
-              <w:instrText xml:space="preserve"> PAGEREF _Toc235782127 \h </w:instrText>
+              <w:instrText xml:space="preserve"> PAGEREF _Toc238025637 \h </w:instrText>
             </w:r>
             <w:r>
               <w:rPr>
@@ -1208,7 +1208,7 @@
               <w:lang w:eastAsia="es-CO"/>
             </w:rPr>
           </w:pPr>
-          <w:hyperlink w:anchor="_Toc235782128" w:history="1">
+          <w:hyperlink w:anchor="_Toc238025638" w:history="1">
             <w:r>
               <w:rPr>
                 <w:rStyle w:val="Hipervnculo"/>
@@ -1235,7 +1235,7 @@
                 <w:noProof/>
                 <w:webHidden/>
               </w:rPr>
-              <w:instrText xml:space="preserve"> PAGEREF _Toc235782128 \h </w:instrText>
+              <w:instrText xml:space="preserve"> PAGEREF _Toc238025638 \h </w:instrText>
             </w:r>
             <w:r>
               <w:rPr>
@@ -1280,7 +1280,7 @@
               <w:lang w:eastAsia="es-CO"/>
             </w:rPr>
           </w:pPr>
-          <w:hyperlink w:anchor="_Toc235782129" w:history="1">
+          <w:hyperlink w:anchor="_Toc238025639" w:history="1">
             <w:r>
               <w:rPr>
                 <w:rStyle w:val="Hipervnculo"/>
@@ -1307,7 +1307,7 @@
                 <w:noProof/>
                 <w:webHidden/>
               </w:rPr>
-              <w:instrText xml:space="preserve"> PAGEREF _Toc235782129 \h </w:instrText>
+              <w:instrText xml:space="preserve"> PAGEREF _Toc238025639 \h </w:instrText>
             </w:r>
             <w:r>
               <w:rPr>
@@ -1352,7 +1352,7 @@
               <w:lang w:eastAsia="es-CO"/>
             </w:rPr>
           </w:pPr>
-          <w:hyperlink w:anchor="_Toc235782130" w:history="1">
+          <w:hyperlink w:anchor="_Toc238025640" w:history="1">
             <w:r>
               <w:rPr>
                 <w:rStyle w:val="Hipervnculo"/>
@@ -1379,7 +1379,7 @@
                 <w:noProof/>
                 <w:webHidden/>
               </w:rPr>
-              <w:instrText xml:space="preserve"> PAGEREF _Toc235782130 \h </w:instrText>
+              <w:instrText xml:space="preserve"> PAGEREF _Toc238025640 \h </w:instrText>
             </w:r>
             <w:r>
               <w:rPr>
@@ -1424,7 +1424,7 @@
               <w:lang w:eastAsia="es-CO"/>
             </w:rPr>
           </w:pPr>
-          <w:hyperlink w:anchor="_Toc235782131" w:history="1">
+          <w:hyperlink w:anchor="_Toc238025641" w:history="1">
             <w:r>
               <w:rPr>
                 <w:rStyle w:val="Hipervnculo"/>
@@ -1451,7 +1451,7 @@
                 <w:noProof/>
                 <w:webHidden/>
               </w:rPr>
-              <w:instrText xml:space="preserve"> PAGEREF _Toc235782131 \h </w:instrText>
+              <w:instrText xml:space="preserve"> PAGEREF _Toc238025641 \h </w:instrText>
             </w:r>
             <w:r>
               <w:rPr>
@@ -1496,7 +1496,7 @@
               <w:lang w:eastAsia="es-CO"/>
             </w:rPr>
           </w:pPr>
-          <w:hyperlink w:anchor="_Toc235782132" w:history="1">
+          <w:hyperlink w:anchor="_Toc238025642" w:history="1">
             <w:r>
               <w:rPr>
                 <w:rStyle w:val="Hipervnculo"/>
@@ -1523,7 +1523,7 @@
                 <w:noProof/>
                 <w:webHidden/>
               </w:rPr>
-              <w:instrText xml:space="preserve"> PAGEREF _Toc235782132 \h </w:instrText>
+              <w:instrText xml:space="preserve"> PAGEREF _Toc238025642 \h </w:instrText>
             </w:r>
             <w:r>
               <w:rPr>
@@ -1568,7 +1568,7 @@
               <w:lang w:eastAsia="es-CO"/>
             </w:rPr>
           </w:pPr>
-          <w:hyperlink w:anchor="_Toc235782133" w:history="1">
+          <w:hyperlink w:anchor="_Toc238025643" w:history="1">
             <w:r>
               <w:rPr>
                 <w:rStyle w:val="Hipervnculo"/>
@@ -1595,7 +1595,7 @@
                 <w:noProof/>
                 <w:webHidden/>
               </w:rPr>
-              <w:instrText xml:space="preserve"> PAGEREF _Toc235782133 \h </w:instrText>
+              <w:instrText xml:space="preserve"> PAGEREF _Toc238025643 \h </w:instrText>
             </w:r>
             <w:r>
               <w:rPr>
@@ -1640,7 +1640,7 @@
               <w:lang w:eastAsia="es-CO"/>
             </w:rPr>
           </w:pPr>
-          <w:hyperlink w:anchor="_Toc235782134" w:history="1">
+          <w:hyperlink w:anchor="_Toc238025644" w:history="1">
             <w:r>
               <w:rPr>
                 <w:rStyle w:val="Hipervnculo"/>
@@ -1667,7 +1667,7 @@
                 <w:noProof/>
                 <w:webHidden/>
               </w:rPr>
-              <w:instrText xml:space="preserve"> PAGEREF _Toc235782134 \h </w:instrText>
+              <w:instrText xml:space="preserve"> PAGEREF _Toc238025644 \h </w:instrText>
             </w:r>
             <w:r>
               <w:rPr>
@@ -1712,7 +1712,7 @@
               <w:lang w:eastAsia="es-CO"/>
             </w:rPr>
           </w:pPr>
-          <w:hyperlink w:anchor="_Toc235782135" w:history="1">
+          <w:hyperlink w:anchor="_Toc238025645" w:history="1">
             <w:r>
               <w:rPr>
                 <w:rStyle w:val="Hipervnculo"/>
@@ -1739,7 +1739,7 @@
                 <w:noProof/>
                 <w:webHidden/>
               </w:rPr>
-              <w:instrText xml:space="preserve"> PAGEREF _Toc235782135 \h </w:instrText>
+              <w:instrText xml:space="preserve"> PAGEREF _Toc238025645 \h </w:instrText>
             </w:r>
             <w:r>
               <w:rPr>
@@ -1784,7 +1784,7 @@
               <w:lang w:eastAsia="es-CO"/>
             </w:rPr>
           </w:pPr>
-          <w:hyperlink w:anchor="_Toc235782136" w:history="1">
+          <w:hyperlink w:anchor="_Toc238025646" w:history="1">
             <w:r>
               <w:rPr>
                 <w:rStyle w:val="Hipervnculo"/>
@@ -1811,7 +1811,7 @@
                 <w:noProof/>
                 <w:webHidden/>
               </w:rPr>
-              <w:instrText xml:space="preserve"> PAGEREF _Toc235782136 \h </w:instrText>
+              <w:instrText xml:space="preserve"> PAGEREF _Toc238025646 \h </w:instrText>
             </w:r>
             <w:r>
               <w:rPr>
@@ -1856,7 +1856,7 @@
               <w:lang w:eastAsia="es-CO"/>
             </w:rPr>
           </w:pPr>
-          <w:hyperlink w:anchor="_Toc235782137" w:history="1">
+          <w:hyperlink w:anchor="_Toc238025647" w:history="1">
             <w:r>
               <w:rPr>
                 <w:rStyle w:val="Hipervnculo"/>
@@ -1883,7 +1883,7 @@
                 <w:noProof/>
                 <w:webHidden/>
               </w:rPr>
-              <w:instrText xml:space="preserve"> PAGEREF _Toc235782137 \h </w:instrText>
+              <w:instrText xml:space="preserve"> PAGEREF _Toc238025647 \h </w:instrText>
             </w:r>
             <w:r>
               <w:rPr>
@@ -1928,7 +1928,7 @@
               <w:lang w:eastAsia="es-CO"/>
             </w:rPr>
           </w:pPr>
-          <w:hyperlink w:anchor="_Toc235782138" w:history="1">
+          <w:hyperlink w:anchor="_Toc238025648" w:history="1">
             <w:r>
               <w:rPr>
                 <w:rStyle w:val="Hipervnculo"/>
@@ -1955,7 +1955,7 @@
                 <w:noProof/>
                 <w:webHidden/>
               </w:rPr>
-              <w:instrText xml:space="preserve"> PAGEREF _Toc235782138 \h </w:instrText>
+              <w:instrText xml:space="preserve"> PAGEREF _Toc238025648 \h </w:instrText>
             </w:r>
             <w:r>
               <w:rPr>
@@ -2000,7 +2000,7 @@
               <w:lang w:eastAsia="es-CO"/>
             </w:rPr>
           </w:pPr>
-          <w:hyperlink w:anchor="_Toc235782139" w:history="1">
+          <w:hyperlink w:anchor="_Toc238025649" w:history="1">
             <w:r>
               <w:rPr>
                 <w:rStyle w:val="Hipervnculo"/>
@@ -2027,7 +2027,7 @@
                 <w:noProof/>
                 <w:webHidden/>
               </w:rPr>
-              <w:instrText xml:space="preserve"> PAGEREF _Toc235782139 \h </w:instrText>
+              <w:instrText xml:space="preserve"> PAGEREF _Toc238025649 \h </w:instrText>
             </w:r>
             <w:r>
               <w:rPr>
@@ -2072,7 +2072,7 @@
               <w:lang w:eastAsia="es-CO"/>
             </w:rPr>
           </w:pPr>
-          <w:hyperlink w:anchor="_Toc235782140" w:history="1">
+          <w:hyperlink w:anchor="_Toc238025650" w:history="1">
             <w:r>
               <w:rPr>
                 <w:rStyle w:val="Hipervnculo"/>
@@ -2099,7 +2099,7 @@
                 <w:noProof/>
                 <w:webHidden/>
               </w:rPr>
-              <w:instrText xml:space="preserve"> PAGEREF _Toc235782140 \h </w:instrText>
+              <w:instrText xml:space="preserve"> PAGEREF _Toc238025650 \h </w:instrText>
             </w:r>
             <w:r>
               <w:rPr>
@@ -2144,7 +2144,7 @@
               <w:lang w:eastAsia="es-CO"/>
             </w:rPr>
           </w:pPr>
-          <w:hyperlink w:anchor="_Toc235782141" w:history="1">
+          <w:hyperlink w:anchor="_Toc238025651" w:history="1">
             <w:r>
               <w:rPr>
                 <w:rStyle w:val="Hipervnculo"/>
@@ -2171,7 +2171,7 @@
                 <w:noProof/>
                 <w:webHidden/>
               </w:rPr>
-              <w:instrText xml:space="preserve"> PAGEREF _Toc235782141 \h </w:instrText>
+              <w:instrText xml:space="preserve"> PAGEREF _Toc238025651 \h </w:instrText>
             </w:r>
             <w:r>
               <w:rPr>
@@ -2216,7 +2216,7 @@
               <w:lang w:eastAsia="es-CO"/>
             </w:rPr>
           </w:pPr>
-          <w:hyperlink w:anchor="_Toc235782142" w:history="1">
+          <w:hyperlink w:anchor="_Toc238025652" w:history="1">
             <w:r>
               <w:rPr>
                 <w:rStyle w:val="Hipervnculo"/>
@@ -2243,7 +2243,7 @@
                 <w:noProof/>
                 <w:webHidden/>
               </w:rPr>
-              <w:instrText xml:space="preserve"> PAGEREF _Toc235782142 \h </w:instrText>
+              <w:instrText xml:space="preserve"> PAGEREF _Toc238025652 \h </w:instrText>
             </w:r>
             <w:r>
               <w:rPr>
@@ -2288,7 +2288,7 @@
               <w:lang w:eastAsia="es-CO"/>
             </w:rPr>
           </w:pPr>
-          <w:hyperlink w:anchor="_Toc235782143" w:history="1">
+          <w:hyperlink w:anchor="_Toc238025653" w:history="1">
             <w:r>
               <w:rPr>
                 <w:rStyle w:val="Hipervnculo"/>
@@ -2315,7 +2315,7 @@
                 <w:noProof/>
                 <w:webHidden/>
               </w:rPr>
-              <w:instrText xml:space="preserve"> PAGEREF _Toc235782143 \h </w:instrText>
+              <w:instrText xml:space="preserve"> PAGEREF _Toc238025653 \h </w:instrText>
             </w:r>
             <w:r>
               <w:rPr>
@@ -2360,7 +2360,7 @@
               <w:lang w:eastAsia="es-CO"/>
             </w:rPr>
           </w:pPr>
-          <w:hyperlink w:anchor="_Toc235782144" w:history="1">
+          <w:hyperlink w:anchor="_Toc238025654" w:history="1">
             <w:r>
               <w:rPr>
                 <w:rStyle w:val="Hipervnculo"/>
@@ -2387,7 +2387,7 @@
                 <w:noProof/>
                 <w:webHidden/>
               </w:rPr>
-              <w:instrText xml:space="preserve"> PAGEREF _Toc235782144 \h </w:instrText>
+              <w:instrText xml:space="preserve"> PAGEREF _Toc238025654 \h </w:instrText>
             </w:r>
             <w:r>
               <w:rPr>
@@ -2432,7 +2432,7 @@
               <w:lang w:eastAsia="es-CO"/>
             </w:rPr>
           </w:pPr>
-          <w:hyperlink w:anchor="_Toc235782145" w:history="1">
+          <w:hyperlink w:anchor="_Toc238025655" w:history="1">
             <w:r>
               <w:rPr>
                 <w:rStyle w:val="Hipervnculo"/>
@@ -2459,7 +2459,7 @@
                 <w:noProof/>
                 <w:webHidden/>
               </w:rPr>
-              <w:instrText xml:space="preserve"> PAGEREF _Toc235782145 \h </w:instrText>
+              <w:instrText xml:space="preserve"> PAGEREF _Toc238025655 \h </w:instrText>
             </w:r>
             <w:r>
               <w:rPr>
@@ -2504,7 +2504,7 @@
               <w:lang w:eastAsia="es-CO"/>
             </w:rPr>
           </w:pPr>
-          <w:hyperlink w:anchor="_Toc235782146" w:history="1">
+          <w:hyperlink w:anchor="_Toc238025656" w:history="1">
             <w:r>
               <w:rPr>
                 <w:rStyle w:val="Hipervnculo"/>
@@ -2531,7 +2531,7 @@
                 <w:noProof/>
                 <w:webHidden/>
               </w:rPr>
-              <w:instrText xml:space="preserve"> PAGEREF _Toc235782146 \h </w:instrText>
+              <w:instrText xml:space="preserve"> PAGEREF _Toc238025656 \h </w:instrText>
             </w:r>
             <w:r>
               <w:rPr>
@@ -2576,7 +2576,7 @@
               <w:lang w:eastAsia="es-CO"/>
             </w:rPr>
           </w:pPr>
-          <w:hyperlink w:anchor="_Toc235782147" w:history="1">
+          <w:hyperlink w:anchor="_Toc238025657" w:history="1">
             <w:r>
               <w:rPr>
                 <w:rStyle w:val="Hipervnculo"/>
@@ -2603,7 +2603,7 @@
                 <w:noProof/>
                 <w:webHidden/>
               </w:rPr>
-              <w:instrText xml:space="preserve"> PAGEREF _Toc235782147 \h </w:instrText>
+              <w:instrText xml:space="preserve"> PAGEREF _Toc238025657 \h </w:instrText>
             </w:r>
             <w:r>
               <w:rPr>
@@ -2648,7 +2648,7 @@
               <w:lang w:eastAsia="es-CO"/>
             </w:rPr>
           </w:pPr>
-          <w:hyperlink w:anchor="_Toc235782148" w:history="1">
+          <w:hyperlink w:anchor="_Toc238025658" w:history="1">
             <w:r>
               <w:rPr>
                 <w:rStyle w:val="Hipervnculo"/>
@@ -2675,7 +2675,7 @@
                 <w:noProof/>
                 <w:webHidden/>
               </w:rPr>
-              <w:instrText xml:space="preserve"> PAGEREF _Toc235782148 \h </w:instrText>
+              <w:instrText xml:space="preserve"> PAGEREF _Toc238025658 \h </w:instrText>
             </w:r>
             <w:r>
               <w:rPr>
@@ -2720,7 +2720,7 @@
               <w:lang w:eastAsia="es-CO"/>
             </w:rPr>
           </w:pPr>
-          <w:hyperlink w:anchor="_Toc235782149" w:history="1">
+          <w:hyperlink w:anchor="_Toc238025659" w:history="1">
             <w:r>
               <w:rPr>
                 <w:rStyle w:val="Hipervnculo"/>
@@ -2747,7 +2747,7 @@
                 <w:noProof/>
                 <w:webHidden/>
               </w:rPr>
-              <w:instrText xml:space="preserve"> PAGEREF _Toc235782149 \h </w:instrText>
+              <w:instrText xml:space="preserve"> PAGEREF _Toc238025659 \h </w:instrText>
             </w:r>
             <w:r>
               <w:rPr>
@@ -2792,7 +2792,7 @@
               <w:lang w:eastAsia="es-CO"/>
             </w:rPr>
           </w:pPr>
-          <w:hyperlink w:anchor="_Toc235782150" w:history="1">
+          <w:hyperlink w:anchor="_Toc238025660" w:history="1">
             <w:r>
               <w:rPr>
                 <w:rStyle w:val="Hipervnculo"/>
@@ -2819,7 +2819,7 @@
                 <w:noProof/>
                 <w:webHidden/>
               </w:rPr>
-              <w:instrText xml:space="preserve"> PAGEREF _Toc235782150 \h </w:instrText>
+              <w:instrText xml:space="preserve"> PAGEREF _Toc238025660 \h </w:instrText>
             </w:r>
             <w:r>
               <w:rPr>
@@ -2864,7 +2864,7 @@
               <w:lang w:eastAsia="es-CO"/>
             </w:rPr>
           </w:pPr>
-          <w:hyperlink w:anchor="_Toc235782151" w:history="1">
+          <w:hyperlink w:anchor="_Toc238025661" w:history="1">
             <w:r>
               <w:rPr>
                 <w:rStyle w:val="Hipervnculo"/>
@@ -2891,7 +2891,7 @@
                 <w:noProof/>
                 <w:webHidden/>
               </w:rPr>
-              <w:instrText xml:space="preserve"> PAGEREF _Toc235782151 \h </w:instrText>
+              <w:instrText xml:space="preserve"> PAGEREF _Toc238025661 \h </w:instrText>
             </w:r>
             <w:r>
               <w:rPr>
@@ -2936,7 +2936,7 @@
               <w:lang w:eastAsia="es-CO"/>
             </w:rPr>
           </w:pPr>
-          <w:hyperlink w:anchor="_Toc235782152" w:history="1">
+          <w:hyperlink w:anchor="_Toc238025662" w:history="1">
             <w:r>
               <w:rPr>
                 <w:rStyle w:val="Hipervnculo"/>
@@ -2963,7 +2963,7 @@
                 <w:noProof/>
                 <w:webHidden/>
               </w:rPr>
-              <w:instrText xml:space="preserve"> PAGEREF _Toc235782152 \h </w:instrText>
+              <w:instrText xml:space="preserve"> PAGEREF _Toc238025662 \h </w:instrText>
             </w:r>
             <w:r>
               <w:rPr>
@@ -3008,7 +3008,7 @@
               <w:lang w:eastAsia="es-CO"/>
             </w:rPr>
           </w:pPr>
-          <w:hyperlink w:anchor="_Toc235782153" w:history="1">
+          <w:hyperlink w:anchor="_Toc238025663" w:history="1">
             <w:r>
               <w:rPr>
                 <w:rStyle w:val="Hipervnculo"/>
@@ -3035,7 +3035,7 @@
                 <w:noProof/>
                 <w:webHidden/>
               </w:rPr>
-              <w:instrText xml:space="preserve"> PAGEREF _Toc235782153 \h </w:instrText>
+              <w:instrText xml:space="preserve"> PAGEREF _Toc238025663 \h </w:instrText>
             </w:r>
             <w:r>
               <w:rPr>
@@ -3080,7 +3080,7 @@
               <w:lang w:eastAsia="es-CO"/>
             </w:rPr>
           </w:pPr>
-          <w:hyperlink w:anchor="_Toc235782154" w:history="1">
+          <w:hyperlink w:anchor="_Toc238025664" w:history="1">
             <w:r>
               <w:rPr>
                 <w:rStyle w:val="Hipervnculo"/>
@@ -3107,7 +3107,7 @@
                 <w:noProof/>
                 <w:webHidden/>
               </w:rPr>
-              <w:instrText xml:space="preserve"> PAGEREF _Toc235782154 \h </w:instrText>
+              <w:instrText xml:space="preserve"> PAGEREF _Toc238025664 \h </w:instrText>
             </w:r>
             <w:r>
               <w:rPr>
@@ -3152,7 +3152,7 @@
               <w:lang w:eastAsia="es-CO"/>
             </w:rPr>
           </w:pPr>
-          <w:hyperlink w:anchor="_Toc235782155" w:history="1">
+          <w:hyperlink w:anchor="_Toc238025665" w:history="1">
             <w:r>
               <w:rPr>
                 <w:rStyle w:val="Hipervnculo"/>
@@ -3179,7 +3179,7 @@
                 <w:noProof/>
                 <w:webHidden/>
               </w:rPr>
-              <w:instrText xml:space="preserve"> PAGEREF _Toc235782155 \h </w:instrText>
+              <w:instrText xml:space="preserve"> PAGEREF _Toc238025665 \h </w:instrText>
             </w:r>
             <w:r>
               <w:rPr>
@@ -3224,7 +3224,7 @@
               <w:lang w:eastAsia="es-CO"/>
             </w:rPr>
           </w:pPr>
-          <w:hyperlink w:anchor="_Toc235782156" w:history="1">
+          <w:hyperlink w:anchor="_Toc238025666" w:history="1">
             <w:r>
               <w:rPr>
                 <w:rStyle w:val="Hipervnculo"/>
@@ -3251,7 +3251,7 @@
                 <w:noProof/>
                 <w:webHidden/>
               </w:rPr>
-              <w:instrText xml:space="preserve"> PAGEREF _Toc235782156 \h </w:instrText>
+              <w:instrText xml:space="preserve"> PAGEREF _Toc238025666 \h </w:instrText>
             </w:r>
             <w:r>
               <w:rPr>
@@ -3296,7 +3296,7 @@
               <w:lang w:eastAsia="es-CO"/>
             </w:rPr>
           </w:pPr>
-          <w:hyperlink w:anchor="_Toc235782157" w:history="1">
+          <w:hyperlink w:anchor="_Toc238025667" w:history="1">
             <w:r>
               <w:rPr>
                 <w:rStyle w:val="Hipervnculo"/>
@@ -3323,7 +3323,7 @@
                 <w:noProof/>
                 <w:webHidden/>
               </w:rPr>
-              <w:instrText xml:space="preserve"> PAGEREF _Toc235782157 \h </w:instrText>
+              <w:instrText xml:space="preserve"> PAGEREF _Toc238025667 \h </w:instrText>
             </w:r>
             <w:r>
               <w:rPr>
@@ -3368,7 +3368,7 @@
               <w:lang w:eastAsia="es-CO"/>
             </w:rPr>
           </w:pPr>
-          <w:hyperlink w:anchor="_Toc235782158" w:history="1">
+          <w:hyperlink w:anchor="_Toc238025668" w:history="1">
             <w:r>
               <w:rPr>
                 <w:rStyle w:val="Hipervnculo"/>
@@ -3395,7 +3395,7 @@
                 <w:noProof/>
                 <w:webHidden/>
               </w:rPr>
-              <w:instrText xml:space="preserve"> PAGEREF _Toc235782158 \h </w:instrText>
+              <w:instrText xml:space="preserve"> PAGEREF _Toc238025668 \h </w:instrText>
             </w:r>
             <w:r>
               <w:rPr>
@@ -3440,7 +3440,7 @@
               <w:lang w:eastAsia="es-CO"/>
             </w:rPr>
           </w:pPr>
-          <w:hyperlink w:anchor="_Toc235782159" w:history="1">
+          <w:hyperlink w:anchor="_Toc238025669" w:history="1">
             <w:r>
               <w:rPr>
                 <w:rStyle w:val="Hipervnculo"/>
@@ -3467,7 +3467,7 @@
                 <w:noProof/>
                 <w:webHidden/>
               </w:rPr>
-              <w:instrText xml:space="preserve"> PAGEREF _Toc235782159 \h </w:instrText>
+              <w:instrText xml:space="preserve"> PAGEREF _Toc238025669 \h </w:instrText>
             </w:r>
             <w:r>
               <w:rPr>
@@ -3512,7 +3512,7 @@
               <w:lang w:eastAsia="es-CO"/>
             </w:rPr>
           </w:pPr>
-          <w:hyperlink w:anchor="_Toc235782160" w:history="1">
+          <w:hyperlink w:anchor="_Toc238025670" w:history="1">
             <w:r>
               <w:rPr>
                 <w:rStyle w:val="Hipervnculo"/>
@@ -3539,7 +3539,7 @@
                 <w:noProof/>
                 <w:webHidden/>
               </w:rPr>
-              <w:instrText xml:space="preserve"> PAGEREF _Toc235782160 \h </w:instrText>
+              <w:instrText xml:space="preserve"> PAGEREF _Toc238025670 \h </w:instrText>
             </w:r>
             <w:r>
               <w:rPr>
@@ -3584,7 +3584,7 @@
               <w:lang w:eastAsia="es-CO"/>
             </w:rPr>
           </w:pPr>
-          <w:hyperlink w:anchor="_Toc235782161" w:history="1">
+          <w:hyperlink w:anchor="_Toc238025671" w:history="1">
             <w:r>
               <w:rPr>
                 <w:rStyle w:val="Hipervnculo"/>
@@ -3611,7 +3611,7 @@
                 <w:noProof/>
                 <w:webHidden/>
               </w:rPr>
-              <w:instrText xml:space="preserve"> PAGEREF _Toc235782161 \h </w:instrText>
+              <w:instrText xml:space="preserve"> PAGEREF _Toc238025671 \h </w:instrText>
             </w:r>
             <w:r>
               <w:rPr>
@@ -3656,7 +3656,7 @@
               <w:lang w:eastAsia="es-CO"/>
             </w:rPr>
           </w:pPr>
-          <w:hyperlink w:anchor="_Toc235782162" w:history="1">
+          <w:hyperlink w:anchor="_Toc238025672" w:history="1">
             <w:r>
               <w:rPr>
                 <w:rStyle w:val="Hipervnculo"/>
@@ -3683,7 +3683,7 @@
                 <w:noProof/>
                 <w:webHidden/>
               </w:rPr>
-              <w:instrText xml:space="preserve"> PAGEREF _Toc235782162 \h </w:instrText>
+              <w:instrText xml:space="preserve"> PAGEREF _Toc238025672 \h </w:instrText>
             </w:r>
             <w:r>
               <w:rPr>
@@ -3728,7 +3728,7 @@
               <w:lang w:eastAsia="es-CO"/>
             </w:rPr>
           </w:pPr>
-          <w:hyperlink w:anchor="_Toc235782163" w:history="1">
+          <w:hyperlink w:anchor="_Toc238025673" w:history="1">
             <w:r>
               <w:rPr>
                 <w:rStyle w:val="Hipervnculo"/>
@@ -3755,7 +3755,7 @@
                 <w:noProof/>
                 <w:webHidden/>
               </w:rPr>
-              <w:instrText xml:space="preserve"> PAGEREF _Toc235782163 \h </w:instrText>
+              <w:instrText xml:space="preserve"> PAGEREF _Toc238025673 \h </w:instrText>
             </w:r>
             <w:r>
               <w:rPr>
@@ -3800,7 +3800,7 @@
               <w:lang w:eastAsia="es-CO"/>
             </w:rPr>
           </w:pPr>
-          <w:hyperlink w:anchor="_Toc235782164" w:history="1">
+          <w:hyperlink w:anchor="_Toc238025674" w:history="1">
             <w:r>
               <w:rPr>
                 <w:rStyle w:val="Hipervnculo"/>
@@ -3827,7 +3827,7 @@
                 <w:noProof/>
                 <w:webHidden/>
               </w:rPr>
-              <w:instrText xml:space="preserve"> PAGEREF _Toc235782164 \h </w:instrText>
+              <w:instrText xml:space="preserve"> PAGEREF _Toc238025674 \h </w:instrText>
             </w:r>
             <w:r>
               <w:rPr>
@@ -3872,7 +3872,7 @@
               <w:lang w:eastAsia="es-CO"/>
             </w:rPr>
           </w:pPr>
-          <w:hyperlink w:anchor="_Toc235782165" w:history="1">
+          <w:hyperlink w:anchor="_Toc238025675" w:history="1">
             <w:r>
               <w:rPr>
                 <w:rStyle w:val="Hipervnculo"/>
@@ -3899,7 +3899,7 @@
                 <w:noProof/>
                 <w:webHidden/>
               </w:rPr>
-              <w:instrText xml:space="preserve"> PAGEREF _Toc235782165 \h </w:instrText>
+              <w:instrText xml:space="preserve"> PAGEREF _Toc238025675 \h </w:instrText>
             </w:r>
             <w:r>
               <w:rPr>
@@ -3944,7 +3944,7 @@
               <w:lang w:eastAsia="es-CO"/>
             </w:rPr>
           </w:pPr>
-          <w:hyperlink w:anchor="_Toc235782166" w:history="1">
+          <w:hyperlink w:anchor="_Toc238025676" w:history="1">
             <w:r>
               <w:rPr>
                 <w:rStyle w:val="Hipervnculo"/>
@@ -3971,7 +3971,7 @@
                 <w:noProof/>
                 <w:webHidden/>
               </w:rPr>
-              <w:instrText xml:space="preserve"> PAGEREF _Toc235782166 \h </w:instrText>
+              <w:instrText xml:space="preserve"> PAGEREF _Toc238025676 \h </w:instrText>
             </w:r>
             <w:r>
               <w:rPr>
@@ -4016,7 +4016,7 @@
               <w:lang w:eastAsia="es-CO"/>
             </w:rPr>
           </w:pPr>
-          <w:hyperlink w:anchor="_Toc235782167" w:history="1">
+          <w:hyperlink w:anchor="_Toc238025677" w:history="1">
             <w:r>
               <w:rPr>
                 <w:rStyle w:val="Hipervnculo"/>
@@ -4043,7 +4043,7 @@
                 <w:noProof/>
                 <w:webHidden/>
               </w:rPr>
-              <w:instrText xml:space="preserve"> PAGEREF _Toc235782167 \h </w:instrText>
+              <w:instrText xml:space="preserve"> PAGEREF _Toc238025677 \h </w:instrText>
             </w:r>
             <w:r>
               <w:rPr>
@@ -4088,7 +4088,7 @@
               <w:lang w:eastAsia="es-CO"/>
             </w:rPr>
           </w:pPr>
-          <w:hyperlink w:anchor="_Toc235782168" w:history="1">
+          <w:hyperlink w:anchor="_Toc238025678" w:history="1">
             <w:r>
               <w:rPr>
                 <w:rStyle w:val="Hipervnculo"/>
@@ -4115,7 +4115,7 @@
                 <w:noProof/>
                 <w:webHidden/>
               </w:rPr>
-              <w:instrText xml:space="preserve"> PAGEREF _Toc235782168 \h </w:instrText>
+              <w:instrText xml:space="preserve"> PAGEREF _Toc238025678 \h </w:instrText>
             </w:r>
             <w:r>
               <w:rPr>
@@ -4163,7 +4163,7 @@
       <w:pPr>
         <w:pStyle w:val="Titulosgenerales"/>
       </w:pPr>
-      <w:bookmarkStart w:id="0" w:name="_Toc235782119"/>
+      <w:bookmarkStart w:id="0" w:name="_Toc238025629"/>
       <w:r>
         <w:lastRenderedPageBreak/>
         <w:t>Introducción</w:t>
@@ -4202,7 +4202,7 @@
       <w:pPr>
         <w:pStyle w:val="Ttulo1"/>
       </w:pPr>
-      <w:bookmarkStart w:id="1" w:name="_Toc235782120"/>
+      <w:bookmarkStart w:id="1" w:name="_Toc238025630"/>
       <w:r>
         <w:lastRenderedPageBreak/>
         <w:t>Proyectos comunitarios agropecuarios</w:t>
@@ -4218,7 +4218,7 @@
       <w:pPr>
         <w:pStyle w:val="Ttulo2"/>
       </w:pPr>
-      <w:bookmarkStart w:id="2" w:name="_Toc235782121"/>
+      <w:bookmarkStart w:id="2" w:name="_Toc238025631"/>
       <w:r>
         <w:t>Concepto, tipos y alcance</w:t>
       </w:r>
@@ -4974,7 +4974,7 @@
       <w:pPr>
         <w:pStyle w:val="Ttulo2"/>
       </w:pPr>
-      <w:bookmarkStart w:id="3" w:name="_Toc235782122"/>
+      <w:bookmarkStart w:id="3" w:name="_Toc238025632"/>
       <w:r>
         <w:t>Metodologías para la formulación y estructuración de proyectos</w:t>
       </w:r>
@@ -5136,7 +5136,7 @@
       <w:pPr>
         <w:pStyle w:val="Ttulo2"/>
       </w:pPr>
-      <w:bookmarkStart w:id="4" w:name="_Toc235782123"/>
+      <w:bookmarkStart w:id="4" w:name="_Toc238025633"/>
       <w:r>
         <w:t>Actores, participación comunitaria y gestión del proyecto</w:t>
       </w:r>
@@ -5896,7 +5896,7 @@
       <w:pPr>
         <w:pStyle w:val="Ttulo2"/>
       </w:pPr>
-      <w:bookmarkStart w:id="5" w:name="_Toc235782124"/>
+      <w:bookmarkStart w:id="5" w:name="_Toc238025634"/>
       <w:r>
         <w:t>Técnicas de monitoreo, evaluación y ajuste</w:t>
       </w:r>
@@ -6330,7 +6330,7 @@
       <w:pPr>
         <w:pStyle w:val="Ttulo2"/>
       </w:pPr>
-      <w:bookmarkStart w:id="6" w:name="_Toc235782125"/>
+      <w:bookmarkStart w:id="6" w:name="_Toc238025635"/>
       <w:r>
         <w:t>Indicadores, presupuesto y cronograma</w:t>
       </w:r>
@@ -7460,9 +7460,9 @@
       <w:pPr>
         <w:pStyle w:val="Ttulo2"/>
       </w:pPr>
-      <w:bookmarkStart w:id="7" w:name="_Toc235782126"/>
-      <w:r>
-        <w:t>Gestión de recursos, proveedores y de financiación</w:t>
+      <w:bookmarkStart w:id="7" w:name="_Toc238025636"/>
+      <w:r>
+        <w:t>Gestión de recursos, proveedores y gestión de financiación</w:t>
       </w:r>
       <w:bookmarkEnd w:id="7"/>
     </w:p>
@@ -8830,7 +8830,7 @@
       <w:pPr>
         <w:pStyle w:val="Ttulo2"/>
       </w:pPr>
-      <w:bookmarkStart w:id="8" w:name="_Toc235782127"/>
+      <w:bookmarkStart w:id="8" w:name="_Toc238025637"/>
       <w:r>
         <w:t>Normatividad aplicable</w:t>
       </w:r>
@@ -9429,7 +9429,7 @@
       <w:pPr>
         <w:pStyle w:val="Ttulo1"/>
       </w:pPr>
-      <w:bookmarkStart w:id="9" w:name="_Toc235782128"/>
+      <w:bookmarkStart w:id="9" w:name="_Toc238025638"/>
       <w:r>
         <w:lastRenderedPageBreak/>
         <w:t>Comunidad campesina</w:t>
@@ -9455,7 +9455,7 @@
       <w:pPr>
         <w:pStyle w:val="Ttulo2"/>
       </w:pPr>
-      <w:bookmarkStart w:id="10" w:name="_Toc235782129"/>
+      <w:bookmarkStart w:id="10" w:name="_Toc238025639"/>
       <w:r>
         <w:t>Concepto</w:t>
       </w:r>
@@ -9489,7 +9489,7 @@
       <w:pPr>
         <w:pStyle w:val="Ttulo2"/>
       </w:pPr>
-      <w:bookmarkStart w:id="11" w:name="_Toc235782130"/>
+      <w:bookmarkStart w:id="11" w:name="_Toc238025640"/>
       <w:r>
         <w:t>Características socioculturales de la comunidad campesina</w:t>
       </w:r>
@@ -9662,7 +9662,7 @@
       <w:pPr>
         <w:pStyle w:val="Ttulo2"/>
       </w:pPr>
-      <w:bookmarkStart w:id="12" w:name="_Toc235782131"/>
+      <w:bookmarkStart w:id="12" w:name="_Toc238025641"/>
       <w:r>
         <w:lastRenderedPageBreak/>
         <w:t>Contexto político</w:t>
@@ -9756,7 +9756,7 @@
       <w:pPr>
         <w:pStyle w:val="Ttulo2"/>
       </w:pPr>
-      <w:bookmarkStart w:id="13" w:name="_Toc235782132"/>
+      <w:bookmarkStart w:id="13" w:name="_Toc238025642"/>
       <w:r>
         <w:lastRenderedPageBreak/>
         <w:t>Actividades económicas</w:t>
@@ -10175,7 +10175,7 @@
       <w:pPr>
         <w:pStyle w:val="Ttulo2"/>
       </w:pPr>
-      <w:bookmarkStart w:id="14" w:name="_Toc235782133"/>
+      <w:bookmarkStart w:id="14" w:name="_Toc238025643"/>
       <w:r>
         <w:t>Dimensión ambiental</w:t>
       </w:r>
@@ -10489,7 +10489,7 @@
       <w:pPr>
         <w:pStyle w:val="Ttulo2"/>
       </w:pPr>
-      <w:bookmarkStart w:id="15" w:name="_Toc235782134"/>
+      <w:bookmarkStart w:id="15" w:name="_Toc238025644"/>
       <w:r>
         <w:lastRenderedPageBreak/>
         <w:t>Interacciones con entidades públicas y privadas</w:t>
@@ -10764,7 +10764,7 @@
       <w:pPr>
         <w:pStyle w:val="Ttulo1"/>
       </w:pPr>
-      <w:bookmarkStart w:id="16" w:name="_Toc235782135"/>
+      <w:bookmarkStart w:id="16" w:name="_Toc238025645"/>
       <w:r>
         <w:lastRenderedPageBreak/>
         <w:t>Organizaciones comunitarias</w:t>
@@ -10790,7 +10790,7 @@
       <w:pPr>
         <w:pStyle w:val="Ttulo2"/>
       </w:pPr>
-      <w:bookmarkStart w:id="17" w:name="_Toc235782136"/>
+      <w:bookmarkStart w:id="17" w:name="_Toc238025646"/>
       <w:r>
         <w:t>Concepto</w:t>
       </w:r>
@@ -10882,7 +10882,7 @@
       <w:pPr>
         <w:pStyle w:val="Ttulo2"/>
       </w:pPr>
-      <w:bookmarkStart w:id="18" w:name="_Toc235782137"/>
+      <w:bookmarkStart w:id="18" w:name="_Toc238025647"/>
       <w:r>
         <w:t>Tipos de organizaciones comunitarias</w:t>
       </w:r>
@@ -10999,7 +10999,7 @@
       <w:pPr>
         <w:pStyle w:val="Ttulo2"/>
       </w:pPr>
-      <w:bookmarkStart w:id="19" w:name="_Toc235782138"/>
+      <w:bookmarkStart w:id="19" w:name="_Toc238025648"/>
       <w:r>
         <w:t>Características</w:t>
       </w:r>
@@ -11442,7 +11442,7 @@
       <w:pPr>
         <w:pStyle w:val="Ttulo2"/>
       </w:pPr>
-      <w:bookmarkStart w:id="20" w:name="_Toc235782139"/>
+      <w:bookmarkStart w:id="20" w:name="_Toc238025649"/>
       <w:r>
         <w:lastRenderedPageBreak/>
         <w:t>Estructura organizativa</w:t>
@@ -11734,7 +11734,7 @@
       <w:pPr>
         <w:pStyle w:val="Ttulo2"/>
       </w:pPr>
-      <w:bookmarkStart w:id="21" w:name="_Toc235782140"/>
+      <w:bookmarkStart w:id="21" w:name="_Toc238025650"/>
       <w:r>
         <w:t>Roles de los integrantes</w:t>
       </w:r>
@@ -12035,7 +12035,7 @@
       <w:pPr>
         <w:pStyle w:val="Ttulo1"/>
       </w:pPr>
-      <w:bookmarkStart w:id="22" w:name="_Toc235782141"/>
+      <w:bookmarkStart w:id="22" w:name="_Toc238025651"/>
       <w:r>
         <w:lastRenderedPageBreak/>
         <w:t>Grupos étnicos</w:t>
@@ -12061,7 +12061,7 @@
       <w:pPr>
         <w:pStyle w:val="Ttulo2"/>
       </w:pPr>
-      <w:bookmarkStart w:id="23" w:name="_Toc235782142"/>
+      <w:bookmarkStart w:id="23" w:name="_Toc238025652"/>
       <w:r>
         <w:t>Concepto</w:t>
       </w:r>
@@ -12088,7 +12088,7 @@
       <w:pPr>
         <w:pStyle w:val="Ttulo2"/>
       </w:pPr>
-      <w:bookmarkStart w:id="24" w:name="_Toc235782143"/>
+      <w:bookmarkStart w:id="24" w:name="_Toc238025653"/>
       <w:r>
         <w:t>Tipos</w:t>
       </w:r>
@@ -12237,7 +12237,7 @@
       <w:pPr>
         <w:pStyle w:val="Ttulo2"/>
       </w:pPr>
-      <w:bookmarkStart w:id="25" w:name="_Toc235782144"/>
+      <w:bookmarkStart w:id="25" w:name="_Toc238025654"/>
       <w:r>
         <w:t>Características</w:t>
       </w:r>
@@ -12674,7 +12674,7 @@
       <w:pPr>
         <w:pStyle w:val="Ttulo2"/>
       </w:pPr>
-      <w:bookmarkStart w:id="26" w:name="_Toc235782145"/>
+      <w:bookmarkStart w:id="26" w:name="_Toc238025655"/>
       <w:r>
         <w:lastRenderedPageBreak/>
         <w:t>Dimensiones socioculturales</w:t>
@@ -12828,7 +12828,7 @@
       <w:pPr>
         <w:pStyle w:val="Ttulo2"/>
       </w:pPr>
-      <w:bookmarkStart w:id="27" w:name="_Toc235782146"/>
+      <w:bookmarkStart w:id="27" w:name="_Toc238025656"/>
       <w:r>
         <w:t>Normativa nacional e internacional</w:t>
       </w:r>
@@ -13287,7 +13287,7 @@
       <w:pPr>
         <w:pStyle w:val="Ttulo1"/>
       </w:pPr>
-      <w:bookmarkStart w:id="28" w:name="_Toc235782147"/>
+      <w:bookmarkStart w:id="28" w:name="_Toc238025657"/>
       <w:r>
         <w:lastRenderedPageBreak/>
         <w:t>Fuentes de información</w:t>
@@ -13313,7 +13313,7 @@
       <w:pPr>
         <w:pStyle w:val="Ttulo2"/>
       </w:pPr>
-      <w:bookmarkStart w:id="29" w:name="_Toc235782148"/>
+      <w:bookmarkStart w:id="29" w:name="_Toc238025658"/>
       <w:r>
         <w:t>Concepto</w:t>
       </w:r>
@@ -13411,7 +13411,7 @@
       <w:pPr>
         <w:pStyle w:val="Ttulo2"/>
       </w:pPr>
-      <w:bookmarkStart w:id="30" w:name="_Toc235782149"/>
+      <w:bookmarkStart w:id="30" w:name="_Toc238025659"/>
       <w:r>
         <w:t>Tipos</w:t>
       </w:r>
@@ -13638,7 +13638,7 @@
       <w:pPr>
         <w:pStyle w:val="Ttulo2"/>
       </w:pPr>
-      <w:bookmarkStart w:id="31" w:name="_Toc235782150"/>
+      <w:bookmarkStart w:id="31" w:name="_Toc238025660"/>
       <w:r>
         <w:t>Métodos de consulta</w:t>
       </w:r>
@@ -13783,7 +13783,7 @@
       <w:pPr>
         <w:pStyle w:val="Ttulo1"/>
       </w:pPr>
-      <w:bookmarkStart w:id="32" w:name="_Toc235782151"/>
+      <w:bookmarkStart w:id="32" w:name="_Toc238025661"/>
       <w:r>
         <w:lastRenderedPageBreak/>
         <w:t>Plan de acción</w:t>
@@ -13799,7 +13799,7 @@
       <w:pPr>
         <w:pStyle w:val="Ttulo2"/>
       </w:pPr>
-      <w:bookmarkStart w:id="33" w:name="_Toc235782152"/>
+      <w:bookmarkStart w:id="33" w:name="_Toc238025662"/>
       <w:r>
         <w:t>Concepto</w:t>
       </w:r>
@@ -13824,7 +13824,7 @@
       <w:pPr>
         <w:pStyle w:val="Ttulo2"/>
       </w:pPr>
-      <w:bookmarkStart w:id="34" w:name="_Toc235782153"/>
+      <w:bookmarkStart w:id="34" w:name="_Toc238025663"/>
       <w:r>
         <w:lastRenderedPageBreak/>
         <w:t>Tipos e importancia</w:t>
@@ -13937,7 +13937,7 @@
       <w:pPr>
         <w:pStyle w:val="Ttulo2"/>
       </w:pPr>
-      <w:bookmarkStart w:id="35" w:name="_Toc235782154"/>
+      <w:bookmarkStart w:id="35" w:name="_Toc238025664"/>
       <w:r>
         <w:lastRenderedPageBreak/>
         <w:t>Características del plan de acción</w:t>
@@ -14341,7 +14341,7 @@
       <w:pPr>
         <w:pStyle w:val="Ttulo2"/>
       </w:pPr>
-      <w:bookmarkStart w:id="36" w:name="_Toc235782155"/>
+      <w:bookmarkStart w:id="36" w:name="_Toc238025665"/>
       <w:r>
         <w:t>Aplicación del plan de acción</w:t>
       </w:r>
@@ -14488,7 +14488,7 @@
       <w:pPr>
         <w:pStyle w:val="Ttulo1"/>
       </w:pPr>
-      <w:bookmarkStart w:id="37" w:name="_Toc235782156"/>
+      <w:bookmarkStart w:id="37" w:name="_Toc238025666"/>
       <w:r>
         <w:lastRenderedPageBreak/>
         <w:t>Gestión ambiental</w:t>
@@ -14512,7 +14512,7 @@
       <w:pPr>
         <w:pStyle w:val="Ttulo2"/>
       </w:pPr>
-      <w:bookmarkStart w:id="38" w:name="_Toc235782157"/>
+      <w:bookmarkStart w:id="38" w:name="_Toc238025667"/>
       <w:r>
         <w:t>Concepto</w:t>
       </w:r>
@@ -14527,7 +14527,7 @@
       <w:pPr>
         <w:pStyle w:val="Ttulo2"/>
       </w:pPr>
-      <w:bookmarkStart w:id="39" w:name="_Toc235782158"/>
+      <w:bookmarkStart w:id="39" w:name="_Toc238025668"/>
       <w:r>
         <w:lastRenderedPageBreak/>
         <w:t>Tipos de requerimientos ambientales</w:t>
@@ -14661,7 +14661,7 @@
       <w:pPr>
         <w:pStyle w:val="Ttulo2"/>
       </w:pPr>
-      <w:bookmarkStart w:id="40" w:name="_Toc235782159"/>
+      <w:bookmarkStart w:id="40" w:name="_Toc238025669"/>
       <w:r>
         <w:t>Características de la gestión ambiental rural</w:t>
       </w:r>
@@ -14758,7 +14758,7 @@
       <w:pPr>
         <w:pStyle w:val="Ttulo2"/>
       </w:pPr>
-      <w:bookmarkStart w:id="41" w:name="_Toc235782160"/>
+      <w:bookmarkStart w:id="41" w:name="_Toc238025670"/>
       <w:r>
         <w:t>Normativa ambiental</w:t>
       </w:r>
@@ -14943,7 +14943,7 @@
       <w:pPr>
         <w:pStyle w:val="Ttulo2"/>
       </w:pPr>
-      <w:bookmarkStart w:id="42" w:name="_Toc235782161"/>
+      <w:bookmarkStart w:id="42" w:name="_Toc238025671"/>
       <w:r>
         <w:t>Gestión del recurso hídrico</w:t>
       </w:r>
@@ -15029,7 +15029,7 @@
       <w:pPr>
         <w:pStyle w:val="Ttulo2"/>
       </w:pPr>
-      <w:bookmarkStart w:id="43" w:name="_Toc235782162"/>
+      <w:bookmarkStart w:id="43" w:name="_Toc238025672"/>
       <w:r>
         <w:t>Técnicas de manejo y disposición de residuos</w:t>
       </w:r>
@@ -15184,7 +15184,7 @@
       <w:pPr>
         <w:pStyle w:val="Ttulo2"/>
       </w:pPr>
-      <w:bookmarkStart w:id="44" w:name="_Toc235782163"/>
+      <w:bookmarkStart w:id="44" w:name="_Toc238025673"/>
       <w:r>
         <w:lastRenderedPageBreak/>
         <w:t>Criterios de reducción de emisiones de gases</w:t>
@@ -15545,7 +15545,7 @@
       <w:pPr>
         <w:pStyle w:val="Ttulo2"/>
       </w:pPr>
-      <w:bookmarkStart w:id="45" w:name="_Toc235782164"/>
+      <w:bookmarkStart w:id="45" w:name="_Toc238025674"/>
       <w:r>
         <w:t>Sostenibilidad ambiental</w:t>
       </w:r>
@@ -16375,7 +16375,7 @@
           <w:u w:val="single"/>
         </w:rPr>
       </w:pPr>
-      <w:bookmarkStart w:id="46" w:name="_Toc235782165"/>
+      <w:bookmarkStart w:id="46" w:name="_Toc238025675"/>
       <w:r>
         <w:lastRenderedPageBreak/>
         <w:t>Síntesis</w:t>
@@ -16498,7 +16498,7 @@
       <w:pPr>
         <w:pStyle w:val="Titulosgenerales"/>
       </w:pPr>
-      <w:bookmarkStart w:id="47" w:name="_Toc235782166"/>
+      <w:bookmarkStart w:id="47" w:name="_Toc238025676"/>
       <w:r>
         <w:lastRenderedPageBreak/>
         <w:t>Glosario</w:t>
@@ -16707,7 +16707,7 @@
       <w:pPr>
         <w:pStyle w:val="Titulosgenerales"/>
       </w:pPr>
-      <w:bookmarkStart w:id="48" w:name="_Toc235782167"/>
+      <w:bookmarkStart w:id="48" w:name="_Toc238025677"/>
       <w:r>
         <w:lastRenderedPageBreak/>
         <w:t>Referencias bibliográficas</w:t>
@@ -16854,7 +16854,7 @@
       <w:pPr>
         <w:pStyle w:val="Titulosgenerales"/>
       </w:pPr>
-      <w:bookmarkStart w:id="49" w:name="_Toc235782168"/>
+      <w:bookmarkStart w:id="49" w:name="_Toc238025678"/>
       <w:r>
         <w:lastRenderedPageBreak/>
         <w:t>Créditos</w:t>
@@ -25495,17 +25495,6 @@
 </file>
 
 <file path=customXml/item1.xml><?xml version="1.0" encoding="utf-8"?>
-<p:properties xmlns:p="http://schemas.microsoft.com/office/2006/metadata/properties" xmlns:xsi="http://www.w3.org/2001/XMLSchema-instance" xmlns:pc="http://schemas.microsoft.com/office/infopath/2007/PartnerControls">
-  <documentManagement>
-    <TaxCatchAll xmlns="67a0edcd-0de5-43ed-8c27-e32f38a00c91" xsi:nil="true"/>
-    <lcf76f155ced4ddcb4097134ff3c332f xmlns="42760c81-fd8e-4d59-8953-7cdb9f38b14f">
-      <Terms xmlns="http://schemas.microsoft.com/office/infopath/2007/PartnerControls"/>
-    </lcf76f155ced4ddcb4097134ff3c332f>
-  </documentManagement>
-</p:properties>
-</file>
-
-<file path=customXml/item2.xml><?xml version="1.0" encoding="utf-8"?>
 <ct:contentTypeSchema xmlns:ct="http://schemas.microsoft.com/office/2006/metadata/contentType" xmlns:ma="http://schemas.microsoft.com/office/2006/metadata/properties/metaAttributes" ct:_="" ma:_="" ma:contentTypeName="Documento" ma:contentTypeID="0x01010005252A1EF3BD024F856B47B579AB5244" ma:contentTypeVersion="12" ma:contentTypeDescription="Crear nuevo documento." ma:contentTypeScope="" ma:versionID="32d0e18b85ac20c34eab62df21c0cf58">
   <xsd:schema xmlns:xsd="http://www.w3.org/2001/XMLSchema" xmlns:xs="http://www.w3.org/2001/XMLSchema" xmlns:p="http://schemas.microsoft.com/office/2006/metadata/properties" xmlns:ns2="42760c81-fd8e-4d59-8953-7cdb9f38b14f" xmlns:ns3="67a0edcd-0de5-43ed-8c27-e32f38a00c91" targetNamespace="http://schemas.microsoft.com/office/2006/metadata/properties" ma:root="true" ma:fieldsID="cc2c149e99f10870fd5bc3964e5386d3" ns2:_="" ns3:_="">
     <xsd:import namespace="42760c81-fd8e-4d59-8953-7cdb9f38b14f"/>
@@ -25706,11 +25695,18 @@
 </ct:contentTypeSchema>
 </file>
 
-<file path=customXml/item3.xml><?xml version="1.0" encoding="utf-8"?>
-<b:Sources xmlns:b="http://schemas.openxmlformats.org/officeDocument/2006/bibliography" xmlns="http://schemas.openxmlformats.org/officeDocument/2006/bibliography" SelectedStyle="\APASixthEditionOfficeOnline.xsl" StyleName="APA" Version="6"/>
+<file path=customXml/item2.xml><?xml version="1.0" encoding="utf-8"?>
+<p:properties xmlns:p="http://schemas.microsoft.com/office/2006/metadata/properties" xmlns:xsi="http://www.w3.org/2001/XMLSchema-instance" xmlns:pc="http://schemas.microsoft.com/office/infopath/2007/PartnerControls">
+  <documentManagement>
+    <TaxCatchAll xmlns="67a0edcd-0de5-43ed-8c27-e32f38a00c91" xsi:nil="true"/>
+    <lcf76f155ced4ddcb4097134ff3c332f xmlns="42760c81-fd8e-4d59-8953-7cdb9f38b14f">
+      <Terms xmlns="http://schemas.microsoft.com/office/infopath/2007/PartnerControls"/>
+    </lcf76f155ced4ddcb4097134ff3c332f>
+  </documentManagement>
+</p:properties>
 </file>
 
-<file path=customXml/item4.xml><?xml version="1.0" encoding="utf-8"?>
+<file path=customXml/item3.xml><?xml version="1.0" encoding="utf-8"?>
 <?mso-contentType ?>
 <FormTemplates xmlns="http://schemas.microsoft.com/sharepoint/v3/contenttype/forms">
   <Display>DocumentLibraryForm</Display>
@@ -25719,7 +25715,15 @@
 </FormTemplates>
 </file>
 
+<file path=customXml/item4.xml><?xml version="1.0" encoding="utf-8"?>
+<b:Sources xmlns:b="http://schemas.openxmlformats.org/officeDocument/2006/bibliography" xmlns="http://schemas.openxmlformats.org/officeDocument/2006/bibliography" SelectedStyle="\APASixthEditionOfficeOnline.xsl" StyleName="APA" Version="6"/>
+</file>
+
 <file path=customXml/itemProps1.xml><?xml version="1.0" encoding="utf-8"?>
+<ds:datastoreItem xmlns:ds="http://schemas.openxmlformats.org/officeDocument/2006/customXml" ds:itemID="{D2F0C40B-1679-4DA2-BE52-9EA5B4571A28}"/>
+</file>
+
+<file path=customXml/itemProps2.xml><?xml version="1.0" encoding="utf-8"?>
 <ds:datastoreItem xmlns:ds="http://schemas.openxmlformats.org/officeDocument/2006/customXml" ds:itemID="{1279454D-02BE-4A9C-A117-DCD1573E2608}">
   <ds:schemaRefs>
     <ds:schemaRef ds:uri="http://schemas.microsoft.com/office/2006/metadata/properties"/>
@@ -25730,22 +25734,18 @@
 </ds:datastoreItem>
 </file>
 
-<file path=customXml/itemProps2.xml><?xml version="1.0" encoding="utf-8"?>
-<ds:datastoreItem xmlns:ds="http://schemas.openxmlformats.org/officeDocument/2006/customXml" ds:itemID="{D79EC393-8A89-4703-817D-53546096FCCA}"/>
+<file path=customXml/itemProps3.xml><?xml version="1.0" encoding="utf-8"?>
+<ds:datastoreItem xmlns:ds="http://schemas.openxmlformats.org/officeDocument/2006/customXml" ds:itemID="{10663269-2064-4804-8290-36D4A57F5557}">
+  <ds:schemaRefs>
+    <ds:schemaRef ds:uri="http://schemas.microsoft.com/sharepoint/v3/contenttype/forms"/>
+  </ds:schemaRefs>
+</ds:datastoreItem>
 </file>
 
-<file path=customXml/itemProps3.xml><?xml version="1.0" encoding="utf-8"?>
+<file path=customXml/itemProps4.xml><?xml version="1.0" encoding="utf-8"?>
 <ds:datastoreItem xmlns:ds="http://schemas.openxmlformats.org/officeDocument/2006/customXml" ds:itemID="{EAE431FD-7059-4C09-804B-C9D69EB7B213}">
   <ds:schemaRefs>
     <ds:schemaRef ds:uri="http://schemas.openxmlformats.org/officeDocument/2006/bibliography"/>
   </ds:schemaRefs>
 </ds:datastoreItem>
-</file>
-
-<file path=customXml/itemProps4.xml><?xml version="1.0" encoding="utf-8"?>
-<ds:datastoreItem xmlns:ds="http://schemas.openxmlformats.org/officeDocument/2006/customXml" ds:itemID="{10663269-2064-4804-8290-36D4A57F5557}">
-  <ds:schemaRefs>
-    <ds:schemaRef ds:uri="http://schemas.microsoft.com/sharepoint/v3/contenttype/forms"/>
-  </ds:schemaRefs>
-</ds:datastoreItem>
 </file>